--- a/docs/ИСПУМ — схема потоков данных.docx
+++ b/docs/ИСПУМ — схема потоков данных.docx
@@ -6,13 +6,12 @@
       <w:pPr>
         <w:spacing w:after="40"/>
         <w:rPr>
-          <w:rFonts w:ascii="SF Pro Display" w:hAnsi="SF Pro Display"/>
           <w:lang w:val="ru-RU"/>
         </w:rPr>
       </w:pPr>
       <w:r>
         <w:rPr>
-          <w:rFonts w:ascii="SF Pro Display" w:eastAsia="Arial" w:hAnsi="SF Pro Display"/>
+          <w:rFonts w:ascii="Arial" w:eastAsia="Arial" w:hAnsi="Arial" w:cs="Arial"/>
           <w:color w:val="5A5A5A"/>
           <w:lang w:val="ru-RU"/>
         </w:rPr>
@@ -21,7 +20,7 @@
       <w:proofErr w:type="spellStart"/>
       <w:r>
         <w:rPr>
-          <w:rFonts w:ascii="SF Pro Display" w:eastAsia="Arial" w:hAnsi="SF Pro Display"/>
+          <w:rFonts w:ascii="Arial" w:eastAsia="Arial" w:hAnsi="Arial" w:cs="Arial"/>
           <w:color w:val="5A5A5A"/>
         </w:rPr>
         <w:t>ispum</w:t>
@@ -29,7 +28,7 @@
       <w:proofErr w:type="spellEnd"/>
       <w:r>
         <w:rPr>
-          <w:rFonts w:ascii="SF Pro Display" w:eastAsia="Arial" w:hAnsi="SF Pro Display"/>
+          <w:rFonts w:ascii="Arial" w:eastAsia="Arial" w:hAnsi="Arial" w:cs="Arial"/>
           <w:color w:val="5A5A5A"/>
           <w:lang w:val="ru-RU"/>
         </w:rPr>
@@ -38,7 +37,7 @@
       <w:proofErr w:type="spellStart"/>
       <w:r>
         <w:rPr>
-          <w:rFonts w:ascii="SF Pro Display" w:eastAsia="Arial" w:hAnsi="SF Pro Display"/>
+          <w:rFonts w:ascii="Arial" w:eastAsia="Arial" w:hAnsi="Arial" w:cs="Arial"/>
           <w:color w:val="5A5A5A"/>
         </w:rPr>
         <w:t>ru</w:t>
@@ -49,13 +48,12 @@
       <w:pPr>
         <w:spacing w:after="80"/>
         <w:rPr>
-          <w:rFonts w:ascii="SF Pro Display" w:hAnsi="SF Pro Display"/>
           <w:lang w:val="ru-RU"/>
         </w:rPr>
       </w:pPr>
       <w:r>
         <w:rPr>
-          <w:rFonts w:ascii="SF Pro Display" w:eastAsia="Arial" w:hAnsi="SF Pro Display"/>
+          <w:rFonts w:ascii="Arial" w:eastAsia="Arial" w:hAnsi="Arial" w:cs="Arial"/>
           <w:b/>
           <w:bCs/>
           <w:color w:val="1F3A5F"/>
@@ -73,19 +71,35 @@
         </w:pBdr>
         <w:spacing w:after="120"/>
         <w:rPr>
-          <w:rFonts w:ascii="SF Pro Display" w:hAnsi="SF Pro Display"/>
           <w:lang w:val="ru-RU"/>
         </w:rPr>
       </w:pPr>
       <w:r>
         <w:rPr>
-          <w:rFonts w:ascii="SF Pro Display" w:eastAsia="Arial" w:hAnsi="SF Pro Display"/>
+          <w:rFonts w:ascii="Arial" w:eastAsia="Arial" w:hAnsi="Arial" w:cs="Arial"/>
           <w:color w:val="333333"/>
           <w:sz w:val="24"/>
           <w:szCs w:val="24"/>
           <w:lang w:val="ru-RU"/>
         </w:rPr>
         <w:t>Что входит в платформу, где хранится, что выходит наружу</w:t>
+      </w:r>
+    </w:p>
+    <w:p>
+      <w:pPr>
+        <w:spacing w:after="260"/>
+        <w:rPr>
+          <w:lang w:val="ru-RU"/>
+        </w:rPr>
+      </w:pPr>
+      <w:r>
+        <w:rPr>
+          <w:color w:val="5A5A5A"/>
+          <w:sz w:val="19"/>
+          <w:szCs w:val="19"/>
+          <w:lang w:val="ru-RU"/>
+        </w:rPr>
+        <w:t>Документ для ИТ-службы и специалиста по защите информации · Июль 2026 · Полный обзор безопасности предоставляется отдельным документом</w:t>
       </w:r>
     </w:p>
     <w:tbl>
@@ -98,11 +112,11 @@
         <w:tblLook w:val="0000" w:firstRow="0" w:lastRow="0" w:firstColumn="0" w:lastColumn="0" w:noHBand="0" w:noVBand="0"/>
       </w:tblPr>
       <w:tblGrid>
-        <w:gridCol w:w="3105"/>
-        <w:gridCol w:w="739"/>
-        <w:gridCol w:w="2852"/>
+        <w:gridCol w:w="3096"/>
+        <w:gridCol w:w="765"/>
+        <w:gridCol w:w="2840"/>
         <w:gridCol w:w="615"/>
-        <w:gridCol w:w="2289"/>
+        <w:gridCol w:w="2284"/>
       </w:tblGrid>
       <w:tr>
         <w:tblPrEx>
@@ -127,13 +141,12 @@
               <w:spacing w:after="100"/>
               <w:jc w:val="center"/>
               <w:rPr>
-                <w:rFonts w:ascii="SF Pro Display" w:hAnsi="SF Pro Display"/>
-                <w:lang w:val="ru-RU"/>
-              </w:rPr>
-            </w:pPr>
-            <w:r>
-              <w:rPr>
-                <w:rFonts w:ascii="SF Pro Display" w:eastAsia="Arial" w:hAnsi="SF Pro Display"/>
+                <w:lang w:val="ru-RU"/>
+              </w:rPr>
+            </w:pPr>
+            <w:r>
+              <w:rPr>
+                <w:rFonts w:ascii="Arial" w:eastAsia="Arial" w:hAnsi="Arial" w:cs="Arial"/>
                 <w:b/>
                 <w:bCs/>
                 <w:caps/>
@@ -156,13 +169,12 @@
               <w:shd w:val="clear" w:color="auto" w:fill="FFFFFF"/>
               <w:spacing w:before="60" w:after="60"/>
               <w:rPr>
-                <w:rFonts w:ascii="SF Pro Display" w:hAnsi="SF Pro Display"/>
-                <w:lang w:val="ru-RU"/>
-              </w:rPr>
-            </w:pPr>
-            <w:r>
-              <w:rPr>
-                <w:rFonts w:ascii="SF Pro Display" w:eastAsia="Arial" w:hAnsi="SF Pro Display"/>
+                <w:lang w:val="ru-RU"/>
+              </w:rPr>
+            </w:pPr>
+            <w:r>
+              <w:rPr>
+                <w:rFonts w:ascii="Arial" w:eastAsia="Arial" w:hAnsi="Arial" w:cs="Arial"/>
                 <w:b/>
                 <w:bCs/>
                 <w:color w:val="222222"/>
@@ -174,7 +186,7 @@
             </w:r>
             <w:r>
               <w:rPr>
-                <w:rFonts w:ascii="SF Pro Display" w:eastAsia="Arial" w:hAnsi="SF Pro Display"/>
+                <w:rFonts w:ascii="Arial" w:eastAsia="Arial" w:hAnsi="Arial" w:cs="Arial"/>
                 <w:color w:val="222222"/>
                 <w:sz w:val="17"/>
                 <w:szCs w:val="17"/>
@@ -185,7 +197,7 @@
             </w:r>
             <w:r>
               <w:rPr>
-                <w:rFonts w:ascii="SF Pro Display" w:eastAsia="Arial" w:hAnsi="SF Pro Display"/>
+                <w:rFonts w:ascii="Arial" w:eastAsia="Arial" w:hAnsi="Arial" w:cs="Arial"/>
                 <w:color w:val="222222"/>
                 <w:sz w:val="17"/>
                 <w:szCs w:val="17"/>
@@ -194,7 +206,7 @@
             </w:r>
             <w:r>
               <w:rPr>
-                <w:rFonts w:ascii="SF Pro Display" w:eastAsia="Arial" w:hAnsi="SF Pro Display"/>
+                <w:rFonts w:ascii="Arial" w:eastAsia="Arial" w:hAnsi="Arial" w:cs="Arial"/>
                 <w:color w:val="222222"/>
                 <w:sz w:val="17"/>
                 <w:szCs w:val="17"/>
@@ -204,12 +216,63 @@
             </w:r>
             <w:r>
               <w:rPr>
-                <w:rFonts w:ascii="SF Pro Display" w:eastAsia="Arial" w:hAnsi="SF Pro Display"/>
+                <w:rFonts w:ascii="Arial" w:eastAsia="Arial" w:hAnsi="Arial" w:cs="Arial"/>
                 <w:color w:val="222222"/>
                 <w:sz w:val="17"/>
                 <w:szCs w:val="17"/>
               </w:rPr>
               <w:t>doc</w:t>
+            </w:r>
+          </w:p>
+          <w:p>
+            <w:pPr>
+              <w:pBdr>
+                <w:top w:val="single" w:sz="6" w:space="4" w:color="9FC3D6"/>
+                <w:left w:val="single" w:sz="6" w:space="6" w:color="9FC3D6"/>
+                <w:bottom w:val="single" w:sz="6" w:space="4" w:color="9FC3D6"/>
+                <w:right w:val="single" w:sz="6" w:space="6" w:color="9FC3D6"/>
+              </w:pBdr>
+              <w:shd w:val="clear" w:color="auto" w:fill="EDF5F9"/>
+              <w:spacing w:before="60" w:after="60"/>
+              <w:rPr>
+                <w:lang w:val="ru-RU"/>
+              </w:rPr>
+            </w:pPr>
+            <w:r>
+              <w:rPr>
+                <w:rFonts w:ascii="Arial" w:eastAsia="Arial" w:hAnsi="Arial" w:cs="Arial"/>
+                <w:b/>
+                <w:bCs/>
+                <w:color w:val="1F5C7A"/>
+                <w:sz w:val="17"/>
+                <w:szCs w:val="17"/>
+                <w:lang w:val="ru-RU"/>
+              </w:rPr>
+              <w:t>АСУ — тестовый контур</w:t>
+            </w:r>
+            <w:r>
+              <w:rPr>
+                <w:rFonts w:ascii="Arial" w:eastAsia="Arial" w:hAnsi="Arial" w:cs="Arial"/>
+                <w:color w:val="1F5C7A"/>
+                <w:sz w:val="17"/>
+                <w:szCs w:val="17"/>
+                <w:lang w:val="ru-RU"/>
+              </w:rPr>
+              <w:br/>
+              <w:t>Запрашивается: чтение структуры программы</w:t>
+            </w:r>
+            <w:r>
+              <w:rPr>
+                <w:rFonts w:ascii="Arial" w:eastAsia="Arial" w:hAnsi="Arial" w:cs="Arial"/>
+                <w:b/>
+                <w:bCs/>
+                <w:color w:val="1F5C7A"/>
+                <w:sz w:val="17"/>
+                <w:szCs w:val="17"/>
+                <w:lang w:val="ru-RU"/>
+              </w:rPr>
+              <w:br/>
+              <w:t>См. п. 6</w:t>
             </w:r>
           </w:p>
           <w:p>
@@ -223,13 +286,12 @@
               <w:shd w:val="clear" w:color="auto" w:fill="FFFFFF"/>
               <w:spacing w:before="60" w:after="60"/>
               <w:rPr>
-                <w:rFonts w:ascii="SF Pro Display" w:hAnsi="SF Pro Display"/>
-                <w:lang w:val="ru-RU"/>
-              </w:rPr>
-            </w:pPr>
-            <w:r>
-              <w:rPr>
-                <w:rFonts w:ascii="SF Pro Display" w:eastAsia="Arial" w:hAnsi="SF Pro Display"/>
+                <w:lang w:val="ru-RU"/>
+              </w:rPr>
+            </w:pPr>
+            <w:r>
+              <w:rPr>
+                <w:rFonts w:ascii="Arial" w:eastAsia="Arial" w:hAnsi="Arial" w:cs="Arial"/>
                 <w:b/>
                 <w:bCs/>
                 <w:color w:val="222222"/>
@@ -241,7 +303,7 @@
             </w:r>
             <w:r>
               <w:rPr>
-                <w:rFonts w:ascii="SF Pro Display" w:eastAsia="Arial" w:hAnsi="SF Pro Display"/>
+                <w:rFonts w:ascii="Arial" w:eastAsia="Arial" w:hAnsi="Arial" w:cs="Arial"/>
                 <w:color w:val="222222"/>
                 <w:sz w:val="17"/>
                 <w:szCs w:val="17"/>
@@ -253,7 +315,7 @@
             <w:proofErr w:type="spellStart"/>
             <w:r>
               <w:rPr>
-                <w:rFonts w:ascii="SF Pro Display" w:eastAsia="Arial" w:hAnsi="SF Pro Display"/>
+                <w:rFonts w:ascii="Arial" w:eastAsia="Arial" w:hAnsi="Arial" w:cs="Arial"/>
                 <w:color w:val="222222"/>
                 <w:sz w:val="17"/>
                 <w:szCs w:val="17"/>
@@ -263,7 +325,7 @@
             <w:proofErr w:type="spellEnd"/>
             <w:r>
               <w:rPr>
-                <w:rFonts w:ascii="SF Pro Display" w:eastAsia="Arial" w:hAnsi="SF Pro Display"/>
+                <w:rFonts w:ascii="Arial" w:eastAsia="Arial" w:hAnsi="Arial" w:cs="Arial"/>
                 <w:color w:val="222222"/>
                 <w:sz w:val="17"/>
                 <w:szCs w:val="17"/>
@@ -273,7 +335,7 @@
             </w:r>
             <w:r>
               <w:rPr>
-                <w:rFonts w:ascii="SF Pro Display" w:eastAsia="Arial" w:hAnsi="SF Pro Display"/>
+                <w:rFonts w:ascii="Arial" w:eastAsia="Arial" w:hAnsi="Arial" w:cs="Arial"/>
                 <w:color w:val="222222"/>
                 <w:sz w:val="17"/>
                 <w:szCs w:val="17"/>
@@ -282,7 +344,7 @@
             </w:r>
             <w:r>
               <w:rPr>
-                <w:rFonts w:ascii="SF Pro Display" w:eastAsia="Arial" w:hAnsi="SF Pro Display"/>
+                <w:rFonts w:ascii="Arial" w:eastAsia="Arial" w:hAnsi="Arial" w:cs="Arial"/>
                 <w:color w:val="222222"/>
                 <w:sz w:val="17"/>
                 <w:szCs w:val="17"/>
@@ -302,13 +364,12 @@
               <w:shd w:val="clear" w:color="auto" w:fill="FFFFFF"/>
               <w:spacing w:before="60" w:after="60"/>
               <w:rPr>
-                <w:rFonts w:ascii="SF Pro Display" w:hAnsi="SF Pro Display"/>
-                <w:lang w:val="ru-RU"/>
-              </w:rPr>
-            </w:pPr>
-            <w:r>
-              <w:rPr>
-                <w:rFonts w:ascii="SF Pro Display" w:eastAsia="Arial" w:hAnsi="SF Pro Display"/>
+                <w:lang w:val="ru-RU"/>
+              </w:rPr>
+            </w:pPr>
+            <w:r>
+              <w:rPr>
+                <w:rFonts w:ascii="Arial" w:eastAsia="Arial" w:hAnsi="Arial" w:cs="Arial"/>
                 <w:b/>
                 <w:bCs/>
                 <w:color w:val="222222"/>
@@ -320,7 +381,7 @@
             </w:r>
             <w:r>
               <w:rPr>
-                <w:rFonts w:ascii="SF Pro Display" w:eastAsia="Arial" w:hAnsi="SF Pro Display"/>
+                <w:rFonts w:ascii="Arial" w:eastAsia="Arial" w:hAnsi="Arial" w:cs="Arial"/>
                 <w:color w:val="222222"/>
                 <w:sz w:val="17"/>
                 <w:szCs w:val="17"/>
@@ -341,13 +402,12 @@
               <w:shd w:val="clear" w:color="auto" w:fill="FFFFFF"/>
               <w:spacing w:before="60" w:after="60"/>
               <w:rPr>
-                <w:rFonts w:ascii="SF Pro Display" w:hAnsi="SF Pro Display"/>
-                <w:lang w:val="ru-RU"/>
-              </w:rPr>
-            </w:pPr>
-            <w:r>
-              <w:rPr>
-                <w:rFonts w:ascii="SF Pro Display" w:eastAsia="Arial" w:hAnsi="SF Pro Display"/>
+                <w:lang w:val="ru-RU"/>
+              </w:rPr>
+            </w:pPr>
+            <w:r>
+              <w:rPr>
+                <w:rFonts w:ascii="Arial" w:eastAsia="Arial" w:hAnsi="Arial" w:cs="Arial"/>
                 <w:b/>
                 <w:bCs/>
                 <w:color w:val="222222"/>
@@ -358,7 +418,7 @@
             </w:r>
             <w:r>
               <w:rPr>
-                <w:rFonts w:ascii="SF Pro Display" w:eastAsia="Arial" w:hAnsi="SF Pro Display"/>
+                <w:rFonts w:ascii="Arial" w:eastAsia="Arial" w:hAnsi="Arial" w:cs="Arial"/>
                 <w:color w:val="222222"/>
                 <w:sz w:val="17"/>
                 <w:szCs w:val="17"/>
@@ -368,7 +428,7 @@
             </w:r>
             <w:r>
               <w:rPr>
-                <w:rFonts w:ascii="SF Pro Display" w:eastAsia="Arial" w:hAnsi="SF Pro Display"/>
+                <w:rFonts w:ascii="Arial" w:eastAsia="Arial" w:hAnsi="Arial" w:cs="Arial"/>
                 <w:color w:val="222222"/>
                 <w:sz w:val="17"/>
                 <w:szCs w:val="17"/>
@@ -377,7 +437,7 @@
             </w:r>
             <w:r>
               <w:rPr>
-                <w:rFonts w:ascii="SF Pro Display" w:eastAsia="Arial" w:hAnsi="SF Pro Display"/>
+                <w:rFonts w:ascii="Arial" w:eastAsia="Arial" w:hAnsi="Arial" w:cs="Arial"/>
                 <w:color w:val="222222"/>
                 <w:sz w:val="17"/>
                 <w:szCs w:val="17"/>
@@ -397,13 +457,12 @@
               <w:shd w:val="clear" w:color="auto" w:fill="FFFFFF"/>
               <w:spacing w:before="60" w:after="60"/>
               <w:rPr>
-                <w:rFonts w:ascii="SF Pro Display" w:hAnsi="SF Pro Display"/>
-                <w:lang w:val="ru-RU"/>
-              </w:rPr>
-            </w:pPr>
-            <w:r>
-              <w:rPr>
-                <w:rFonts w:ascii="SF Pro Display" w:eastAsia="Arial" w:hAnsi="SF Pro Display"/>
+                <w:lang w:val="ru-RU"/>
+              </w:rPr>
+            </w:pPr>
+            <w:r>
+              <w:rPr>
+                <w:rFonts w:ascii="Arial" w:eastAsia="Arial" w:hAnsi="Arial" w:cs="Arial"/>
                 <w:b/>
                 <w:bCs/>
                 <w:color w:val="222222"/>
@@ -414,7 +473,7 @@
             </w:r>
             <w:r>
               <w:rPr>
-                <w:rFonts w:ascii="SF Pro Display" w:eastAsia="Arial" w:hAnsi="SF Pro Display"/>
+                <w:rFonts w:ascii="Arial" w:eastAsia="Arial" w:hAnsi="Arial" w:cs="Arial"/>
                 <w:b/>
                 <w:bCs/>
                 <w:color w:val="222222"/>
@@ -426,7 +485,7 @@
             </w:r>
             <w:r>
               <w:rPr>
-                <w:rFonts w:ascii="SF Pro Display" w:eastAsia="Arial" w:hAnsi="SF Pro Display"/>
+                <w:rFonts w:ascii="Arial" w:eastAsia="Arial" w:hAnsi="Arial" w:cs="Arial"/>
                 <w:color w:val="222222"/>
                 <w:sz w:val="17"/>
                 <w:szCs w:val="17"/>
@@ -436,7 +495,7 @@
             </w:r>
             <w:r>
               <w:rPr>
-                <w:rFonts w:ascii="SF Pro Display" w:eastAsia="Arial" w:hAnsi="SF Pro Display"/>
+                <w:rFonts w:ascii="Arial" w:eastAsia="Arial" w:hAnsi="Arial" w:cs="Arial"/>
                 <w:color w:val="222222"/>
                 <w:sz w:val="17"/>
                 <w:szCs w:val="17"/>
@@ -445,7 +504,7 @@
             </w:r>
             <w:r>
               <w:rPr>
-                <w:rFonts w:ascii="SF Pro Display" w:eastAsia="Arial" w:hAnsi="SF Pro Display"/>
+                <w:rFonts w:ascii="Arial" w:eastAsia="Arial" w:hAnsi="Arial" w:cs="Arial"/>
                 <w:color w:val="222222"/>
                 <w:sz w:val="17"/>
                 <w:szCs w:val="17"/>
@@ -469,13 +528,10 @@
           <w:p>
             <w:pPr>
               <w:jc w:val="center"/>
-              <w:rPr>
-                <w:rFonts w:ascii="SF Pro Display" w:hAnsi="SF Pro Display"/>
-              </w:rPr>
-            </w:pPr>
-            <w:r>
-              <w:rPr>
-                <w:rFonts w:ascii="SF Pro Display" w:eastAsia="Arial" w:hAnsi="SF Pro Display"/>
+            </w:pPr>
+            <w:r>
+              <w:rPr>
+                <w:rFonts w:ascii="Arial" w:eastAsia="Arial" w:hAnsi="Arial" w:cs="Arial"/>
                 <w:b/>
                 <w:bCs/>
                 <w:color w:val="2F6F8F"/>
@@ -489,13 +545,10 @@
             <w:pPr>
               <w:spacing w:before="30"/>
               <w:jc w:val="center"/>
-              <w:rPr>
-                <w:rFonts w:ascii="SF Pro Display" w:hAnsi="SF Pro Display"/>
-              </w:rPr>
-            </w:pPr>
-            <w:r>
-              <w:rPr>
-                <w:rFonts w:ascii="SF Pro Display" w:eastAsia="Arial" w:hAnsi="SF Pro Display"/>
+            </w:pPr>
+            <w:r>
+              <w:rPr>
+                <w:rFonts w:ascii="Arial" w:eastAsia="Arial" w:hAnsi="Arial" w:cs="Arial"/>
                 <w:color w:val="5A5A5A"/>
                 <w:sz w:val="14"/>
                 <w:szCs w:val="14"/>
@@ -507,14 +560,11 @@
             <w:pPr>
               <w:spacing w:before="30"/>
               <w:jc w:val="center"/>
-              <w:rPr>
-                <w:rFonts w:ascii="SF Pro Display" w:hAnsi="SF Pro Display"/>
-              </w:rPr>
-            </w:pPr>
-            <w:proofErr w:type="spellStart"/>
-            <w:r>
-              <w:rPr>
-                <w:rFonts w:ascii="SF Pro Display" w:eastAsia="Arial" w:hAnsi="SF Pro Display"/>
+            </w:pPr>
+            <w:proofErr w:type="spellStart"/>
+            <w:r>
+              <w:rPr>
+                <w:rFonts w:ascii="Arial" w:eastAsia="Arial" w:hAnsi="Arial" w:cs="Arial"/>
                 <w:color w:val="5A5A5A"/>
                 <w:sz w:val="14"/>
                 <w:szCs w:val="14"/>
@@ -539,13 +589,10 @@
             <w:pPr>
               <w:spacing w:after="100"/>
               <w:jc w:val="center"/>
-              <w:rPr>
-                <w:rFonts w:ascii="SF Pro Display" w:hAnsi="SF Pro Display"/>
-              </w:rPr>
-            </w:pPr>
-            <w:r>
-              <w:rPr>
-                <w:rFonts w:ascii="SF Pro Display" w:eastAsia="Arial" w:hAnsi="SF Pro Display"/>
+            </w:pPr>
+            <w:r>
+              <w:rPr>
+                <w:rFonts w:ascii="Arial" w:eastAsia="Arial" w:hAnsi="Arial" w:cs="Arial"/>
                 <w:b/>
                 <w:bCs/>
                 <w:caps/>
@@ -566,14 +613,11 @@
               </w:pBdr>
               <w:shd w:val="clear" w:color="auto" w:fill="FFFFFF"/>
               <w:spacing w:before="60" w:after="60"/>
-              <w:rPr>
-                <w:rFonts w:ascii="SF Pro Display" w:hAnsi="SF Pro Display"/>
-              </w:rPr>
-            </w:pPr>
-            <w:proofErr w:type="spellStart"/>
-            <w:r>
-              <w:rPr>
-                <w:rFonts w:ascii="SF Pro Display" w:eastAsia="Arial" w:hAnsi="SF Pro Display"/>
+            </w:pPr>
+            <w:proofErr w:type="spellStart"/>
+            <w:r>
+              <w:rPr>
+                <w:rFonts w:ascii="Arial" w:eastAsia="Arial" w:hAnsi="Arial" w:cs="Arial"/>
                 <w:b/>
                 <w:bCs/>
                 <w:color w:val="222222"/>
@@ -585,7 +629,7 @@
             <w:proofErr w:type="spellEnd"/>
             <w:r>
               <w:rPr>
-                <w:rFonts w:ascii="SF Pro Display" w:eastAsia="Arial" w:hAnsi="SF Pro Display"/>
+                <w:rFonts w:ascii="Arial" w:eastAsia="Arial" w:hAnsi="Arial" w:cs="Arial"/>
                 <w:color w:val="222222"/>
                 <w:sz w:val="17"/>
                 <w:szCs w:val="17"/>
@@ -596,7 +640,7 @@
             <w:proofErr w:type="spellStart"/>
             <w:r>
               <w:rPr>
-                <w:rFonts w:ascii="SF Pro Display" w:eastAsia="Arial" w:hAnsi="SF Pro Display"/>
+                <w:rFonts w:ascii="Arial" w:eastAsia="Arial" w:hAnsi="Arial" w:cs="Arial"/>
                 <w:color w:val="222222"/>
                 <w:sz w:val="17"/>
                 <w:szCs w:val="17"/>
@@ -606,7 +650,7 @@
             <w:proofErr w:type="spellEnd"/>
             <w:r>
               <w:rPr>
-                <w:rFonts w:ascii="SF Pro Display" w:eastAsia="Arial" w:hAnsi="SF Pro Display"/>
+                <w:rFonts w:ascii="Arial" w:eastAsia="Arial" w:hAnsi="Arial" w:cs="Arial"/>
                 <w:color w:val="222222"/>
                 <w:sz w:val="17"/>
                 <w:szCs w:val="17"/>
@@ -625,13 +669,12 @@
               <w:shd w:val="clear" w:color="auto" w:fill="FFFFFF"/>
               <w:spacing w:before="60" w:after="60"/>
               <w:rPr>
-                <w:rFonts w:ascii="SF Pro Display" w:hAnsi="SF Pro Display"/>
-                <w:lang w:val="ru-RU"/>
-              </w:rPr>
-            </w:pPr>
-            <w:r>
-              <w:rPr>
-                <w:rFonts w:ascii="SF Pro Display" w:eastAsia="Arial" w:hAnsi="SF Pro Display"/>
+                <w:lang w:val="ru-RU"/>
+              </w:rPr>
+            </w:pPr>
+            <w:r>
+              <w:rPr>
+                <w:rFonts w:ascii="Arial" w:eastAsia="Arial" w:hAnsi="Arial" w:cs="Arial"/>
                 <w:b/>
                 <w:bCs/>
                 <w:color w:val="222222"/>
@@ -642,7 +685,7 @@
             </w:r>
             <w:r>
               <w:rPr>
-                <w:rFonts w:ascii="SF Pro Display" w:eastAsia="Arial" w:hAnsi="SF Pro Display"/>
+                <w:rFonts w:ascii="Arial" w:eastAsia="Arial" w:hAnsi="Arial" w:cs="Arial"/>
                 <w:b/>
                 <w:bCs/>
                 <w:color w:val="222222"/>
@@ -655,7 +698,7 @@
             <w:proofErr w:type="spellStart"/>
             <w:r>
               <w:rPr>
-                <w:rFonts w:ascii="SF Pro Display" w:eastAsia="Arial" w:hAnsi="SF Pro Display"/>
+                <w:rFonts w:ascii="Arial" w:eastAsia="Arial" w:hAnsi="Arial" w:cs="Arial"/>
                 <w:b/>
                 <w:bCs/>
                 <w:color w:val="222222"/>
@@ -667,7 +710,7 @@
             <w:proofErr w:type="spellEnd"/>
             <w:r>
               <w:rPr>
-                <w:rFonts w:ascii="SF Pro Display" w:eastAsia="Arial" w:hAnsi="SF Pro Display"/>
+                <w:rFonts w:ascii="Arial" w:eastAsia="Arial" w:hAnsi="Arial" w:cs="Arial"/>
                 <w:color w:val="222222"/>
                 <w:sz w:val="17"/>
                 <w:szCs w:val="17"/>
@@ -688,13 +731,12 @@
               <w:shd w:val="clear" w:color="auto" w:fill="FFFFFF"/>
               <w:spacing w:before="60" w:after="60"/>
               <w:rPr>
-                <w:rFonts w:ascii="SF Pro Display" w:hAnsi="SF Pro Display"/>
-                <w:lang w:val="ru-RU"/>
-              </w:rPr>
-            </w:pPr>
-            <w:r>
-              <w:rPr>
-                <w:rFonts w:ascii="SF Pro Display" w:eastAsia="Arial" w:hAnsi="SF Pro Display"/>
+                <w:lang w:val="ru-RU"/>
+              </w:rPr>
+            </w:pPr>
+            <w:r>
+              <w:rPr>
+                <w:rFonts w:ascii="Arial" w:eastAsia="Arial" w:hAnsi="Arial" w:cs="Arial"/>
                 <w:b/>
                 <w:bCs/>
                 <w:color w:val="222222"/>
@@ -705,7 +747,7 @@
             </w:r>
             <w:r>
               <w:rPr>
-                <w:rFonts w:ascii="SF Pro Display" w:eastAsia="Arial" w:hAnsi="SF Pro Display"/>
+                <w:rFonts w:ascii="Arial" w:eastAsia="Arial" w:hAnsi="Arial" w:cs="Arial"/>
                 <w:b/>
                 <w:bCs/>
                 <w:color w:val="222222"/>
@@ -717,7 +759,7 @@
             </w:r>
             <w:r>
               <w:rPr>
-                <w:rFonts w:ascii="SF Pro Display" w:eastAsia="Arial" w:hAnsi="SF Pro Display"/>
+                <w:rFonts w:ascii="Arial" w:eastAsia="Arial" w:hAnsi="Arial" w:cs="Arial"/>
                 <w:b/>
                 <w:bCs/>
                 <w:color w:val="222222"/>
@@ -728,7 +770,7 @@
             </w:r>
             <w:r>
               <w:rPr>
-                <w:rFonts w:ascii="SF Pro Display" w:eastAsia="Arial" w:hAnsi="SF Pro Display"/>
+                <w:rFonts w:ascii="Arial" w:eastAsia="Arial" w:hAnsi="Arial" w:cs="Arial"/>
                 <w:color w:val="222222"/>
                 <w:sz w:val="17"/>
                 <w:szCs w:val="17"/>
@@ -749,13 +791,12 @@
               <w:shd w:val="clear" w:color="auto" w:fill="FFFFFF"/>
               <w:spacing w:before="60" w:after="60"/>
               <w:rPr>
-                <w:rFonts w:ascii="SF Pro Display" w:hAnsi="SF Pro Display"/>
-                <w:lang w:val="ru-RU"/>
-              </w:rPr>
-            </w:pPr>
-            <w:r>
-              <w:rPr>
-                <w:rFonts w:ascii="SF Pro Display" w:eastAsia="Arial" w:hAnsi="SF Pro Display"/>
+                <w:lang w:val="ru-RU"/>
+              </w:rPr>
+            </w:pPr>
+            <w:r>
+              <w:rPr>
+                <w:rFonts w:ascii="Arial" w:eastAsia="Arial" w:hAnsi="Arial" w:cs="Arial"/>
                 <w:b/>
                 <w:bCs/>
                 <w:color w:val="222222"/>
@@ -767,7 +808,7 @@
             </w:r>
             <w:r>
               <w:rPr>
-                <w:rFonts w:ascii="SF Pro Display" w:eastAsia="Arial" w:hAnsi="SF Pro Display"/>
+                <w:rFonts w:ascii="Arial" w:eastAsia="Arial" w:hAnsi="Arial" w:cs="Arial"/>
                 <w:color w:val="222222"/>
                 <w:sz w:val="17"/>
                 <w:szCs w:val="17"/>
@@ -792,13 +833,10 @@
           <w:p>
             <w:pPr>
               <w:jc w:val="center"/>
-              <w:rPr>
-                <w:rFonts w:ascii="SF Pro Display" w:hAnsi="SF Pro Display"/>
-              </w:rPr>
-            </w:pPr>
-            <w:r>
-              <w:rPr>
-                <w:rFonts w:ascii="SF Pro Display" w:eastAsia="Arial" w:hAnsi="SF Pro Display"/>
+            </w:pPr>
+            <w:r>
+              <w:rPr>
+                <w:rFonts w:ascii="Arial" w:eastAsia="Arial" w:hAnsi="Arial" w:cs="Arial"/>
                 <w:b/>
                 <w:bCs/>
                 <w:color w:val="2F6F8F"/>
@@ -812,13 +850,10 @@
             <w:pPr>
               <w:spacing w:before="30"/>
               <w:jc w:val="center"/>
-              <w:rPr>
-                <w:rFonts w:ascii="SF Pro Display" w:hAnsi="SF Pro Display"/>
-              </w:rPr>
-            </w:pPr>
-            <w:r>
-              <w:rPr>
-                <w:rFonts w:ascii="SF Pro Display" w:eastAsia="Arial" w:hAnsi="SF Pro Display"/>
+            </w:pPr>
+            <w:r>
+              <w:rPr>
+                <w:rFonts w:ascii="Arial" w:eastAsia="Arial" w:hAnsi="Arial" w:cs="Arial"/>
                 <w:color w:val="5A5A5A"/>
                 <w:sz w:val="14"/>
                 <w:szCs w:val="14"/>
@@ -830,13 +865,10 @@
             <w:pPr>
               <w:spacing w:before="30"/>
               <w:jc w:val="center"/>
-              <w:rPr>
-                <w:rFonts w:ascii="SF Pro Display" w:hAnsi="SF Pro Display"/>
-              </w:rPr>
-            </w:pPr>
-            <w:r>
-              <w:rPr>
-                <w:rFonts w:ascii="SF Pro Display" w:eastAsia="Arial" w:hAnsi="SF Pro Display"/>
+            </w:pPr>
+            <w:r>
+              <w:rPr>
+                <w:rFonts w:ascii="Arial" w:eastAsia="Arial" w:hAnsi="Arial" w:cs="Arial"/>
                 <w:color w:val="5A5A5A"/>
                 <w:sz w:val="14"/>
                 <w:szCs w:val="14"/>
@@ -860,21 +892,16 @@
             <w:pPr>
               <w:spacing w:after="100"/>
               <w:jc w:val="center"/>
-              <w:rPr>
-                <w:rFonts w:ascii="SF Pro Display" w:hAnsi="SF Pro Display"/>
-                <w:lang w:val="ru-RU"/>
-              </w:rPr>
-            </w:pPr>
-            <w:r>
-              <w:rPr>
-                <w:rFonts w:ascii="SF Pro Display" w:eastAsia="Arial" w:hAnsi="SF Pro Display"/>
+            </w:pPr>
+            <w:r>
+              <w:rPr>
+                <w:rFonts w:ascii="Arial" w:eastAsia="Arial" w:hAnsi="Arial" w:cs="Arial"/>
                 <w:b/>
                 <w:bCs/>
                 <w:caps/>
                 <w:color w:val="9C4221"/>
                 <w:sz w:val="18"/>
                 <w:szCs w:val="18"/>
-                <w:lang w:val="ru-RU"/>
               </w:rPr>
               <w:t>Внешние обработчики</w:t>
             </w:r>
@@ -890,13 +917,12 @@
               <w:shd w:val="clear" w:color="auto" w:fill="FDF3EE"/>
               <w:spacing w:before="60" w:after="60"/>
               <w:rPr>
-                <w:rFonts w:ascii="SF Pro Display" w:hAnsi="SF Pro Display"/>
-                <w:lang w:val="ru-RU"/>
-              </w:rPr>
-            </w:pPr>
-            <w:r>
-              <w:rPr>
-                <w:rFonts w:ascii="SF Pro Display" w:eastAsia="Arial" w:hAnsi="SF Pro Display"/>
+                <w:lang w:val="ru-RU"/>
+              </w:rPr>
+            </w:pPr>
+            <w:r>
+              <w:rPr>
+                <w:rFonts w:ascii="Arial" w:eastAsia="Arial" w:hAnsi="Arial" w:cs="Arial"/>
                 <w:b/>
                 <w:bCs/>
                 <w:color w:val="9C4221"/>
@@ -908,7 +934,7 @@
             </w:r>
             <w:r>
               <w:rPr>
-                <w:rFonts w:ascii="SF Pro Display" w:eastAsia="Arial" w:hAnsi="SF Pro Display"/>
+                <w:rFonts w:ascii="Arial" w:eastAsia="Arial" w:hAnsi="Arial" w:cs="Arial"/>
                 <w:color w:val="9C4221"/>
                 <w:sz w:val="17"/>
                 <w:szCs w:val="17"/>
@@ -916,42 +942,6 @@
               </w:rPr>
               <w:br/>
               <w:t>Обработка текста</w:t>
-            </w:r>
-            <w:r>
-              <w:rPr>
-                <w:rFonts w:ascii="SF Pro Display" w:eastAsia="Arial" w:hAnsi="SF Pro Display"/>
-                <w:b/>
-                <w:bCs/>
-                <w:color w:val="9C4221"/>
-                <w:sz w:val="17"/>
-                <w:szCs w:val="17"/>
-                <w:lang w:val="ru-RU"/>
-              </w:rPr>
-              <w:br/>
-            </w:r>
-            <w:r>
-              <w:rPr>
-                <w:rFonts w:ascii="SF Pro Display" w:eastAsia="Arial" w:hAnsi="SF Pro Display" w:cs="Apple Color Emoji"/>
-                <w:b/>
-                <w:bCs/>
-                <w:color w:val="9C4221"/>
-                <w:sz w:val="17"/>
-                <w:szCs w:val="17"/>
-                <w:lang w:val="ru-RU"/>
-              </w:rPr>
-              <w:t>⚠</w:t>
-            </w:r>
-            <w:r>
-              <w:rPr>
-                <w:rFonts w:ascii="SF Pro Display" w:eastAsia="Arial" w:hAnsi="SF Pro Display"/>
-                <w:b/>
-                <w:bCs/>
-                <w:color w:val="9C4221"/>
-                <w:sz w:val="17"/>
-                <w:szCs w:val="17"/>
-                <w:lang w:val="ru-RU"/>
-              </w:rPr>
-              <w:t xml:space="preserve"> вне РФ — см. п. 4</w:t>
             </w:r>
           </w:p>
           <w:p>
@@ -965,13 +955,12 @@
               <w:shd w:val="clear" w:color="auto" w:fill="FFFFFF"/>
               <w:spacing w:before="60" w:after="60"/>
               <w:rPr>
-                <w:rFonts w:ascii="SF Pro Display" w:hAnsi="SF Pro Display"/>
-                <w:lang w:val="ru-RU"/>
-              </w:rPr>
-            </w:pPr>
-            <w:r>
-              <w:rPr>
-                <w:rFonts w:ascii="SF Pro Display" w:eastAsia="Arial" w:hAnsi="SF Pro Display"/>
+                <w:lang w:val="ru-RU"/>
+              </w:rPr>
+            </w:pPr>
+            <w:r>
+              <w:rPr>
+                <w:rFonts w:ascii="Arial" w:eastAsia="Arial" w:hAnsi="Arial" w:cs="Arial"/>
                 <w:b/>
                 <w:bCs/>
                 <w:color w:val="222222"/>
@@ -982,7 +971,7 @@
             </w:r>
             <w:r>
               <w:rPr>
-                <w:rFonts w:ascii="SF Pro Display" w:eastAsia="Arial" w:hAnsi="SF Pro Display"/>
+                <w:rFonts w:ascii="Arial" w:eastAsia="Arial" w:hAnsi="Arial" w:cs="Arial"/>
                 <w:b/>
                 <w:bCs/>
                 <w:color w:val="222222"/>
@@ -994,7 +983,7 @@
             </w:r>
             <w:r>
               <w:rPr>
-                <w:rFonts w:ascii="SF Pro Display" w:eastAsia="Arial" w:hAnsi="SF Pro Display"/>
+                <w:rFonts w:ascii="Arial" w:eastAsia="Arial" w:hAnsi="Arial" w:cs="Arial"/>
                 <w:b/>
                 <w:bCs/>
                 <w:color w:val="222222"/>
@@ -1005,7 +994,7 @@
             </w:r>
             <w:r>
               <w:rPr>
-                <w:rFonts w:ascii="SF Pro Display" w:eastAsia="Arial" w:hAnsi="SF Pro Display"/>
+                <w:rFonts w:ascii="Arial" w:eastAsia="Arial" w:hAnsi="Arial" w:cs="Arial"/>
                 <w:b/>
                 <w:bCs/>
                 <w:color w:val="222222"/>
@@ -1017,7 +1006,7 @@
             </w:r>
             <w:r>
               <w:rPr>
-                <w:rFonts w:ascii="SF Pro Display" w:eastAsia="Arial" w:hAnsi="SF Pro Display"/>
+                <w:rFonts w:ascii="Arial" w:eastAsia="Arial" w:hAnsi="Arial" w:cs="Arial"/>
                 <w:b/>
                 <w:bCs/>
                 <w:color w:val="222222"/>
@@ -1028,7 +1017,7 @@
             </w:r>
             <w:r>
               <w:rPr>
-                <w:rFonts w:ascii="SF Pro Display" w:eastAsia="Arial" w:hAnsi="SF Pro Display"/>
+                <w:rFonts w:ascii="Arial" w:eastAsia="Arial" w:hAnsi="Arial" w:cs="Arial"/>
                 <w:b/>
                 <w:bCs/>
                 <w:color w:val="222222"/>
@@ -1040,7 +1029,7 @@
             </w:r>
             <w:r>
               <w:rPr>
-                <w:rFonts w:ascii="SF Pro Display" w:eastAsia="Arial" w:hAnsi="SF Pro Display"/>
+                <w:rFonts w:ascii="Arial" w:eastAsia="Arial" w:hAnsi="Arial" w:cs="Arial"/>
                 <w:b/>
                 <w:bCs/>
                 <w:color w:val="222222"/>
@@ -1051,7 +1040,7 @@
             </w:r>
             <w:r>
               <w:rPr>
-                <w:rFonts w:ascii="SF Pro Display" w:eastAsia="Arial" w:hAnsi="SF Pro Display"/>
+                <w:rFonts w:ascii="Arial" w:eastAsia="Arial" w:hAnsi="Arial" w:cs="Arial"/>
                 <w:color w:val="222222"/>
                 <w:sz w:val="17"/>
                 <w:szCs w:val="17"/>
@@ -1072,14 +1061,13 @@
               <w:shd w:val="clear" w:color="auto" w:fill="FFFFFF"/>
               <w:spacing w:before="60" w:after="60"/>
               <w:rPr>
-                <w:rFonts w:ascii="SF Pro Display" w:hAnsi="SF Pro Display"/>
-                <w:lang w:val="ru-RU"/>
-              </w:rPr>
-            </w:pPr>
-            <w:proofErr w:type="spellStart"/>
-            <w:r>
-              <w:rPr>
-                <w:rFonts w:ascii="SF Pro Display" w:eastAsia="Arial" w:hAnsi="SF Pro Display"/>
+                <w:lang w:val="ru-RU"/>
+              </w:rPr>
+            </w:pPr>
+            <w:proofErr w:type="spellStart"/>
+            <w:r>
+              <w:rPr>
+                <w:rFonts w:ascii="Arial" w:eastAsia="Arial" w:hAnsi="Arial" w:cs="Arial"/>
                 <w:b/>
                 <w:bCs/>
                 <w:color w:val="222222"/>
@@ -1091,7 +1079,7 @@
             <w:proofErr w:type="spellEnd"/>
             <w:r>
               <w:rPr>
-                <w:rFonts w:ascii="SF Pro Display" w:eastAsia="Arial" w:hAnsi="SF Pro Display"/>
+                <w:rFonts w:ascii="Arial" w:eastAsia="Arial" w:hAnsi="Arial" w:cs="Arial"/>
                 <w:b/>
                 <w:bCs/>
                 <w:color w:val="222222"/>
@@ -1103,7 +1091,7 @@
             </w:r>
             <w:r>
               <w:rPr>
-                <w:rFonts w:ascii="SF Pro Display" w:eastAsia="Arial" w:hAnsi="SF Pro Display"/>
+                <w:rFonts w:ascii="Arial" w:eastAsia="Arial" w:hAnsi="Arial" w:cs="Arial"/>
                 <w:b/>
                 <w:bCs/>
                 <w:color w:val="222222"/>
@@ -1114,7 +1102,7 @@
             </w:r>
             <w:r>
               <w:rPr>
-                <w:rFonts w:ascii="SF Pro Display" w:eastAsia="Arial" w:hAnsi="SF Pro Display"/>
+                <w:rFonts w:ascii="Arial" w:eastAsia="Arial" w:hAnsi="Arial" w:cs="Arial"/>
                 <w:color w:val="222222"/>
                 <w:sz w:val="17"/>
                 <w:szCs w:val="17"/>
@@ -1135,13 +1123,12 @@
               <w:shd w:val="clear" w:color="auto" w:fill="FFFFFF"/>
               <w:spacing w:before="60" w:after="60"/>
               <w:rPr>
-                <w:rFonts w:ascii="SF Pro Display" w:hAnsi="SF Pro Display"/>
-                <w:lang w:val="ru-RU"/>
-              </w:rPr>
-            </w:pPr>
-            <w:r>
-              <w:rPr>
-                <w:rFonts w:ascii="SF Pro Display" w:eastAsia="Arial" w:hAnsi="SF Pro Display"/>
+                <w:lang w:val="ru-RU"/>
+              </w:rPr>
+            </w:pPr>
+            <w:r>
+              <w:rPr>
+                <w:rFonts w:ascii="Arial" w:eastAsia="Arial" w:hAnsi="Arial" w:cs="Arial"/>
                 <w:b/>
                 <w:bCs/>
                 <w:color w:val="222222"/>
@@ -1153,7 +1140,7 @@
             </w:r>
             <w:r>
               <w:rPr>
-                <w:rFonts w:ascii="SF Pro Display" w:eastAsia="Arial" w:hAnsi="SF Pro Display"/>
+                <w:rFonts w:ascii="Arial" w:eastAsia="Arial" w:hAnsi="Arial" w:cs="Arial"/>
                 <w:color w:val="222222"/>
                 <w:sz w:val="17"/>
                 <w:szCs w:val="17"/>
@@ -1169,10 +1156,6 @@
     <w:p>
       <w:pPr>
         <w:spacing w:after="160"/>
-        <w:rPr>
-          <w:rFonts w:ascii="SF Pro Display" w:hAnsi="SF Pro Display"/>
-          <w:lang w:val="ru-RU"/>
-        </w:rPr>
       </w:pPr>
     </w:p>
     <w:tbl>
@@ -1215,13 +1198,12 @@
             <w:pPr>
               <w:spacing w:line="260" w:lineRule="auto"/>
               <w:rPr>
-                <w:rFonts w:ascii="SF Pro Display" w:hAnsi="SF Pro Display"/>
-                <w:lang w:val="ru-RU"/>
-              </w:rPr>
-            </w:pPr>
-            <w:r>
-              <w:rPr>
-                <w:rFonts w:ascii="SF Pro Display" w:eastAsia="Arial" w:hAnsi="SF Pro Display"/>
+                <w:lang w:val="ru-RU"/>
+              </w:rPr>
+            </w:pPr>
+            <w:r>
+              <w:rPr>
+                <w:rFonts w:ascii="Arial" w:eastAsia="Arial" w:hAnsi="Arial" w:cs="Arial"/>
                 <w:b/>
                 <w:bCs/>
                 <w:color w:val="2C5F2D"/>
@@ -1229,20 +1211,40 @@
                 <w:szCs w:val="19"/>
                 <w:lang w:val="ru-RU"/>
               </w:rPr>
-              <w:t xml:space="preserve">← Обратно в университет: </w:t>
-            </w:r>
-            <w:r>
-              <w:rPr>
-                <w:rFonts w:ascii="SF Pro Display" w:hAnsi="SF Pro Display"/>
-                <w:sz w:val="19"/>
-                <w:szCs w:val="19"/>
-                <w:lang w:val="ru-RU"/>
-              </w:rPr>
-              <w:t xml:space="preserve">сводные книги </w:t>
-            </w:r>
-            <w:r>
-              <w:rPr>
-                <w:rFonts w:ascii="SF Pro Display" w:hAnsi="SF Pro Display"/>
+              <w:t xml:space="preserve">← Обратно в </w:t>
+            </w:r>
+            <w:proofErr w:type="gramStart"/>
+            <w:r>
+              <w:rPr>
+                <w:rFonts w:ascii="Arial" w:eastAsia="Arial" w:hAnsi="Arial" w:cs="Arial"/>
+                <w:b/>
+                <w:bCs/>
+                <w:color w:val="2C5F2D"/>
+                <w:sz w:val="19"/>
+                <w:szCs w:val="19"/>
+                <w:lang w:val="ru-RU"/>
+              </w:rPr>
+              <w:t xml:space="preserve">университет:  </w:t>
+            </w:r>
+            <w:r>
+              <w:rPr>
+                <w:sz w:val="19"/>
+                <w:szCs w:val="19"/>
+                <w:lang w:val="ru-RU"/>
+              </w:rPr>
+              <w:t>сводные</w:t>
+            </w:r>
+            <w:proofErr w:type="gramEnd"/>
+            <w:r>
+              <w:rPr>
+                <w:sz w:val="19"/>
+                <w:szCs w:val="19"/>
+                <w:lang w:val="ru-RU"/>
+              </w:rPr>
+              <w:t xml:space="preserve"> книги </w:t>
+            </w:r>
+            <w:r>
+              <w:rPr>
                 <w:sz w:val="19"/>
                 <w:szCs w:val="19"/>
               </w:rPr>
@@ -1250,7 +1252,6 @@
             </w:r>
             <w:r>
               <w:rPr>
-                <w:rFonts w:ascii="SF Pro Display" w:hAnsi="SF Pro Display"/>
                 <w:sz w:val="19"/>
                 <w:szCs w:val="19"/>
                 <w:lang w:val="ru-RU"/>
@@ -1259,7 +1260,6 @@
             </w:r>
             <w:r>
               <w:rPr>
-                <w:rFonts w:ascii="SF Pro Display" w:hAnsi="SF Pro Display"/>
                 <w:sz w:val="19"/>
                 <w:szCs w:val="19"/>
               </w:rPr>
@@ -1267,7 +1267,6 @@
             </w:r>
             <w:r>
               <w:rPr>
-                <w:rFonts w:ascii="SF Pro Display" w:hAnsi="SF Pro Display"/>
                 <w:sz w:val="19"/>
                 <w:szCs w:val="19"/>
                 <w:lang w:val="ru-RU"/>
@@ -1276,7 +1275,6 @@
             </w:r>
             <w:r>
               <w:rPr>
-                <w:rFonts w:ascii="SF Pro Display" w:hAnsi="SF Pro Display"/>
                 <w:sz w:val="19"/>
                 <w:szCs w:val="19"/>
               </w:rPr>
@@ -1284,7 +1282,6 @@
             </w:r>
             <w:r>
               <w:rPr>
-                <w:rFonts w:ascii="SF Pro Display" w:hAnsi="SF Pro Display"/>
                 <w:sz w:val="19"/>
                 <w:szCs w:val="19"/>
                 <w:lang w:val="ru-RU"/>
@@ -1293,7 +1290,6 @@
             </w:r>
             <w:r>
               <w:rPr>
-                <w:rFonts w:ascii="SF Pro Display" w:hAnsi="SF Pro Display"/>
                 <w:sz w:val="19"/>
                 <w:szCs w:val="19"/>
               </w:rPr>
@@ -1301,7 +1297,6 @@
             </w:r>
             <w:r>
               <w:rPr>
-                <w:rFonts w:ascii="SF Pro Display" w:hAnsi="SF Pro Display"/>
                 <w:sz w:val="19"/>
                 <w:szCs w:val="19"/>
                 <w:lang w:val="ru-RU"/>
@@ -1310,7 +1305,6 @@
             </w:r>
             <w:r>
               <w:rPr>
-                <w:rFonts w:ascii="SF Pro Display" w:hAnsi="SF Pro Display"/>
                 <w:sz w:val="19"/>
                 <w:szCs w:val="19"/>
               </w:rPr>
@@ -1318,7 +1312,6 @@
             </w:r>
             <w:r>
               <w:rPr>
-                <w:rFonts w:ascii="SF Pro Display" w:hAnsi="SF Pro Display"/>
                 <w:sz w:val="19"/>
                 <w:szCs w:val="19"/>
                 <w:lang w:val="ru-RU"/>
@@ -1327,7 +1320,6 @@
             </w:r>
             <w:r>
               <w:rPr>
-                <w:rFonts w:ascii="SF Pro Display" w:hAnsi="SF Pro Display"/>
                 <w:sz w:val="19"/>
                 <w:szCs w:val="19"/>
               </w:rPr>
@@ -1335,7 +1327,6 @@
             </w:r>
             <w:r>
               <w:rPr>
-                <w:rFonts w:ascii="SF Pro Display" w:hAnsi="SF Pro Display"/>
                 <w:sz w:val="19"/>
                 <w:szCs w:val="19"/>
                 <w:lang w:val="ru-RU"/>
@@ -1344,7 +1335,6 @@
             </w:r>
             <w:r>
               <w:rPr>
-                <w:rFonts w:ascii="SF Pro Display" w:hAnsi="SF Pro Display"/>
                 <w:sz w:val="19"/>
                 <w:szCs w:val="19"/>
               </w:rPr>
@@ -1352,7 +1342,6 @@
             </w:r>
             <w:r>
               <w:rPr>
-                <w:rFonts w:ascii="SF Pro Display" w:hAnsi="SF Pro Display"/>
                 <w:sz w:val="19"/>
                 <w:szCs w:val="19"/>
                 <w:lang w:val="ru-RU"/>
@@ -1361,7 +1350,6 @@
             </w:r>
             <w:r>
               <w:rPr>
-                <w:rFonts w:ascii="SF Pro Display" w:hAnsi="SF Pro Display"/>
                 <w:sz w:val="19"/>
                 <w:szCs w:val="19"/>
               </w:rPr>
@@ -1369,7 +1357,6 @@
             </w:r>
             <w:r>
               <w:rPr>
-                <w:rFonts w:ascii="SF Pro Display" w:hAnsi="SF Pro Display"/>
                 <w:sz w:val="19"/>
                 <w:szCs w:val="19"/>
                 <w:lang w:val="ru-RU"/>
@@ -1384,7 +1371,6 @@
       <w:pPr>
         <w:spacing w:after="200"/>
         <w:rPr>
-          <w:rFonts w:ascii="SF Pro Display" w:hAnsi="SF Pro Display"/>
           <w:lang w:val="ru-RU"/>
         </w:rPr>
       </w:pPr>
@@ -1393,13 +1379,10 @@
       <w:pPr>
         <w:pStyle w:val="Heading1"/>
         <w:spacing w:before="340" w:after="170"/>
-        <w:rPr>
-          <w:rFonts w:ascii="SF Pro Display" w:hAnsi="SF Pro Display"/>
-        </w:rPr>
       </w:pPr>
       <w:r>
         <w:rPr>
-          <w:rFonts w:ascii="SF Pro Display" w:eastAsia="Arial" w:hAnsi="SF Pro Display"/>
+          <w:rFonts w:ascii="Arial" w:eastAsia="Arial" w:hAnsi="Arial" w:cs="Arial"/>
           <w:b/>
           <w:bCs/>
           <w:color w:val="1F3A5F"/>
@@ -1411,7 +1394,7 @@
       <w:proofErr w:type="spellStart"/>
       <w:r>
         <w:rPr>
-          <w:rFonts w:ascii="SF Pro Display" w:eastAsia="Arial" w:hAnsi="SF Pro Display"/>
+          <w:rFonts w:ascii="Arial" w:eastAsia="Arial" w:hAnsi="Arial" w:cs="Arial"/>
           <w:b/>
           <w:bCs/>
           <w:color w:val="1F3A5F"/>
@@ -1423,7 +1406,7 @@
       <w:proofErr w:type="spellEnd"/>
       <w:r>
         <w:rPr>
-          <w:rFonts w:ascii="SF Pro Display" w:eastAsia="Arial" w:hAnsi="SF Pro Display"/>
+          <w:rFonts w:ascii="Arial" w:eastAsia="Arial" w:hAnsi="Arial" w:cs="Arial"/>
           <w:b/>
           <w:bCs/>
           <w:color w:val="1F3A5F"/>
@@ -1435,7 +1418,7 @@
       <w:proofErr w:type="spellStart"/>
       <w:r>
         <w:rPr>
-          <w:rFonts w:ascii="SF Pro Display" w:eastAsia="Arial" w:hAnsi="SF Pro Display"/>
+          <w:rFonts w:ascii="Arial" w:eastAsia="Arial" w:hAnsi="Arial" w:cs="Arial"/>
           <w:b/>
           <w:bCs/>
           <w:color w:val="1F3A5F"/>
@@ -1447,7 +1430,7 @@
       <w:proofErr w:type="spellEnd"/>
       <w:r>
         <w:rPr>
-          <w:rFonts w:ascii="SF Pro Display" w:eastAsia="Arial" w:hAnsi="SF Pro Display"/>
+          <w:rFonts w:ascii="Arial" w:eastAsia="Arial" w:hAnsi="Arial" w:cs="Arial"/>
           <w:b/>
           <w:bCs/>
           <w:color w:val="1F3A5F"/>
@@ -1459,7 +1442,7 @@
       <w:proofErr w:type="spellStart"/>
       <w:r>
         <w:rPr>
-          <w:rFonts w:ascii="SF Pro Display" w:eastAsia="Arial" w:hAnsi="SF Pro Display"/>
+          <w:rFonts w:ascii="Arial" w:eastAsia="Arial" w:hAnsi="Arial" w:cs="Arial"/>
           <w:b/>
           <w:bCs/>
           <w:color w:val="1F3A5F"/>
@@ -1488,11 +1471,11 @@
         <w:tblLook w:val="0000" w:firstRow="0" w:lastRow="0" w:firstColumn="0" w:lastColumn="0" w:noHBand="0" w:noVBand="0"/>
       </w:tblPr>
       <w:tblGrid>
-        <w:gridCol w:w="1778"/>
-        <w:gridCol w:w="1725"/>
-        <w:gridCol w:w="3227"/>
-        <w:gridCol w:w="1314"/>
-        <w:gridCol w:w="1556"/>
+        <w:gridCol w:w="1787"/>
+        <w:gridCol w:w="1731"/>
+        <w:gridCol w:w="3271"/>
+        <w:gridCol w:w="1264"/>
+        <w:gridCol w:w="1547"/>
       </w:tblGrid>
       <w:tr>
         <w:tblPrEx>
@@ -1518,14 +1501,10 @@
           <w:p>
             <w:pPr>
               <w:spacing w:after="40" w:line="250" w:lineRule="auto"/>
-              <w:rPr>
-                <w:rFonts w:ascii="SF Pro Display" w:hAnsi="SF Pro Display"/>
-              </w:rPr>
-            </w:pPr>
-            <w:proofErr w:type="spellStart"/>
-            <w:r>
-              <w:rPr>
-                <w:rFonts w:ascii="SF Pro Display" w:hAnsi="SF Pro Display"/>
+            </w:pPr>
+            <w:proofErr w:type="spellStart"/>
+            <w:r>
+              <w:rPr>
                 <w:b/>
                 <w:bCs/>
                 <w:sz w:val="18"/>
@@ -1550,14 +1529,10 @@
           <w:p>
             <w:pPr>
               <w:spacing w:after="40" w:line="250" w:lineRule="auto"/>
-              <w:rPr>
-                <w:rFonts w:ascii="SF Pro Display" w:hAnsi="SF Pro Display"/>
-              </w:rPr>
-            </w:pPr>
-            <w:proofErr w:type="spellStart"/>
-            <w:r>
-              <w:rPr>
-                <w:rFonts w:ascii="SF Pro Display" w:hAnsi="SF Pro Display"/>
+            </w:pPr>
+            <w:proofErr w:type="spellStart"/>
+            <w:r>
+              <w:rPr>
                 <w:b/>
                 <w:bCs/>
                 <w:sz w:val="18"/>
@@ -1582,14 +1557,10 @@
           <w:p>
             <w:pPr>
               <w:spacing w:after="40" w:line="250" w:lineRule="auto"/>
-              <w:rPr>
-                <w:rFonts w:ascii="SF Pro Display" w:hAnsi="SF Pro Display"/>
-              </w:rPr>
-            </w:pPr>
-            <w:proofErr w:type="spellStart"/>
-            <w:r>
-              <w:rPr>
-                <w:rFonts w:ascii="SF Pro Display" w:hAnsi="SF Pro Display"/>
+            </w:pPr>
+            <w:proofErr w:type="spellStart"/>
+            <w:r>
+              <w:rPr>
                 <w:b/>
                 <w:bCs/>
                 <w:sz w:val="18"/>
@@ -1614,14 +1585,10 @@
           <w:p>
             <w:pPr>
               <w:spacing w:after="40" w:line="250" w:lineRule="auto"/>
-              <w:rPr>
-                <w:rFonts w:ascii="SF Pro Display" w:hAnsi="SF Pro Display"/>
-              </w:rPr>
-            </w:pPr>
-            <w:proofErr w:type="spellStart"/>
-            <w:r>
-              <w:rPr>
-                <w:rFonts w:ascii="SF Pro Display" w:hAnsi="SF Pro Display"/>
+            </w:pPr>
+            <w:proofErr w:type="spellStart"/>
+            <w:r>
+              <w:rPr>
                 <w:b/>
                 <w:bCs/>
                 <w:sz w:val="18"/>
@@ -1646,14 +1613,10 @@
           <w:p>
             <w:pPr>
               <w:spacing w:after="40" w:line="250" w:lineRule="auto"/>
-              <w:rPr>
-                <w:rFonts w:ascii="SF Pro Display" w:hAnsi="SF Pro Display"/>
-              </w:rPr>
-            </w:pPr>
-            <w:proofErr w:type="spellStart"/>
-            <w:r>
-              <w:rPr>
-                <w:rFonts w:ascii="SF Pro Display" w:hAnsi="SF Pro Display"/>
+            </w:pPr>
+            <w:proofErr w:type="spellStart"/>
+            <w:r>
+              <w:rPr>
                 <w:b/>
                 <w:bCs/>
                 <w:sz w:val="18"/>
@@ -1685,14 +1648,10 @@
           <w:p>
             <w:pPr>
               <w:spacing w:after="40" w:line="250" w:lineRule="auto"/>
-              <w:rPr>
-                <w:rFonts w:ascii="SF Pro Display" w:hAnsi="SF Pro Display"/>
-              </w:rPr>
-            </w:pPr>
-            <w:proofErr w:type="spellStart"/>
-            <w:r>
-              <w:rPr>
-                <w:rFonts w:ascii="SF Pro Display" w:hAnsi="SF Pro Display"/>
+            </w:pPr>
+            <w:proofErr w:type="spellStart"/>
+            <w:r>
+              <w:rPr>
                 <w:sz w:val="18"/>
                 <w:szCs w:val="18"/>
               </w:rPr>
@@ -1701,7 +1660,6 @@
             <w:proofErr w:type="spellEnd"/>
             <w:r>
               <w:rPr>
-                <w:rFonts w:ascii="SF Pro Display" w:hAnsi="SF Pro Display"/>
                 <w:sz w:val="18"/>
                 <w:szCs w:val="18"/>
               </w:rPr>
@@ -1710,7 +1668,6 @@
             <w:proofErr w:type="spellStart"/>
             <w:r>
               <w:rPr>
-                <w:rFonts w:ascii="SF Pro Display" w:hAnsi="SF Pro Display"/>
                 <w:sz w:val="18"/>
                 <w:szCs w:val="18"/>
               </w:rPr>
@@ -1719,7 +1676,6 @@
             <w:proofErr w:type="spellEnd"/>
             <w:r>
               <w:rPr>
-                <w:rFonts w:ascii="SF Pro Display" w:hAnsi="SF Pro Display"/>
                 <w:sz w:val="18"/>
                 <w:szCs w:val="18"/>
               </w:rPr>
@@ -1740,14 +1696,10 @@
           <w:p>
             <w:pPr>
               <w:spacing w:after="40" w:line="250" w:lineRule="auto"/>
-              <w:rPr>
-                <w:rFonts w:ascii="SF Pro Display" w:hAnsi="SF Pro Display"/>
-              </w:rPr>
-            </w:pPr>
-            <w:proofErr w:type="spellStart"/>
-            <w:r>
-              <w:rPr>
-                <w:rFonts w:ascii="SF Pro Display" w:hAnsi="SF Pro Display"/>
+            </w:pPr>
+            <w:proofErr w:type="spellStart"/>
+            <w:r>
+              <w:rPr>
                 <w:sz w:val="18"/>
                 <w:szCs w:val="18"/>
               </w:rPr>
@@ -1756,7 +1708,6 @@
             <w:proofErr w:type="spellEnd"/>
             <w:r>
               <w:rPr>
-                <w:rFonts w:ascii="SF Pro Display" w:hAnsi="SF Pro Display"/>
                 <w:sz w:val="18"/>
                 <w:szCs w:val="18"/>
               </w:rPr>
@@ -1777,32 +1728,26 @@
           <w:p>
             <w:pPr>
               <w:spacing w:after="40" w:line="250" w:lineRule="auto"/>
-              <w:rPr>
-                <w:rFonts w:ascii="SF Pro Display" w:hAnsi="SF Pro Display"/>
-              </w:rPr>
-            </w:pPr>
-            <w:r>
-              <w:rPr>
-                <w:rFonts w:ascii="SF Pro Display" w:hAnsi="SF Pro Display"/>
-                <w:sz w:val="18"/>
-                <w:szCs w:val="18"/>
-                <w:lang w:val="ru-RU"/>
-              </w:rPr>
-              <w:t xml:space="preserve">Кафедра, дисциплина, план/факт заполнения РПД и ФОС. </w:t>
-            </w:r>
-            <w:proofErr w:type="spellStart"/>
-            <w:r>
-              <w:rPr>
-                <w:rFonts w:ascii="SF Pro Display" w:hAnsi="SF Pro Display"/>
-                <w:sz w:val="18"/>
-                <w:szCs w:val="18"/>
-              </w:rPr>
-              <w:t>Числовые</w:t>
-            </w:r>
-            <w:proofErr w:type="spellEnd"/>
-            <w:r>
-              <w:rPr>
-                <w:rFonts w:ascii="SF Pro Display" w:hAnsi="SF Pro Display"/>
+            </w:pPr>
+            <w:r>
+              <w:rPr>
+                <w:sz w:val="18"/>
+                <w:szCs w:val="18"/>
+                <w:lang w:val="ru-RU"/>
+              </w:rPr>
+              <w:t xml:space="preserve">Кафедра, форма обучения, уровень, план/факт заполнения РПД и ФОС. </w:t>
+            </w:r>
+            <w:proofErr w:type="spellStart"/>
+            <w:r>
+              <w:rPr>
+                <w:sz w:val="18"/>
+                <w:szCs w:val="18"/>
+              </w:rPr>
+              <w:t>Только</w:t>
+            </w:r>
+            <w:proofErr w:type="spellEnd"/>
+            <w:r>
+              <w:rPr>
                 <w:sz w:val="18"/>
                 <w:szCs w:val="18"/>
               </w:rPr>
@@ -1811,7 +1756,22 @@
             <w:proofErr w:type="spellStart"/>
             <w:r>
               <w:rPr>
-                <w:rFonts w:ascii="SF Pro Display" w:hAnsi="SF Pro Display"/>
+                <w:sz w:val="18"/>
+                <w:szCs w:val="18"/>
+              </w:rPr>
+              <w:t>числовые</w:t>
+            </w:r>
+            <w:proofErr w:type="spellEnd"/>
+            <w:r>
+              <w:rPr>
+                <w:sz w:val="18"/>
+                <w:szCs w:val="18"/>
+              </w:rPr>
+              <w:t xml:space="preserve"> </w:t>
+            </w:r>
+            <w:proofErr w:type="spellStart"/>
+            <w:r>
+              <w:rPr>
                 <w:sz w:val="18"/>
                 <w:szCs w:val="18"/>
               </w:rPr>
@@ -1820,7 +1780,54 @@
             <w:proofErr w:type="spellEnd"/>
             <w:r>
               <w:rPr>
-                <w:rFonts w:ascii="SF Pro Display" w:hAnsi="SF Pro Display"/>
+                <w:sz w:val="18"/>
+                <w:szCs w:val="18"/>
+              </w:rPr>
+              <w:t xml:space="preserve">, </w:t>
+            </w:r>
+            <w:proofErr w:type="spellStart"/>
+            <w:r>
+              <w:rPr>
+                <w:sz w:val="18"/>
+                <w:szCs w:val="18"/>
+              </w:rPr>
+              <w:t>без</w:t>
+            </w:r>
+            <w:proofErr w:type="spellEnd"/>
+            <w:r>
+              <w:rPr>
+                <w:sz w:val="18"/>
+                <w:szCs w:val="18"/>
+              </w:rPr>
+              <w:t xml:space="preserve"> </w:t>
+            </w:r>
+            <w:proofErr w:type="spellStart"/>
+            <w:r>
+              <w:rPr>
+                <w:sz w:val="18"/>
+                <w:szCs w:val="18"/>
+              </w:rPr>
+              <w:t>наименований</w:t>
+            </w:r>
+            <w:proofErr w:type="spellEnd"/>
+            <w:r>
+              <w:rPr>
+                <w:sz w:val="18"/>
+                <w:szCs w:val="18"/>
+              </w:rPr>
+              <w:t xml:space="preserve"> </w:t>
+            </w:r>
+            <w:proofErr w:type="spellStart"/>
+            <w:r>
+              <w:rPr>
+                <w:sz w:val="18"/>
+                <w:szCs w:val="18"/>
+              </w:rPr>
+              <w:t>дисциплин</w:t>
+            </w:r>
+            <w:proofErr w:type="spellEnd"/>
+            <w:r>
+              <w:rPr>
                 <w:sz w:val="18"/>
                 <w:szCs w:val="18"/>
               </w:rPr>
@@ -1841,14 +1848,10 @@
           <w:p>
             <w:pPr>
               <w:spacing w:after="40" w:line="250" w:lineRule="auto"/>
-              <w:rPr>
-                <w:rFonts w:ascii="SF Pro Display" w:hAnsi="SF Pro Display"/>
-              </w:rPr>
-            </w:pPr>
-            <w:proofErr w:type="spellStart"/>
-            <w:r>
-              <w:rPr>
-                <w:rFonts w:ascii="SF Pro Display" w:hAnsi="SF Pro Display"/>
+            </w:pPr>
+            <w:proofErr w:type="spellStart"/>
+            <w:r>
+              <w:rPr>
                 <w:sz w:val="18"/>
                 <w:szCs w:val="18"/>
               </w:rPr>
@@ -1870,14 +1873,10 @@
           <w:p>
             <w:pPr>
               <w:spacing w:after="40" w:line="250" w:lineRule="auto"/>
-              <w:rPr>
-                <w:rFonts w:ascii="SF Pro Display" w:hAnsi="SF Pro Display"/>
-              </w:rPr>
-            </w:pPr>
-            <w:proofErr w:type="spellStart"/>
-            <w:r>
-              <w:rPr>
-                <w:rFonts w:ascii="SF Pro Display" w:hAnsi="SF Pro Display"/>
+            </w:pPr>
+            <w:proofErr w:type="spellStart"/>
+            <w:r>
+              <w:rPr>
                 <w:sz w:val="18"/>
                 <w:szCs w:val="18"/>
               </w:rPr>
@@ -1908,23 +1907,18 @@
           <w:p>
             <w:pPr>
               <w:spacing w:after="40" w:line="250" w:lineRule="auto"/>
-              <w:rPr>
-                <w:rFonts w:ascii="SF Pro Display" w:hAnsi="SF Pro Display"/>
-              </w:rPr>
-            </w:pPr>
-            <w:proofErr w:type="spellStart"/>
-            <w:r>
-              <w:rPr>
-                <w:rFonts w:ascii="SF Pro Display" w:hAnsi="SF Pro Display"/>
-                <w:sz w:val="18"/>
-                <w:szCs w:val="18"/>
-              </w:rPr>
-              <w:t>Документы</w:t>
-            </w:r>
-            <w:proofErr w:type="spellEnd"/>
-            <w:r>
-              <w:rPr>
-                <w:rFonts w:ascii="SF Pro Display" w:hAnsi="SF Pro Display"/>
+            </w:pPr>
+            <w:proofErr w:type="spellStart"/>
+            <w:r>
+              <w:rPr>
+                <w:sz w:val="18"/>
+                <w:szCs w:val="18"/>
+              </w:rPr>
+              <w:t>Тестовый</w:t>
+            </w:r>
+            <w:proofErr w:type="spellEnd"/>
+            <w:r>
+              <w:rPr>
                 <w:sz w:val="18"/>
                 <w:szCs w:val="18"/>
               </w:rPr>
@@ -1933,13 +1927,35 @@
             <w:proofErr w:type="spellStart"/>
             <w:r>
               <w:rPr>
-                <w:rFonts w:ascii="SF Pro Display" w:hAnsi="SF Pro Display"/>
-                <w:sz w:val="18"/>
-                <w:szCs w:val="18"/>
-              </w:rPr>
-              <w:t>программы</w:t>
-            </w:r>
-            <w:proofErr w:type="spellEnd"/>
+                <w:sz w:val="18"/>
+                <w:szCs w:val="18"/>
+              </w:rPr>
+              <w:t>контур</w:t>
+            </w:r>
+            <w:proofErr w:type="spellEnd"/>
+            <w:r>
+              <w:rPr>
+                <w:sz w:val="18"/>
+                <w:szCs w:val="18"/>
+              </w:rPr>
+              <w:t xml:space="preserve"> АСУ (</w:t>
+            </w:r>
+            <w:proofErr w:type="spellStart"/>
+            <w:r>
+              <w:rPr>
+                <w:sz w:val="18"/>
+                <w:szCs w:val="18"/>
+              </w:rPr>
+              <w:t>запрашивается</w:t>
+            </w:r>
+            <w:proofErr w:type="spellEnd"/>
+            <w:r>
+              <w:rPr>
+                <w:sz w:val="18"/>
+                <w:szCs w:val="18"/>
+              </w:rPr>
+              <w:t>)</w:t>
+            </w:r>
           </w:p>
         </w:tc>
         <w:tc>
@@ -1956,14 +1972,10 @@
           <w:p>
             <w:pPr>
               <w:spacing w:after="40" w:line="250" w:lineRule="auto"/>
-              <w:rPr>
-                <w:rFonts w:ascii="SF Pro Display" w:hAnsi="SF Pro Display"/>
-              </w:rPr>
-            </w:pPr>
-            <w:proofErr w:type="spellStart"/>
-            <w:r>
-              <w:rPr>
-                <w:rFonts w:ascii="SF Pro Display" w:hAnsi="SF Pro Display"/>
+            </w:pPr>
+            <w:proofErr w:type="spellStart"/>
+            <w:r>
+              <w:rPr>
                 <w:sz w:val="18"/>
                 <w:szCs w:val="18"/>
               </w:rPr>
@@ -1972,7 +1984,6 @@
             <w:proofErr w:type="spellEnd"/>
             <w:r>
               <w:rPr>
-                <w:rFonts w:ascii="SF Pro Display" w:hAnsi="SF Pro Display"/>
                 <w:sz w:val="18"/>
                 <w:szCs w:val="18"/>
               </w:rPr>
@@ -1994,19 +2005,94 @@
           <w:p>
             <w:pPr>
               <w:spacing w:after="40" w:line="250" w:lineRule="auto"/>
-              <w:rPr>
-                <w:rFonts w:ascii="SF Pro Display" w:hAnsi="SF Pro Display"/>
-                <w:lang w:val="ru-RU"/>
-              </w:rPr>
-            </w:pPr>
-            <w:r>
-              <w:rPr>
-                <w:rFonts w:ascii="SF Pro Display" w:hAnsi="SF Pro Display"/>
-                <w:sz w:val="18"/>
-                <w:szCs w:val="18"/>
-                <w:lang w:val="ru-RU"/>
-              </w:rPr>
-              <w:t>РПД, учебные планы, описания ОП — файлом или по ссылке с сайта университета.</w:t>
+            </w:pPr>
+            <w:r>
+              <w:rPr>
+                <w:sz w:val="18"/>
+                <w:szCs w:val="18"/>
+                <w:lang w:val="ru-RU"/>
+              </w:rPr>
+              <w:t xml:space="preserve">Учебный план, дисциплины, компетенции и индикаторы, закрепление за кафедрами, справочник подразделений. </w:t>
+            </w:r>
+            <w:proofErr w:type="spellStart"/>
+            <w:r>
+              <w:rPr>
+                <w:sz w:val="18"/>
+                <w:szCs w:val="18"/>
+              </w:rPr>
+              <w:t>Только</w:t>
+            </w:r>
+            <w:proofErr w:type="spellEnd"/>
+            <w:r>
+              <w:rPr>
+                <w:sz w:val="18"/>
+                <w:szCs w:val="18"/>
+              </w:rPr>
+              <w:t xml:space="preserve"> </w:t>
+            </w:r>
+            <w:proofErr w:type="spellStart"/>
+            <w:r>
+              <w:rPr>
+                <w:sz w:val="18"/>
+                <w:szCs w:val="18"/>
+              </w:rPr>
+              <w:t>чтение</w:t>
+            </w:r>
+            <w:proofErr w:type="spellEnd"/>
+            <w:r>
+              <w:rPr>
+                <w:sz w:val="18"/>
+                <w:szCs w:val="18"/>
+              </w:rPr>
+              <w:t xml:space="preserve">. </w:t>
+            </w:r>
+            <w:proofErr w:type="spellStart"/>
+            <w:r>
+              <w:rPr>
+                <w:sz w:val="18"/>
+                <w:szCs w:val="18"/>
+              </w:rPr>
+              <w:t>Обезличенных</w:t>
+            </w:r>
+            <w:proofErr w:type="spellEnd"/>
+            <w:r>
+              <w:rPr>
+                <w:sz w:val="18"/>
+                <w:szCs w:val="18"/>
+              </w:rPr>
+              <w:t xml:space="preserve"> </w:t>
+            </w:r>
+            <w:proofErr w:type="spellStart"/>
+            <w:r>
+              <w:rPr>
+                <w:sz w:val="18"/>
+                <w:szCs w:val="18"/>
+              </w:rPr>
+              <w:t>данных</w:t>
+            </w:r>
+            <w:proofErr w:type="spellEnd"/>
+            <w:r>
+              <w:rPr>
+                <w:sz w:val="18"/>
+                <w:szCs w:val="18"/>
+              </w:rPr>
+              <w:t xml:space="preserve"> </w:t>
+            </w:r>
+            <w:proofErr w:type="spellStart"/>
+            <w:r>
+              <w:rPr>
+                <w:sz w:val="18"/>
+                <w:szCs w:val="18"/>
+              </w:rPr>
+              <w:t>достаточно</w:t>
+            </w:r>
+            <w:proofErr w:type="spellEnd"/>
+            <w:r>
+              <w:rPr>
+                <w:sz w:val="18"/>
+                <w:szCs w:val="18"/>
+              </w:rPr>
+              <w:t>.</w:t>
             </w:r>
           </w:p>
         </w:tc>
@@ -2024,14 +2110,10 @@
           <w:p>
             <w:pPr>
               <w:spacing w:after="40" w:line="250" w:lineRule="auto"/>
-              <w:rPr>
-                <w:rFonts w:ascii="SF Pro Display" w:hAnsi="SF Pro Display"/>
-              </w:rPr>
-            </w:pPr>
-            <w:proofErr w:type="spellStart"/>
-            <w:r>
-              <w:rPr>
-                <w:rFonts w:ascii="SF Pro Display" w:hAnsi="SF Pro Display"/>
+            </w:pPr>
+            <w:proofErr w:type="spellStart"/>
+            <w:r>
+              <w:rPr>
                 <w:sz w:val="18"/>
                 <w:szCs w:val="18"/>
               </w:rPr>
@@ -2054,14 +2136,10 @@
           <w:p>
             <w:pPr>
               <w:spacing w:after="40" w:line="250" w:lineRule="auto"/>
-              <w:rPr>
-                <w:rFonts w:ascii="SF Pro Display" w:hAnsi="SF Pro Display"/>
-              </w:rPr>
-            </w:pPr>
-            <w:proofErr w:type="spellStart"/>
-            <w:r>
-              <w:rPr>
-                <w:rFonts w:ascii="SF Pro Display" w:hAnsi="SF Pro Display"/>
+            </w:pPr>
+            <w:proofErr w:type="spellStart"/>
+            <w:r>
+              <w:rPr>
                 <w:sz w:val="18"/>
                 <w:szCs w:val="18"/>
               </w:rPr>
@@ -2091,23 +2169,18 @@
           <w:p>
             <w:pPr>
               <w:spacing w:after="40" w:line="250" w:lineRule="auto"/>
-              <w:rPr>
-                <w:rFonts w:ascii="SF Pro Display" w:hAnsi="SF Pro Display"/>
-              </w:rPr>
-            </w:pPr>
-            <w:proofErr w:type="spellStart"/>
-            <w:r>
-              <w:rPr>
-                <w:rFonts w:ascii="SF Pro Display" w:hAnsi="SF Pro Display"/>
-                <w:sz w:val="18"/>
-                <w:szCs w:val="18"/>
-              </w:rPr>
-              <w:t>Работы</w:t>
-            </w:r>
-            <w:proofErr w:type="spellEnd"/>
-            <w:r>
-              <w:rPr>
-                <w:rFonts w:ascii="SF Pro Display" w:hAnsi="SF Pro Display"/>
+            </w:pPr>
+            <w:proofErr w:type="spellStart"/>
+            <w:r>
+              <w:rPr>
+                <w:sz w:val="18"/>
+                <w:szCs w:val="18"/>
+              </w:rPr>
+              <w:t>Документы</w:t>
+            </w:r>
+            <w:proofErr w:type="spellEnd"/>
+            <w:r>
+              <w:rPr>
                 <w:sz w:val="18"/>
                 <w:szCs w:val="18"/>
               </w:rPr>
@@ -2116,11 +2189,10 @@
             <w:proofErr w:type="spellStart"/>
             <w:r>
               <w:rPr>
-                <w:rFonts w:ascii="SF Pro Display" w:hAnsi="SF Pro Display"/>
-                <w:sz w:val="18"/>
-                <w:szCs w:val="18"/>
-              </w:rPr>
-              <w:t>студентов</w:t>
+                <w:sz w:val="18"/>
+                <w:szCs w:val="18"/>
+              </w:rPr>
+              <w:t>программы</w:t>
             </w:r>
             <w:proofErr w:type="spellEnd"/>
           </w:p>
@@ -2138,14 +2210,10 @@
           <w:p>
             <w:pPr>
               <w:spacing w:after="40" w:line="250" w:lineRule="auto"/>
-              <w:rPr>
-                <w:rFonts w:ascii="SF Pro Display" w:hAnsi="SF Pro Display"/>
-              </w:rPr>
-            </w:pPr>
-            <w:proofErr w:type="spellStart"/>
-            <w:r>
-              <w:rPr>
-                <w:rFonts w:ascii="SF Pro Display" w:hAnsi="SF Pro Display"/>
+            </w:pPr>
+            <w:proofErr w:type="spellStart"/>
+            <w:r>
+              <w:rPr>
                 <w:sz w:val="18"/>
                 <w:szCs w:val="18"/>
               </w:rPr>
@@ -2154,7 +2222,6 @@
             <w:proofErr w:type="spellEnd"/>
             <w:r>
               <w:rPr>
-                <w:rFonts w:ascii="SF Pro Display" w:hAnsi="SF Pro Display"/>
                 <w:sz w:val="18"/>
                 <w:szCs w:val="18"/>
               </w:rPr>
@@ -2176,18 +2243,16 @@
             <w:pPr>
               <w:spacing w:after="40" w:line="250" w:lineRule="auto"/>
               <w:rPr>
-                <w:rFonts w:ascii="SF Pro Display" w:hAnsi="SF Pro Display"/>
-                <w:lang w:val="ru-RU"/>
-              </w:rPr>
-            </w:pPr>
-            <w:r>
-              <w:rPr>
-                <w:rFonts w:ascii="SF Pro Display" w:hAnsi="SF Pro Display"/>
-                <w:sz w:val="18"/>
-                <w:szCs w:val="18"/>
-                <w:lang w:val="ru-RU"/>
-              </w:rPr>
-              <w:t>Текст работы. Имя и группа — необязательные поля.</w:t>
+                <w:lang w:val="ru-RU"/>
+              </w:rPr>
+            </w:pPr>
+            <w:r>
+              <w:rPr>
+                <w:sz w:val="18"/>
+                <w:szCs w:val="18"/>
+                <w:lang w:val="ru-RU"/>
+              </w:rPr>
+              <w:t>РПД, учебные планы, описания ОП — файлом или по ссылке с сайта университета.</w:t>
             </w:r>
           </w:p>
         </w:tc>
@@ -2204,18 +2269,14 @@
           <w:p>
             <w:pPr>
               <w:spacing w:after="40" w:line="250" w:lineRule="auto"/>
-              <w:rPr>
-                <w:rFonts w:ascii="SF Pro Display" w:hAnsi="SF Pro Display"/>
-              </w:rPr>
-            </w:pPr>
-            <w:proofErr w:type="spellStart"/>
-            <w:r>
-              <w:rPr>
-                <w:rFonts w:ascii="SF Pro Display" w:hAnsi="SF Pro Display"/>
-                <w:sz w:val="18"/>
-                <w:szCs w:val="18"/>
-              </w:rPr>
-              <w:t>Опционально</w:t>
+            </w:pPr>
+            <w:proofErr w:type="spellStart"/>
+            <w:r>
+              <w:rPr>
+                <w:sz w:val="18"/>
+                <w:szCs w:val="18"/>
+              </w:rPr>
+              <w:t>Нет</w:t>
             </w:r>
             <w:proofErr w:type="spellEnd"/>
           </w:p>
@@ -2233,54 +2294,14 @@
           <w:p>
             <w:pPr>
               <w:spacing w:after="40" w:line="250" w:lineRule="auto"/>
-              <w:rPr>
-                <w:rFonts w:ascii="SF Pro Display" w:hAnsi="SF Pro Display"/>
-              </w:rPr>
-            </w:pPr>
-            <w:proofErr w:type="spellStart"/>
-            <w:r>
-              <w:rPr>
-                <w:rFonts w:ascii="SF Pro Display" w:hAnsi="SF Pro Display"/>
-                <w:sz w:val="18"/>
-                <w:szCs w:val="18"/>
-              </w:rPr>
-              <w:t>Да</w:t>
-            </w:r>
-            <w:proofErr w:type="spellEnd"/>
-            <w:r>
-              <w:rPr>
-                <w:rFonts w:ascii="SF Pro Display" w:hAnsi="SF Pro Display"/>
-                <w:sz w:val="18"/>
-                <w:szCs w:val="18"/>
-              </w:rPr>
-              <w:t xml:space="preserve">, </w:t>
-            </w:r>
-            <w:proofErr w:type="spellStart"/>
-            <w:r>
-              <w:rPr>
-                <w:rFonts w:ascii="SF Pro Display" w:hAnsi="SF Pro Display"/>
-                <w:sz w:val="18"/>
-                <w:szCs w:val="18"/>
-              </w:rPr>
-              <w:t>текст</w:t>
-            </w:r>
-            <w:proofErr w:type="spellEnd"/>
-            <w:r>
-              <w:rPr>
-                <w:rFonts w:ascii="SF Pro Display" w:hAnsi="SF Pro Display"/>
-                <w:sz w:val="18"/>
-                <w:szCs w:val="18"/>
-              </w:rPr>
-              <w:t xml:space="preserve"> </w:t>
-            </w:r>
-            <w:proofErr w:type="spellStart"/>
-            <w:r>
-              <w:rPr>
-                <w:rFonts w:ascii="SF Pro Display" w:hAnsi="SF Pro Display"/>
-                <w:sz w:val="18"/>
-                <w:szCs w:val="18"/>
-              </w:rPr>
-              <w:t>работы</w:t>
+            </w:pPr>
+            <w:proofErr w:type="spellStart"/>
+            <w:r>
+              <w:rPr>
+                <w:sz w:val="18"/>
+                <w:szCs w:val="18"/>
+              </w:rPr>
+              <w:t>Нет</w:t>
             </w:r>
             <w:proofErr w:type="spellEnd"/>
           </w:p>
@@ -2307,23 +2328,18 @@
           <w:p>
             <w:pPr>
               <w:spacing w:after="40" w:line="250" w:lineRule="auto"/>
-              <w:rPr>
-                <w:rFonts w:ascii="SF Pro Display" w:hAnsi="SF Pro Display"/>
-              </w:rPr>
-            </w:pPr>
-            <w:proofErr w:type="spellStart"/>
-            <w:r>
-              <w:rPr>
-                <w:rFonts w:ascii="SF Pro Display" w:hAnsi="SF Pro Display"/>
-                <w:sz w:val="18"/>
-                <w:szCs w:val="18"/>
-              </w:rPr>
-              <w:t>Учётные</w:t>
-            </w:r>
-            <w:proofErr w:type="spellEnd"/>
-            <w:r>
-              <w:rPr>
-                <w:rFonts w:ascii="SF Pro Display" w:hAnsi="SF Pro Display"/>
+            </w:pPr>
+            <w:proofErr w:type="spellStart"/>
+            <w:r>
+              <w:rPr>
+                <w:sz w:val="18"/>
+                <w:szCs w:val="18"/>
+              </w:rPr>
+              <w:t>Работы</w:t>
+            </w:r>
+            <w:proofErr w:type="spellEnd"/>
+            <w:r>
+              <w:rPr>
                 <w:sz w:val="18"/>
                 <w:szCs w:val="18"/>
               </w:rPr>
@@ -2332,29 +2348,10 @@
             <w:proofErr w:type="spellStart"/>
             <w:r>
               <w:rPr>
-                <w:rFonts w:ascii="SF Pro Display" w:hAnsi="SF Pro Display"/>
-                <w:sz w:val="18"/>
-                <w:szCs w:val="18"/>
-              </w:rPr>
-              <w:t>данные</w:t>
-            </w:r>
-            <w:proofErr w:type="spellEnd"/>
-            <w:r>
-              <w:rPr>
-                <w:rFonts w:ascii="SF Pro Display" w:hAnsi="SF Pro Display"/>
-                <w:sz w:val="18"/>
-                <w:szCs w:val="18"/>
-              </w:rPr>
-              <w:t xml:space="preserve"> </w:t>
-            </w:r>
-            <w:proofErr w:type="spellStart"/>
-            <w:r>
-              <w:rPr>
-                <w:rFonts w:ascii="SF Pro Display" w:hAnsi="SF Pro Display"/>
-                <w:sz w:val="18"/>
-                <w:szCs w:val="18"/>
-              </w:rPr>
-              <w:t>преподавателя</w:t>
+                <w:sz w:val="18"/>
+                <w:szCs w:val="18"/>
+              </w:rPr>
+              <w:t>студентов</w:t>
             </w:r>
             <w:proofErr w:type="spellEnd"/>
           </w:p>
@@ -2373,14 +2370,10 @@
           <w:p>
             <w:pPr>
               <w:spacing w:after="40" w:line="250" w:lineRule="auto"/>
-              <w:rPr>
-                <w:rFonts w:ascii="SF Pro Display" w:hAnsi="SF Pro Display"/>
-              </w:rPr>
-            </w:pPr>
-            <w:proofErr w:type="spellStart"/>
-            <w:r>
-              <w:rPr>
-                <w:rFonts w:ascii="SF Pro Display" w:hAnsi="SF Pro Display"/>
+            </w:pPr>
+            <w:proofErr w:type="spellStart"/>
+            <w:r>
+              <w:rPr>
                 <w:sz w:val="18"/>
                 <w:szCs w:val="18"/>
               </w:rPr>
@@ -2389,7 +2382,6 @@
             <w:proofErr w:type="spellEnd"/>
             <w:r>
               <w:rPr>
-                <w:rFonts w:ascii="SF Pro Display" w:hAnsi="SF Pro Display"/>
                 <w:sz w:val="18"/>
                 <w:szCs w:val="18"/>
               </w:rPr>
@@ -2412,18 +2404,16 @@
             <w:pPr>
               <w:spacing w:after="40" w:line="250" w:lineRule="auto"/>
               <w:rPr>
-                <w:rFonts w:ascii="SF Pro Display" w:hAnsi="SF Pro Display"/>
-                <w:lang w:val="ru-RU"/>
-              </w:rPr>
-            </w:pPr>
-            <w:r>
-              <w:rPr>
-                <w:rFonts w:ascii="SF Pro Display" w:hAnsi="SF Pro Display"/>
-                <w:sz w:val="18"/>
-                <w:szCs w:val="18"/>
-                <w:lang w:val="ru-RU"/>
-              </w:rPr>
-              <w:t>Имя, служебный адрес почты, подразделение.</w:t>
+                <w:lang w:val="ru-RU"/>
+              </w:rPr>
+            </w:pPr>
+            <w:r>
+              <w:rPr>
+                <w:sz w:val="18"/>
+                <w:szCs w:val="18"/>
+                <w:lang w:val="ru-RU"/>
+              </w:rPr>
+              <w:t>Текст работы. Имя и группа — необязательные поля.</w:t>
             </w:r>
           </w:p>
         </w:tc>
@@ -2441,18 +2431,14 @@
           <w:p>
             <w:pPr>
               <w:spacing w:after="40" w:line="250" w:lineRule="auto"/>
-              <w:rPr>
-                <w:rFonts w:ascii="SF Pro Display" w:hAnsi="SF Pro Display"/>
-              </w:rPr>
-            </w:pPr>
-            <w:proofErr w:type="spellStart"/>
-            <w:r>
-              <w:rPr>
-                <w:rFonts w:ascii="SF Pro Display" w:hAnsi="SF Pro Display"/>
-                <w:sz w:val="18"/>
-                <w:szCs w:val="18"/>
-              </w:rPr>
-              <w:t>Да</w:t>
+            </w:pPr>
+            <w:proofErr w:type="spellStart"/>
+            <w:r>
+              <w:rPr>
+                <w:sz w:val="18"/>
+                <w:szCs w:val="18"/>
+              </w:rPr>
+              <w:t>Опционально</w:t>
             </w:r>
             <w:proofErr w:type="spellEnd"/>
           </w:p>
@@ -2471,14 +2457,10 @@
           <w:p>
             <w:pPr>
               <w:spacing w:after="40" w:line="250" w:lineRule="auto"/>
-              <w:rPr>
-                <w:rFonts w:ascii="SF Pro Display" w:hAnsi="SF Pro Display"/>
-              </w:rPr>
-            </w:pPr>
-            <w:proofErr w:type="spellStart"/>
-            <w:r>
-              <w:rPr>
-                <w:rFonts w:ascii="SF Pro Display" w:hAnsi="SF Pro Display"/>
+            </w:pPr>
+            <w:proofErr w:type="spellStart"/>
+            <w:r>
+              <w:rPr>
                 <w:sz w:val="18"/>
                 <w:szCs w:val="18"/>
               </w:rPr>
@@ -2508,23 +2490,18 @@
           <w:p>
             <w:pPr>
               <w:spacing w:after="40" w:line="250" w:lineRule="auto"/>
-              <w:rPr>
-                <w:rFonts w:ascii="SF Pro Display" w:hAnsi="SF Pro Display"/>
-              </w:rPr>
-            </w:pPr>
-            <w:proofErr w:type="spellStart"/>
-            <w:r>
-              <w:rPr>
-                <w:rFonts w:ascii="SF Pro Display" w:hAnsi="SF Pro Display"/>
-                <w:sz w:val="18"/>
-                <w:szCs w:val="18"/>
-              </w:rPr>
-              <w:t>Единый</w:t>
-            </w:r>
-            <w:proofErr w:type="spellEnd"/>
-            <w:r>
-              <w:rPr>
-                <w:rFonts w:ascii="SF Pro Display" w:hAnsi="SF Pro Display"/>
+            </w:pPr>
+            <w:proofErr w:type="spellStart"/>
+            <w:r>
+              <w:rPr>
+                <w:sz w:val="18"/>
+                <w:szCs w:val="18"/>
+              </w:rPr>
+              <w:t>Учётные</w:t>
+            </w:r>
+            <w:proofErr w:type="spellEnd"/>
+            <w:r>
+              <w:rPr>
                 <w:sz w:val="18"/>
                 <w:szCs w:val="18"/>
               </w:rPr>
@@ -2533,21 +2510,28 @@
             <w:proofErr w:type="spellStart"/>
             <w:r>
               <w:rPr>
-                <w:rFonts w:ascii="SF Pro Display" w:hAnsi="SF Pro Display"/>
-                <w:sz w:val="18"/>
-                <w:szCs w:val="18"/>
-              </w:rPr>
-              <w:t>вход</w:t>
-            </w:r>
-            <w:proofErr w:type="spellEnd"/>
-            <w:r>
-              <w:rPr>
-                <w:rFonts w:ascii="SF Pro Display" w:hAnsi="SF Pro Display"/>
-                <w:sz w:val="18"/>
-                <w:szCs w:val="18"/>
-              </w:rPr>
-              <w:t xml:space="preserve"> (SAML 2.0)</w:t>
-            </w:r>
+                <w:sz w:val="18"/>
+                <w:szCs w:val="18"/>
+              </w:rPr>
+              <w:t>данные</w:t>
+            </w:r>
+            <w:proofErr w:type="spellEnd"/>
+            <w:r>
+              <w:rPr>
+                <w:sz w:val="18"/>
+                <w:szCs w:val="18"/>
+              </w:rPr>
+              <w:t xml:space="preserve"> </w:t>
+            </w:r>
+            <w:proofErr w:type="spellStart"/>
+            <w:r>
+              <w:rPr>
+                <w:sz w:val="18"/>
+                <w:szCs w:val="18"/>
+              </w:rPr>
+              <w:t>преподавателя</w:t>
+            </w:r>
+            <w:proofErr w:type="spellEnd"/>
           </w:p>
         </w:tc>
         <w:tc>
@@ -2563,17 +2547,22 @@
           <w:p>
             <w:pPr>
               <w:spacing w:after="40" w:line="250" w:lineRule="auto"/>
-              <w:rPr>
-                <w:rFonts w:ascii="SF Pro Display" w:hAnsi="SF Pro Display"/>
-              </w:rPr>
-            </w:pPr>
-            <w:r>
-              <w:rPr>
-                <w:rFonts w:ascii="SF Pro Display" w:hAnsi="SF Pro Display"/>
-                <w:sz w:val="18"/>
-                <w:szCs w:val="18"/>
-              </w:rPr>
-              <w:t>IdP → ИСПУМ</w:t>
+            </w:pPr>
+            <w:proofErr w:type="spellStart"/>
+            <w:r>
+              <w:rPr>
+                <w:sz w:val="18"/>
+                <w:szCs w:val="18"/>
+              </w:rPr>
+              <w:t>Университет</w:t>
+            </w:r>
+            <w:proofErr w:type="spellEnd"/>
+            <w:r>
+              <w:rPr>
+                <w:sz w:val="18"/>
+                <w:szCs w:val="18"/>
+              </w:rPr>
+              <w:t xml:space="preserve"> → ИСПУМ</w:t>
             </w:r>
           </w:p>
         </w:tc>
@@ -2591,18 +2580,16 @@
             <w:pPr>
               <w:spacing w:after="40" w:line="250" w:lineRule="auto"/>
               <w:rPr>
-                <w:rFonts w:ascii="SF Pro Display" w:hAnsi="SF Pro Display"/>
-                <w:lang w:val="ru-RU"/>
-              </w:rPr>
-            </w:pPr>
-            <w:r>
-              <w:rPr>
-                <w:rFonts w:ascii="SF Pro Display" w:hAnsi="SF Pro Display"/>
-                <w:sz w:val="18"/>
-                <w:szCs w:val="18"/>
-                <w:lang w:val="ru-RU"/>
-              </w:rPr>
-              <w:t>Подписанное утверждение: адрес почты, отображаемое имя.</w:t>
+                <w:lang w:val="ru-RU"/>
+              </w:rPr>
+            </w:pPr>
+            <w:r>
+              <w:rPr>
+                <w:sz w:val="18"/>
+                <w:szCs w:val="18"/>
+                <w:lang w:val="ru-RU"/>
+              </w:rPr>
+              <w:t>Имя, служебный адрес почты, подразделение.</w:t>
             </w:r>
           </w:p>
         </w:tc>
@@ -2619,14 +2606,10 @@
           <w:p>
             <w:pPr>
               <w:spacing w:after="40" w:line="250" w:lineRule="auto"/>
-              <w:rPr>
-                <w:rFonts w:ascii="SF Pro Display" w:hAnsi="SF Pro Display"/>
-              </w:rPr>
-            </w:pPr>
-            <w:proofErr w:type="spellStart"/>
-            <w:r>
-              <w:rPr>
-                <w:rFonts w:ascii="SF Pro Display" w:hAnsi="SF Pro Display"/>
+            </w:pPr>
+            <w:proofErr w:type="spellStart"/>
+            <w:r>
+              <w:rPr>
                 <w:sz w:val="18"/>
                 <w:szCs w:val="18"/>
               </w:rPr>
@@ -2648,14 +2631,10 @@
           <w:p>
             <w:pPr>
               <w:spacing w:after="40" w:line="250" w:lineRule="auto"/>
-              <w:rPr>
-                <w:rFonts w:ascii="SF Pro Display" w:hAnsi="SF Pro Display"/>
-              </w:rPr>
-            </w:pPr>
-            <w:proofErr w:type="spellStart"/>
-            <w:r>
-              <w:rPr>
-                <w:rFonts w:ascii="SF Pro Display" w:hAnsi="SF Pro Display"/>
+            </w:pPr>
+            <w:proofErr w:type="spellStart"/>
+            <w:r>
+              <w:rPr>
                 <w:sz w:val="18"/>
                 <w:szCs w:val="18"/>
               </w:rPr>
@@ -2686,23 +2665,19 @@
           <w:p>
             <w:pPr>
               <w:spacing w:after="40" w:line="250" w:lineRule="auto"/>
-              <w:rPr>
-                <w:rFonts w:ascii="SF Pro Display" w:hAnsi="SF Pro Display"/>
-              </w:rPr>
-            </w:pPr>
-            <w:proofErr w:type="spellStart"/>
-            <w:r>
-              <w:rPr>
-                <w:rFonts w:ascii="SF Pro Display" w:hAnsi="SF Pro Display"/>
-                <w:sz w:val="18"/>
-                <w:szCs w:val="18"/>
-              </w:rPr>
-              <w:t>Запуск</w:t>
-            </w:r>
-            <w:proofErr w:type="spellEnd"/>
-            <w:r>
-              <w:rPr>
-                <w:rFonts w:ascii="SF Pro Display" w:hAnsi="SF Pro Display"/>
+            </w:pPr>
+            <w:proofErr w:type="spellStart"/>
+            <w:r>
+              <w:rPr>
+                <w:sz w:val="18"/>
+                <w:szCs w:val="18"/>
+              </w:rPr>
+              <w:lastRenderedPageBreak/>
+              <w:t>Единый</w:t>
+            </w:r>
+            <w:proofErr w:type="spellEnd"/>
+            <w:r>
+              <w:rPr>
                 <w:sz w:val="18"/>
                 <w:szCs w:val="18"/>
               </w:rPr>
@@ -2711,20 +2686,18 @@
             <w:proofErr w:type="spellStart"/>
             <w:r>
               <w:rPr>
-                <w:rFonts w:ascii="SF Pro Display" w:hAnsi="SF Pro Display"/>
-                <w:sz w:val="18"/>
-                <w:szCs w:val="18"/>
-              </w:rPr>
-              <w:t>из</w:t>
-            </w:r>
-            <w:proofErr w:type="spellEnd"/>
-            <w:r>
-              <w:rPr>
-                <w:rFonts w:ascii="SF Pro Display" w:hAnsi="SF Pro Display"/>
-                <w:sz w:val="18"/>
-                <w:szCs w:val="18"/>
-              </w:rPr>
-              <w:t xml:space="preserve"> Moodle (LTI 1.3)</w:t>
+                <w:sz w:val="18"/>
+                <w:szCs w:val="18"/>
+              </w:rPr>
+              <w:t>вход</w:t>
+            </w:r>
+            <w:proofErr w:type="spellEnd"/>
+            <w:r>
+              <w:rPr>
+                <w:sz w:val="18"/>
+                <w:szCs w:val="18"/>
+              </w:rPr>
+              <w:t xml:space="preserve"> (SAML 2.0)</w:t>
             </w:r>
           </w:p>
         </w:tc>
@@ -2742,17 +2715,13 @@
           <w:p>
             <w:pPr>
               <w:spacing w:after="40" w:line="250" w:lineRule="auto"/>
-              <w:rPr>
-                <w:rFonts w:ascii="SF Pro Display" w:hAnsi="SF Pro Display"/>
-              </w:rPr>
-            </w:pPr>
-            <w:r>
-              <w:rPr>
-                <w:rFonts w:ascii="SF Pro Display" w:hAnsi="SF Pro Display"/>
-                <w:sz w:val="18"/>
-                <w:szCs w:val="18"/>
-              </w:rPr>
-              <w:t>Moodle → ИСПУМ</w:t>
+            </w:pPr>
+            <w:r>
+              <w:rPr>
+                <w:sz w:val="18"/>
+                <w:szCs w:val="18"/>
+              </w:rPr>
+              <w:t>IdP → ИСПУМ</w:t>
             </w:r>
           </w:p>
         </w:tc>
@@ -2771,18 +2740,16 @@
             <w:pPr>
               <w:spacing w:after="40" w:line="250" w:lineRule="auto"/>
               <w:rPr>
-                <w:rFonts w:ascii="SF Pro Display" w:hAnsi="SF Pro Display"/>
-                <w:lang w:val="ru-RU"/>
-              </w:rPr>
-            </w:pPr>
-            <w:r>
-              <w:rPr>
-                <w:rFonts w:ascii="SF Pro Display" w:hAnsi="SF Pro Display"/>
-                <w:sz w:val="18"/>
-                <w:szCs w:val="18"/>
-                <w:lang w:val="ru-RU"/>
-              </w:rPr>
-              <w:t>Подписанный токен: идентификатор курса, роль, идентификатор пользователя.</w:t>
+                <w:lang w:val="ru-RU"/>
+              </w:rPr>
+            </w:pPr>
+            <w:r>
+              <w:rPr>
+                <w:sz w:val="18"/>
+                <w:szCs w:val="18"/>
+                <w:lang w:val="ru-RU"/>
+              </w:rPr>
+              <w:t>Подписанное утверждение: адрес почты, отображаемое имя.</w:t>
             </w:r>
           </w:p>
         </w:tc>
@@ -2800,14 +2767,10 @@
           <w:p>
             <w:pPr>
               <w:spacing w:after="40" w:line="250" w:lineRule="auto"/>
-              <w:rPr>
-                <w:rFonts w:ascii="SF Pro Display" w:hAnsi="SF Pro Display"/>
-              </w:rPr>
-            </w:pPr>
-            <w:proofErr w:type="spellStart"/>
-            <w:r>
-              <w:rPr>
-                <w:rFonts w:ascii="SF Pro Display" w:hAnsi="SF Pro Display"/>
+            </w:pPr>
+            <w:proofErr w:type="spellStart"/>
+            <w:r>
+              <w:rPr>
                 <w:sz w:val="18"/>
                 <w:szCs w:val="18"/>
               </w:rPr>
@@ -2830,14 +2793,10 @@
           <w:p>
             <w:pPr>
               <w:spacing w:after="40" w:line="250" w:lineRule="auto"/>
-              <w:rPr>
-                <w:rFonts w:ascii="SF Pro Display" w:hAnsi="SF Pro Display"/>
-              </w:rPr>
-            </w:pPr>
-            <w:proofErr w:type="spellStart"/>
-            <w:r>
-              <w:rPr>
-                <w:rFonts w:ascii="SF Pro Display" w:hAnsi="SF Pro Display"/>
+            </w:pPr>
+            <w:proofErr w:type="spellStart"/>
+            <w:r>
+              <w:rPr>
                 <w:sz w:val="18"/>
                 <w:szCs w:val="18"/>
               </w:rPr>
@@ -2867,23 +2826,18 @@
           <w:p>
             <w:pPr>
               <w:spacing w:after="40" w:line="250" w:lineRule="auto"/>
-              <w:rPr>
-                <w:rFonts w:ascii="SF Pro Display" w:hAnsi="SF Pro Display"/>
-              </w:rPr>
-            </w:pPr>
-            <w:proofErr w:type="spellStart"/>
-            <w:r>
-              <w:rPr>
-                <w:rFonts w:ascii="SF Pro Display" w:hAnsi="SF Pro Display"/>
-                <w:sz w:val="18"/>
-                <w:szCs w:val="18"/>
-              </w:rPr>
-              <w:t>Обработка</w:t>
-            </w:r>
-            <w:proofErr w:type="spellEnd"/>
-            <w:r>
-              <w:rPr>
-                <w:rFonts w:ascii="SF Pro Display" w:hAnsi="SF Pro Display"/>
+            </w:pPr>
+            <w:proofErr w:type="spellStart"/>
+            <w:r>
+              <w:rPr>
+                <w:sz w:val="18"/>
+                <w:szCs w:val="18"/>
+              </w:rPr>
+              <w:t>Запуск</w:t>
+            </w:r>
+            <w:proofErr w:type="spellEnd"/>
+            <w:r>
+              <w:rPr>
                 <w:sz w:val="18"/>
                 <w:szCs w:val="18"/>
               </w:rPr>
@@ -2892,31 +2846,19 @@
             <w:proofErr w:type="spellStart"/>
             <w:r>
               <w:rPr>
-                <w:rFonts w:ascii="SF Pro Display" w:hAnsi="SF Pro Display"/>
-                <w:sz w:val="18"/>
-                <w:szCs w:val="18"/>
-              </w:rPr>
-              <w:t>текста</w:t>
-            </w:r>
-            <w:proofErr w:type="spellEnd"/>
-            <w:r>
-              <w:rPr>
-                <w:rFonts w:ascii="SF Pro Display" w:hAnsi="SF Pro Display"/>
-                <w:sz w:val="18"/>
-                <w:szCs w:val="18"/>
-              </w:rPr>
-              <w:t xml:space="preserve"> </w:t>
-            </w:r>
-            <w:proofErr w:type="spellStart"/>
-            <w:r>
-              <w:rPr>
-                <w:rFonts w:ascii="SF Pro Display" w:hAnsi="SF Pro Display"/>
-                <w:sz w:val="18"/>
-                <w:szCs w:val="18"/>
-              </w:rPr>
-              <w:t>моделью</w:t>
-            </w:r>
-            <w:proofErr w:type="spellEnd"/>
+                <w:sz w:val="18"/>
+                <w:szCs w:val="18"/>
+              </w:rPr>
+              <w:t>из</w:t>
+            </w:r>
+            <w:proofErr w:type="spellEnd"/>
+            <w:r>
+              <w:rPr>
+                <w:sz w:val="18"/>
+                <w:szCs w:val="18"/>
+              </w:rPr>
+              <w:t xml:space="preserve"> Moodle (LTI 1.3)</w:t>
+            </w:r>
           </w:p>
         </w:tc>
         <w:tc>
@@ -2932,46 +2874,14 @@
           <w:p>
             <w:pPr>
               <w:spacing w:after="40" w:line="250" w:lineRule="auto"/>
-              <w:rPr>
-                <w:rFonts w:ascii="SF Pro Display" w:hAnsi="SF Pro Display"/>
-              </w:rPr>
-            </w:pPr>
-            <w:r>
-              <w:rPr>
-                <w:rFonts w:ascii="SF Pro Display" w:hAnsi="SF Pro Display"/>
-                <w:sz w:val="18"/>
-                <w:szCs w:val="18"/>
-              </w:rPr>
-              <w:t xml:space="preserve">ИСПУМ → </w:t>
-            </w:r>
-            <w:proofErr w:type="spellStart"/>
-            <w:r>
-              <w:rPr>
-                <w:rFonts w:ascii="SF Pro Display" w:hAnsi="SF Pro Display"/>
-                <w:sz w:val="18"/>
-                <w:szCs w:val="18"/>
-              </w:rPr>
-              <w:t>внешний</w:t>
-            </w:r>
-            <w:proofErr w:type="spellEnd"/>
-            <w:r>
-              <w:rPr>
-                <w:rFonts w:ascii="SF Pro Display" w:hAnsi="SF Pro Display"/>
-                <w:sz w:val="18"/>
-                <w:szCs w:val="18"/>
-              </w:rPr>
-              <w:t xml:space="preserve"> </w:t>
-            </w:r>
-            <w:proofErr w:type="spellStart"/>
-            <w:r>
-              <w:rPr>
-                <w:rFonts w:ascii="SF Pro Display" w:hAnsi="SF Pro Display"/>
-                <w:sz w:val="18"/>
-                <w:szCs w:val="18"/>
-              </w:rPr>
-              <w:t>обработчик</w:t>
-            </w:r>
-            <w:proofErr w:type="spellEnd"/>
+            </w:pPr>
+            <w:r>
+              <w:rPr>
+                <w:sz w:val="18"/>
+                <w:szCs w:val="18"/>
+              </w:rPr>
+              <w:t>Moodle → ИСПУМ</w:t>
+            </w:r>
           </w:p>
         </w:tc>
         <w:tc>
@@ -2988,89 +2898,16 @@
             <w:pPr>
               <w:spacing w:after="40" w:line="250" w:lineRule="auto"/>
               <w:rPr>
-                <w:rFonts w:ascii="SF Pro Display" w:hAnsi="SF Pro Display"/>
-              </w:rPr>
-            </w:pPr>
-            <w:r>
-              <w:rPr>
-                <w:rFonts w:ascii="SF Pro Display" w:hAnsi="SF Pro Display"/>
-                <w:sz w:val="18"/>
-                <w:szCs w:val="18"/>
-                <w:lang w:val="ru-RU"/>
-              </w:rPr>
-              <w:t xml:space="preserve">Текст работы или документа и инструкция разбора. </w:t>
-            </w:r>
-            <w:proofErr w:type="spellStart"/>
-            <w:r>
-              <w:rPr>
-                <w:rFonts w:ascii="SF Pro Display" w:hAnsi="SF Pro Display"/>
-                <w:sz w:val="18"/>
-                <w:szCs w:val="18"/>
-              </w:rPr>
-              <w:t>Учётные</w:t>
-            </w:r>
-            <w:proofErr w:type="spellEnd"/>
-            <w:r>
-              <w:rPr>
-                <w:rFonts w:ascii="SF Pro Display" w:hAnsi="SF Pro Display"/>
-                <w:sz w:val="18"/>
-                <w:szCs w:val="18"/>
-              </w:rPr>
-              <w:t xml:space="preserve"> </w:t>
-            </w:r>
-            <w:proofErr w:type="spellStart"/>
-            <w:r>
-              <w:rPr>
-                <w:rFonts w:ascii="SF Pro Display" w:hAnsi="SF Pro Display"/>
-                <w:sz w:val="18"/>
-                <w:szCs w:val="18"/>
-              </w:rPr>
-              <w:t>данные</w:t>
-            </w:r>
-            <w:proofErr w:type="spellEnd"/>
-            <w:r>
-              <w:rPr>
-                <w:rFonts w:ascii="SF Pro Display" w:hAnsi="SF Pro Display"/>
-                <w:sz w:val="18"/>
-                <w:szCs w:val="18"/>
-              </w:rPr>
-              <w:t xml:space="preserve"> </w:t>
-            </w:r>
-            <w:proofErr w:type="spellStart"/>
-            <w:r>
-              <w:rPr>
-                <w:rFonts w:ascii="SF Pro Display" w:hAnsi="SF Pro Display"/>
-                <w:sz w:val="18"/>
-                <w:szCs w:val="18"/>
-              </w:rPr>
-              <w:t>не</w:t>
-            </w:r>
-            <w:proofErr w:type="spellEnd"/>
-            <w:r>
-              <w:rPr>
-                <w:rFonts w:ascii="SF Pro Display" w:hAnsi="SF Pro Display"/>
-                <w:sz w:val="18"/>
-                <w:szCs w:val="18"/>
-              </w:rPr>
-              <w:t xml:space="preserve"> </w:t>
-            </w:r>
-            <w:proofErr w:type="spellStart"/>
-            <w:r>
-              <w:rPr>
-                <w:rFonts w:ascii="SF Pro Display" w:hAnsi="SF Pro Display"/>
-                <w:sz w:val="18"/>
-                <w:szCs w:val="18"/>
-              </w:rPr>
-              <w:t>передаются</w:t>
-            </w:r>
-            <w:proofErr w:type="spellEnd"/>
-            <w:r>
-              <w:rPr>
-                <w:rFonts w:ascii="SF Pro Display" w:hAnsi="SF Pro Display"/>
-                <w:sz w:val="18"/>
-                <w:szCs w:val="18"/>
-              </w:rPr>
-              <w:t>.</w:t>
+                <w:lang w:val="ru-RU"/>
+              </w:rPr>
+            </w:pPr>
+            <w:r>
+              <w:rPr>
+                <w:sz w:val="18"/>
+                <w:szCs w:val="18"/>
+                <w:lang w:val="ru-RU"/>
+              </w:rPr>
+              <w:t>Подписанный токен: идентификатор курса, роль, идентификатор пользователя.</w:t>
             </w:r>
           </w:p>
         </w:tc>
@@ -3087,54 +2924,14 @@
           <w:p>
             <w:pPr>
               <w:spacing w:after="40" w:line="250" w:lineRule="auto"/>
-              <w:rPr>
-                <w:rFonts w:ascii="SF Pro Display" w:hAnsi="SF Pro Display"/>
-              </w:rPr>
-            </w:pPr>
-            <w:proofErr w:type="spellStart"/>
-            <w:r>
-              <w:rPr>
-                <w:rFonts w:ascii="SF Pro Display" w:hAnsi="SF Pro Display"/>
-                <w:sz w:val="18"/>
-                <w:szCs w:val="18"/>
-              </w:rPr>
-              <w:t>Только</w:t>
-            </w:r>
-            <w:proofErr w:type="spellEnd"/>
-            <w:r>
-              <w:rPr>
-                <w:rFonts w:ascii="SF Pro Display" w:hAnsi="SF Pro Display"/>
-                <w:sz w:val="18"/>
-                <w:szCs w:val="18"/>
-              </w:rPr>
-              <w:t xml:space="preserve"> </w:t>
-            </w:r>
-            <w:proofErr w:type="spellStart"/>
-            <w:r>
-              <w:rPr>
-                <w:rFonts w:ascii="SF Pro Display" w:hAnsi="SF Pro Display"/>
-                <w:sz w:val="18"/>
-                <w:szCs w:val="18"/>
-              </w:rPr>
-              <w:t>если</w:t>
-            </w:r>
-            <w:proofErr w:type="spellEnd"/>
-            <w:r>
-              <w:rPr>
-                <w:rFonts w:ascii="SF Pro Display" w:hAnsi="SF Pro Display"/>
-                <w:sz w:val="18"/>
-                <w:szCs w:val="18"/>
-              </w:rPr>
-              <w:t xml:space="preserve"> </w:t>
-            </w:r>
-            <w:proofErr w:type="spellStart"/>
-            <w:r>
-              <w:rPr>
-                <w:rFonts w:ascii="SF Pro Display" w:hAnsi="SF Pro Display"/>
-                <w:sz w:val="18"/>
-                <w:szCs w:val="18"/>
-              </w:rPr>
-              <w:t>введены</w:t>
+            </w:pPr>
+            <w:proofErr w:type="spellStart"/>
+            <w:r>
+              <w:rPr>
+                <w:sz w:val="18"/>
+                <w:szCs w:val="18"/>
+              </w:rPr>
+              <w:t>Да</w:t>
             </w:r>
             <w:proofErr w:type="spellEnd"/>
           </w:p>
@@ -3152,18 +2949,14 @@
           <w:p>
             <w:pPr>
               <w:spacing w:after="40" w:line="250" w:lineRule="auto"/>
-              <w:rPr>
-                <w:rFonts w:ascii="SF Pro Display" w:hAnsi="SF Pro Display"/>
-              </w:rPr>
-            </w:pPr>
-            <w:proofErr w:type="spellStart"/>
-            <w:r>
-              <w:rPr>
-                <w:rFonts w:ascii="SF Pro Display" w:hAnsi="SF Pro Display"/>
-                <w:sz w:val="18"/>
-                <w:szCs w:val="18"/>
-              </w:rPr>
-              <w:t>Да</w:t>
+            </w:pPr>
+            <w:proofErr w:type="spellStart"/>
+            <w:r>
+              <w:rPr>
+                <w:sz w:val="18"/>
+                <w:szCs w:val="18"/>
+              </w:rPr>
+              <w:t>Нет</w:t>
             </w:r>
             <w:proofErr w:type="spellEnd"/>
           </w:p>
@@ -3190,36 +2983,46 @@
           <w:p>
             <w:pPr>
               <w:spacing w:after="40" w:line="250" w:lineRule="auto"/>
-              <w:rPr>
-                <w:rFonts w:ascii="SF Pro Display" w:hAnsi="SF Pro Display"/>
-              </w:rPr>
-            </w:pPr>
-            <w:proofErr w:type="spellStart"/>
-            <w:r>
-              <w:rPr>
-                <w:rFonts w:ascii="SF Pro Display" w:hAnsi="SF Pro Display"/>
-                <w:sz w:val="18"/>
-                <w:szCs w:val="18"/>
-              </w:rPr>
-              <w:t>Распознавание</w:t>
-            </w:r>
-            <w:proofErr w:type="spellEnd"/>
-            <w:r>
-              <w:rPr>
-                <w:rFonts w:ascii="SF Pro Display" w:hAnsi="SF Pro Display"/>
-                <w:sz w:val="18"/>
-                <w:szCs w:val="18"/>
-              </w:rPr>
-              <w:t xml:space="preserve"> и </w:t>
-            </w:r>
-            <w:proofErr w:type="spellStart"/>
-            <w:r>
-              <w:rPr>
-                <w:rFonts w:ascii="SF Pro Display" w:hAnsi="SF Pro Display"/>
-                <w:sz w:val="18"/>
-                <w:szCs w:val="18"/>
-              </w:rPr>
-              <w:t>иллюстрации</w:t>
+            </w:pPr>
+            <w:proofErr w:type="spellStart"/>
+            <w:r>
+              <w:rPr>
+                <w:sz w:val="18"/>
+                <w:szCs w:val="18"/>
+              </w:rPr>
+              <w:t>Обработка</w:t>
+            </w:r>
+            <w:proofErr w:type="spellEnd"/>
+            <w:r>
+              <w:rPr>
+                <w:sz w:val="18"/>
+                <w:szCs w:val="18"/>
+              </w:rPr>
+              <w:t xml:space="preserve"> </w:t>
+            </w:r>
+            <w:proofErr w:type="spellStart"/>
+            <w:r>
+              <w:rPr>
+                <w:sz w:val="18"/>
+                <w:szCs w:val="18"/>
+              </w:rPr>
+              <w:t>текста</w:t>
+            </w:r>
+            <w:proofErr w:type="spellEnd"/>
+            <w:r>
+              <w:rPr>
+                <w:sz w:val="18"/>
+                <w:szCs w:val="18"/>
+              </w:rPr>
+              <w:t xml:space="preserve"> </w:t>
+            </w:r>
+            <w:proofErr w:type="spellStart"/>
+            <w:r>
+              <w:rPr>
+                <w:sz w:val="18"/>
+                <w:szCs w:val="18"/>
+              </w:rPr>
+              <w:t>моделью</w:t>
             </w:r>
             <w:proofErr w:type="spellEnd"/>
           </w:p>
@@ -3238,17 +3041,20 @@
           <w:p>
             <w:pPr>
               <w:spacing w:after="40" w:line="250" w:lineRule="auto"/>
-              <w:rPr>
-                <w:rFonts w:ascii="SF Pro Display" w:hAnsi="SF Pro Display"/>
-              </w:rPr>
-            </w:pPr>
-            <w:r>
-              <w:rPr>
-                <w:rFonts w:ascii="SF Pro Display" w:hAnsi="SF Pro Display"/>
-                <w:sz w:val="18"/>
-                <w:szCs w:val="18"/>
-              </w:rPr>
-              <w:t>ИСПУМ → Yandex</w:t>
+            </w:pPr>
+            <w:r>
+              <w:rPr>
+                <w:sz w:val="18"/>
+                <w:szCs w:val="18"/>
+              </w:rPr>
+              <w:t>ИСПУМ →</w:t>
+            </w:r>
+            <w:r>
+              <w:rPr>
+                <w:sz w:val="18"/>
+                <w:szCs w:val="18"/>
+              </w:rPr>
+              <w:t>LLM</w:t>
             </w:r>
           </w:p>
         </w:tc>
@@ -3267,18 +3073,24 @@
             <w:pPr>
               <w:spacing w:after="40" w:line="250" w:lineRule="auto"/>
               <w:rPr>
-                <w:rFonts w:ascii="SF Pro Display" w:hAnsi="SF Pro Display"/>
-                <w:lang w:val="ru-RU"/>
-              </w:rPr>
-            </w:pPr>
-            <w:r>
-              <w:rPr>
-                <w:rFonts w:ascii="SF Pro Display" w:hAnsi="SF Pro Display"/>
-                <w:sz w:val="18"/>
-                <w:szCs w:val="18"/>
-                <w:lang w:val="ru-RU"/>
-              </w:rPr>
-              <w:t>Изображения страниц и чертежей, поисковые запросы по теме.</w:t>
+                <w:lang w:val="ru-RU"/>
+              </w:rPr>
+            </w:pPr>
+            <w:r>
+              <w:rPr>
+                <w:sz w:val="18"/>
+                <w:szCs w:val="18"/>
+                <w:lang w:val="ru-RU"/>
+              </w:rPr>
+              <w:t xml:space="preserve">Текст работы или документа и инструкция разбора. </w:t>
+            </w:r>
+            <w:r>
+              <w:rPr>
+                <w:sz w:val="18"/>
+                <w:szCs w:val="18"/>
+                <w:lang w:val="ru-RU"/>
+              </w:rPr>
+              <w:t>Учётные данные не передаются.</w:t>
             </w:r>
           </w:p>
         </w:tc>
@@ -3296,18 +3108,46 @@
           <w:p>
             <w:pPr>
               <w:spacing w:after="40" w:line="250" w:lineRule="auto"/>
-              <w:rPr>
-                <w:rFonts w:ascii="SF Pro Display" w:hAnsi="SF Pro Display"/>
-              </w:rPr>
-            </w:pPr>
-            <w:proofErr w:type="spellStart"/>
-            <w:r>
-              <w:rPr>
-                <w:rFonts w:ascii="SF Pro Display" w:hAnsi="SF Pro Display"/>
-                <w:sz w:val="18"/>
-                <w:szCs w:val="18"/>
-              </w:rPr>
-              <w:t>Нет</w:t>
+            </w:pPr>
+            <w:proofErr w:type="spellStart"/>
+            <w:r>
+              <w:rPr>
+                <w:sz w:val="18"/>
+                <w:szCs w:val="18"/>
+              </w:rPr>
+              <w:t>Только</w:t>
+            </w:r>
+            <w:proofErr w:type="spellEnd"/>
+            <w:r>
+              <w:rPr>
+                <w:sz w:val="18"/>
+                <w:szCs w:val="18"/>
+              </w:rPr>
+              <w:t xml:space="preserve"> </w:t>
+            </w:r>
+            <w:proofErr w:type="spellStart"/>
+            <w:r>
+              <w:rPr>
+                <w:sz w:val="18"/>
+                <w:szCs w:val="18"/>
+              </w:rPr>
+              <w:t>если</w:t>
+            </w:r>
+            <w:proofErr w:type="spellEnd"/>
+            <w:r>
+              <w:rPr>
+                <w:sz w:val="18"/>
+                <w:szCs w:val="18"/>
+              </w:rPr>
+              <w:t xml:space="preserve"> </w:t>
+            </w:r>
+            <w:proofErr w:type="spellStart"/>
+            <w:r>
+              <w:rPr>
+                <w:sz w:val="18"/>
+                <w:szCs w:val="18"/>
+              </w:rPr>
+              <w:t>введены</w:t>
             </w:r>
             <w:proofErr w:type="spellEnd"/>
           </w:p>
@@ -3326,14 +3166,10 @@
           <w:p>
             <w:pPr>
               <w:spacing w:after="40" w:line="250" w:lineRule="auto"/>
-              <w:rPr>
-                <w:rFonts w:ascii="SF Pro Display" w:hAnsi="SF Pro Display"/>
-              </w:rPr>
-            </w:pPr>
-            <w:proofErr w:type="spellStart"/>
-            <w:r>
-              <w:rPr>
-                <w:rFonts w:ascii="SF Pro Display" w:hAnsi="SF Pro Display"/>
+            </w:pPr>
+            <w:proofErr w:type="spellStart"/>
+            <w:r>
+              <w:rPr>
                 <w:sz w:val="18"/>
                 <w:szCs w:val="18"/>
               </w:rPr>
@@ -3363,37 +3199,30 @@
           <w:p>
             <w:pPr>
               <w:spacing w:after="40" w:line="250" w:lineRule="auto"/>
-              <w:rPr>
-                <w:rFonts w:ascii="SF Pro Display" w:hAnsi="SF Pro Display"/>
-              </w:rPr>
-            </w:pPr>
-            <w:proofErr w:type="spellStart"/>
-            <w:r>
-              <w:rPr>
-                <w:rFonts w:ascii="SF Pro Display" w:hAnsi="SF Pro Display"/>
-                <w:sz w:val="18"/>
-                <w:szCs w:val="18"/>
-              </w:rPr>
-              <w:lastRenderedPageBreak/>
-              <w:t>Выгрузка</w:t>
-            </w:r>
-            <w:proofErr w:type="spellEnd"/>
-            <w:r>
-              <w:rPr>
-                <w:rFonts w:ascii="SF Pro Display" w:hAnsi="SF Pro Display"/>
-                <w:sz w:val="18"/>
-                <w:szCs w:val="18"/>
-              </w:rPr>
-              <w:t xml:space="preserve"> </w:t>
-            </w:r>
-            <w:proofErr w:type="spellStart"/>
-            <w:r>
-              <w:rPr>
-                <w:rFonts w:ascii="SF Pro Display" w:hAnsi="SF Pro Display"/>
-                <w:sz w:val="18"/>
-                <w:szCs w:val="18"/>
-              </w:rPr>
-              <w:t>оценок</w:t>
+            </w:pPr>
+            <w:proofErr w:type="spellStart"/>
+            <w:r>
+              <w:rPr>
+                <w:sz w:val="18"/>
+                <w:szCs w:val="18"/>
+              </w:rPr>
+              <w:t>Распознавание</w:t>
+            </w:r>
+            <w:proofErr w:type="spellEnd"/>
+            <w:r>
+              <w:rPr>
+                <w:sz w:val="18"/>
+                <w:szCs w:val="18"/>
+              </w:rPr>
+              <w:t xml:space="preserve"> и </w:t>
+            </w:r>
+            <w:proofErr w:type="spellStart"/>
+            <w:r>
+              <w:rPr>
+                <w:sz w:val="18"/>
+                <w:szCs w:val="18"/>
+              </w:rPr>
+              <w:t>иллюстрации</w:t>
             </w:r>
             <w:proofErr w:type="spellEnd"/>
           </w:p>
@@ -3411,17 +3240,13 @@
           <w:p>
             <w:pPr>
               <w:spacing w:after="40" w:line="250" w:lineRule="auto"/>
-              <w:rPr>
-                <w:rFonts w:ascii="SF Pro Display" w:hAnsi="SF Pro Display"/>
-              </w:rPr>
-            </w:pPr>
-            <w:r>
-              <w:rPr>
-                <w:rFonts w:ascii="SF Pro Display" w:hAnsi="SF Pro Display"/>
-                <w:sz w:val="18"/>
-                <w:szCs w:val="18"/>
-              </w:rPr>
-              <w:t>ИСПУМ → Moodle</w:t>
+            </w:pPr>
+            <w:r>
+              <w:rPr>
+                <w:sz w:val="18"/>
+                <w:szCs w:val="18"/>
+              </w:rPr>
+              <w:t>ИСПУМ → Yandex</w:t>
             </w:r>
           </w:p>
         </w:tc>
@@ -3439,35 +3264,16 @@
             <w:pPr>
               <w:spacing w:after="40" w:line="250" w:lineRule="auto"/>
               <w:rPr>
-                <w:rFonts w:ascii="SF Pro Display" w:hAnsi="SF Pro Display"/>
-                <w:lang w:val="ru-RU"/>
-              </w:rPr>
-            </w:pPr>
-            <w:r>
-              <w:rPr>
-                <w:rFonts w:ascii="SF Pro Display" w:hAnsi="SF Pro Display"/>
-                <w:sz w:val="18"/>
-                <w:szCs w:val="18"/>
-                <w:lang w:val="ru-RU"/>
-              </w:rPr>
-              <w:t xml:space="preserve">Балл по идентификатору задания </w:t>
-            </w:r>
-            <w:r>
-              <w:rPr>
-                <w:rFonts w:ascii="SF Pro Display" w:hAnsi="SF Pro Display"/>
-                <w:sz w:val="18"/>
-                <w:szCs w:val="18"/>
-              </w:rPr>
-              <w:t>LTI</w:t>
-            </w:r>
-            <w:r>
-              <w:rPr>
-                <w:rFonts w:ascii="SF Pro Display" w:hAnsi="SF Pro Display"/>
-                <w:sz w:val="18"/>
-                <w:szCs w:val="18"/>
-                <w:lang w:val="ru-RU"/>
-              </w:rPr>
-              <w:t>.</w:t>
+                <w:lang w:val="ru-RU"/>
+              </w:rPr>
+            </w:pPr>
+            <w:r>
+              <w:rPr>
+                <w:sz w:val="18"/>
+                <w:szCs w:val="18"/>
+                <w:lang w:val="ru-RU"/>
+              </w:rPr>
+              <w:t>Изображения страниц и чертежей, поисковые запросы по теме.</w:t>
             </w:r>
           </w:p>
         </w:tc>
@@ -3484,14 +3290,10 @@
           <w:p>
             <w:pPr>
               <w:spacing w:after="40" w:line="250" w:lineRule="auto"/>
-              <w:rPr>
-                <w:rFonts w:ascii="SF Pro Display" w:hAnsi="SF Pro Display"/>
-              </w:rPr>
-            </w:pPr>
-            <w:proofErr w:type="spellStart"/>
-            <w:r>
-              <w:rPr>
-                <w:rFonts w:ascii="SF Pro Display" w:hAnsi="SF Pro Display"/>
+            </w:pPr>
+            <w:proofErr w:type="spellStart"/>
+            <w:r>
+              <w:rPr>
                 <w:sz w:val="18"/>
                 <w:szCs w:val="18"/>
               </w:rPr>
@@ -3513,14 +3315,10 @@
           <w:p>
             <w:pPr>
               <w:spacing w:after="40" w:line="250" w:lineRule="auto"/>
-              <w:rPr>
-                <w:rFonts w:ascii="SF Pro Display" w:hAnsi="SF Pro Display"/>
-              </w:rPr>
-            </w:pPr>
-            <w:proofErr w:type="spellStart"/>
-            <w:r>
-              <w:rPr>
-                <w:rFonts w:ascii="SF Pro Display" w:hAnsi="SF Pro Display"/>
+            </w:pPr>
+            <w:proofErr w:type="spellStart"/>
+            <w:r>
+              <w:rPr>
                 <w:sz w:val="18"/>
                 <w:szCs w:val="18"/>
               </w:rPr>
@@ -3551,36 +3349,30 @@
           <w:p>
             <w:pPr>
               <w:spacing w:after="40" w:line="250" w:lineRule="auto"/>
-              <w:rPr>
-                <w:rFonts w:ascii="SF Pro Display" w:hAnsi="SF Pro Display"/>
-              </w:rPr>
-            </w:pPr>
-            <w:proofErr w:type="spellStart"/>
-            <w:r>
-              <w:rPr>
-                <w:rFonts w:ascii="SF Pro Display" w:hAnsi="SF Pro Display"/>
-                <w:sz w:val="18"/>
-                <w:szCs w:val="18"/>
-              </w:rPr>
-              <w:t>Отчёты</w:t>
-            </w:r>
-            <w:proofErr w:type="spellEnd"/>
-            <w:r>
-              <w:rPr>
-                <w:rFonts w:ascii="SF Pro Display" w:hAnsi="SF Pro Display"/>
-                <w:sz w:val="18"/>
-                <w:szCs w:val="18"/>
-              </w:rPr>
-              <w:t xml:space="preserve"> и </w:t>
-            </w:r>
-            <w:proofErr w:type="spellStart"/>
-            <w:r>
-              <w:rPr>
-                <w:rFonts w:ascii="SF Pro Display" w:hAnsi="SF Pro Display"/>
-                <w:sz w:val="18"/>
-                <w:szCs w:val="18"/>
-              </w:rPr>
-              <w:t>документы</w:t>
+            </w:pPr>
+            <w:proofErr w:type="spellStart"/>
+            <w:r>
+              <w:rPr>
+                <w:sz w:val="18"/>
+                <w:szCs w:val="18"/>
+              </w:rPr>
+              <w:t>Выгрузка</w:t>
+            </w:r>
+            <w:proofErr w:type="spellEnd"/>
+            <w:r>
+              <w:rPr>
+                <w:sz w:val="18"/>
+                <w:szCs w:val="18"/>
+              </w:rPr>
+              <w:t xml:space="preserve"> </w:t>
+            </w:r>
+            <w:proofErr w:type="spellStart"/>
+            <w:r>
+              <w:rPr>
+                <w:sz w:val="18"/>
+                <w:szCs w:val="18"/>
+              </w:rPr>
+              <w:t>оценок</w:t>
             </w:r>
             <w:proofErr w:type="spellEnd"/>
           </w:p>
@@ -3599,28 +3391,14 @@
           <w:p>
             <w:pPr>
               <w:spacing w:after="40" w:line="250" w:lineRule="auto"/>
-              <w:rPr>
-                <w:rFonts w:ascii="SF Pro Display" w:hAnsi="SF Pro Display"/>
-              </w:rPr>
-            </w:pPr>
-            <w:r>
-              <w:rPr>
-                <w:rFonts w:ascii="SF Pro Display" w:hAnsi="SF Pro Display"/>
-                <w:sz w:val="18"/>
-                <w:szCs w:val="18"/>
-              </w:rPr>
-              <w:t xml:space="preserve">ИСПУМ → </w:t>
-            </w:r>
-            <w:proofErr w:type="spellStart"/>
-            <w:r>
-              <w:rPr>
-                <w:rFonts w:ascii="SF Pro Display" w:hAnsi="SF Pro Display"/>
-                <w:sz w:val="18"/>
-                <w:szCs w:val="18"/>
-              </w:rPr>
-              <w:t>университет</w:t>
-            </w:r>
-            <w:proofErr w:type="spellEnd"/>
+            </w:pPr>
+            <w:r>
+              <w:rPr>
+                <w:sz w:val="18"/>
+                <w:szCs w:val="18"/>
+              </w:rPr>
+              <w:t>ИСПУМ → Moodle</w:t>
+            </w:r>
           </w:p>
         </w:tc>
         <w:tc>
@@ -3638,16 +3416,31 @@
             <w:pPr>
               <w:spacing w:after="40" w:line="250" w:lineRule="auto"/>
               <w:rPr>
-                <w:rFonts w:ascii="SF Pro Display" w:hAnsi="SF Pro Display"/>
-              </w:rPr>
-            </w:pPr>
-            <w:r>
-              <w:rPr>
-                <w:rFonts w:ascii="SF Pro Display" w:hAnsi="SF Pro Display"/>
-                <w:sz w:val="18"/>
-                <w:szCs w:val="18"/>
-              </w:rPr>
-              <w:t>XLSX, PDF, DOCX, PPTX, CSV.</w:t>
+                <w:lang w:val="ru-RU"/>
+              </w:rPr>
+            </w:pPr>
+            <w:r>
+              <w:rPr>
+                <w:sz w:val="18"/>
+                <w:szCs w:val="18"/>
+                <w:lang w:val="ru-RU"/>
+              </w:rPr>
+              <w:t xml:space="preserve">Балл по идентификатору задания </w:t>
+            </w:r>
+            <w:r>
+              <w:rPr>
+                <w:sz w:val="18"/>
+                <w:szCs w:val="18"/>
+              </w:rPr>
+              <w:t>LTI</w:t>
+            </w:r>
+            <w:r>
+              <w:rPr>
+                <w:sz w:val="18"/>
+                <w:szCs w:val="18"/>
+                <w:lang w:val="ru-RU"/>
+              </w:rPr>
+              <w:t>.</w:t>
             </w:r>
           </w:p>
         </w:tc>
@@ -3665,36 +3458,14 @@
           <w:p>
             <w:pPr>
               <w:spacing w:after="40" w:line="250" w:lineRule="auto"/>
-              <w:rPr>
-                <w:rFonts w:ascii="SF Pro Display" w:hAnsi="SF Pro Display"/>
-              </w:rPr>
-            </w:pPr>
-            <w:proofErr w:type="spellStart"/>
-            <w:r>
-              <w:rPr>
-                <w:rFonts w:ascii="SF Pro Display" w:hAnsi="SF Pro Display"/>
-                <w:sz w:val="18"/>
-                <w:szCs w:val="18"/>
-              </w:rPr>
-              <w:t>По</w:t>
-            </w:r>
-            <w:proofErr w:type="spellEnd"/>
-            <w:r>
-              <w:rPr>
-                <w:rFonts w:ascii="SF Pro Display" w:hAnsi="SF Pro Display"/>
-                <w:sz w:val="18"/>
-                <w:szCs w:val="18"/>
-              </w:rPr>
-              <w:t xml:space="preserve"> </w:t>
-            </w:r>
-            <w:proofErr w:type="spellStart"/>
-            <w:r>
-              <w:rPr>
-                <w:rFonts w:ascii="SF Pro Display" w:hAnsi="SF Pro Display"/>
-                <w:sz w:val="18"/>
-                <w:szCs w:val="18"/>
-              </w:rPr>
-              <w:t>содержанию</w:t>
+            </w:pPr>
+            <w:proofErr w:type="spellStart"/>
+            <w:r>
+              <w:rPr>
+                <w:sz w:val="18"/>
+                <w:szCs w:val="18"/>
+              </w:rPr>
+              <w:t>Нет</w:t>
             </w:r>
             <w:proofErr w:type="spellEnd"/>
           </w:p>
@@ -3713,14 +3484,180 @@
           <w:p>
             <w:pPr>
               <w:spacing w:after="40" w:line="250" w:lineRule="auto"/>
-              <w:rPr>
-                <w:rFonts w:ascii="SF Pro Display" w:hAnsi="SF Pro Display"/>
-              </w:rPr>
-            </w:pPr>
-            <w:proofErr w:type="spellStart"/>
-            <w:r>
-              <w:rPr>
-                <w:rFonts w:ascii="SF Pro Display" w:hAnsi="SF Pro Display"/>
+            </w:pPr>
+            <w:proofErr w:type="spellStart"/>
+            <w:r>
+              <w:rPr>
+                <w:sz w:val="18"/>
+                <w:szCs w:val="18"/>
+              </w:rPr>
+              <w:t>Нет</w:t>
+            </w:r>
+            <w:proofErr w:type="spellEnd"/>
+          </w:p>
+        </w:tc>
+      </w:tr>
+      <w:tr>
+        <w:tblPrEx>
+          <w:tblCellMar>
+            <w:top w:w="0" w:type="dxa"/>
+            <w:bottom w:w="0" w:type="dxa"/>
+          </w:tblCellMar>
+        </w:tblPrEx>
+        <w:tc>
+          <w:tcPr>
+            <w:tcW w:w="1800" w:type="dxa"/>
+            <w:tcMar>
+              <w:top w:w="70" w:type="dxa"/>
+              <w:left w:w="110" w:type="dxa"/>
+              <w:bottom w:w="70" w:type="dxa"/>
+              <w:right w:w="110" w:type="dxa"/>
+            </w:tcMar>
+          </w:tcPr>
+          <w:p>
+            <w:pPr>
+              <w:spacing w:after="40" w:line="250" w:lineRule="auto"/>
+            </w:pPr>
+            <w:proofErr w:type="spellStart"/>
+            <w:r>
+              <w:rPr>
+                <w:sz w:val="18"/>
+                <w:szCs w:val="18"/>
+              </w:rPr>
+              <w:t>Отчёты</w:t>
+            </w:r>
+            <w:proofErr w:type="spellEnd"/>
+            <w:r>
+              <w:rPr>
+                <w:sz w:val="18"/>
+                <w:szCs w:val="18"/>
+              </w:rPr>
+              <w:t xml:space="preserve"> и </w:t>
+            </w:r>
+            <w:proofErr w:type="spellStart"/>
+            <w:r>
+              <w:rPr>
+                <w:sz w:val="18"/>
+                <w:szCs w:val="18"/>
+              </w:rPr>
+              <w:t>документы</w:t>
+            </w:r>
+            <w:proofErr w:type="spellEnd"/>
+          </w:p>
+        </w:tc>
+        <w:tc>
+          <w:tcPr>
+            <w:tcW w:w="1750" w:type="dxa"/>
+            <w:tcMar>
+              <w:top w:w="70" w:type="dxa"/>
+              <w:left w:w="110" w:type="dxa"/>
+              <w:bottom w:w="70" w:type="dxa"/>
+              <w:right w:w="110" w:type="dxa"/>
+            </w:tcMar>
+          </w:tcPr>
+          <w:p>
+            <w:pPr>
+              <w:spacing w:after="40" w:line="250" w:lineRule="auto"/>
+            </w:pPr>
+            <w:r>
+              <w:rPr>
+                <w:sz w:val="18"/>
+                <w:szCs w:val="18"/>
+              </w:rPr>
+              <w:t xml:space="preserve">ИСПУМ → </w:t>
+            </w:r>
+            <w:proofErr w:type="spellStart"/>
+            <w:r>
+              <w:rPr>
+                <w:sz w:val="18"/>
+                <w:szCs w:val="18"/>
+              </w:rPr>
+              <w:t>университет</w:t>
+            </w:r>
+            <w:proofErr w:type="spellEnd"/>
+          </w:p>
+        </w:tc>
+        <w:tc>
+          <w:tcPr>
+            <w:tcW w:w="3350" w:type="dxa"/>
+            <w:tcMar>
+              <w:top w:w="70" w:type="dxa"/>
+              <w:left w:w="110" w:type="dxa"/>
+              <w:bottom w:w="70" w:type="dxa"/>
+              <w:right w:w="110" w:type="dxa"/>
+            </w:tcMar>
+          </w:tcPr>
+          <w:p>
+            <w:pPr>
+              <w:spacing w:after="40" w:line="250" w:lineRule="auto"/>
+            </w:pPr>
+            <w:r>
+              <w:rPr>
+                <w:sz w:val="18"/>
+                <w:szCs w:val="18"/>
+              </w:rPr>
+              <w:t>XLSX, PDF, DOCX, PPTX, CSV.</w:t>
+            </w:r>
+          </w:p>
+        </w:tc>
+        <w:tc>
+          <w:tcPr>
+            <w:tcW w:w="1150" w:type="dxa"/>
+            <w:tcMar>
+              <w:top w:w="70" w:type="dxa"/>
+              <w:left w:w="110" w:type="dxa"/>
+              <w:bottom w:w="70" w:type="dxa"/>
+              <w:right w:w="110" w:type="dxa"/>
+            </w:tcMar>
+          </w:tcPr>
+          <w:p>
+            <w:pPr>
+              <w:spacing w:after="40" w:line="250" w:lineRule="auto"/>
+            </w:pPr>
+            <w:proofErr w:type="spellStart"/>
+            <w:r>
+              <w:rPr>
+                <w:sz w:val="18"/>
+                <w:szCs w:val="18"/>
+              </w:rPr>
+              <w:t>По</w:t>
+            </w:r>
+            <w:proofErr w:type="spellEnd"/>
+            <w:r>
+              <w:rPr>
+                <w:sz w:val="18"/>
+                <w:szCs w:val="18"/>
+              </w:rPr>
+              <w:t xml:space="preserve"> </w:t>
+            </w:r>
+            <w:proofErr w:type="spellStart"/>
+            <w:r>
+              <w:rPr>
+                <w:sz w:val="18"/>
+                <w:szCs w:val="18"/>
+              </w:rPr>
+              <w:t>содержанию</w:t>
+            </w:r>
+            <w:proofErr w:type="spellEnd"/>
+          </w:p>
+        </w:tc>
+        <w:tc>
+          <w:tcPr>
+            <w:tcW w:w="1550" w:type="dxa"/>
+            <w:tcMar>
+              <w:top w:w="70" w:type="dxa"/>
+              <w:left w:w="110" w:type="dxa"/>
+              <w:bottom w:w="70" w:type="dxa"/>
+              <w:right w:w="110" w:type="dxa"/>
+            </w:tcMar>
+          </w:tcPr>
+          <w:p>
+            <w:pPr>
+              <w:spacing w:after="40" w:line="250" w:lineRule="auto"/>
+            </w:pPr>
+            <w:proofErr w:type="spellStart"/>
+            <w:r>
+              <w:rPr>
                 <w:sz w:val="18"/>
                 <w:szCs w:val="18"/>
               </w:rPr>
@@ -3734,22 +3671,16 @@
     <w:p>
       <w:pPr>
         <w:spacing w:after="120"/>
-        <w:rPr>
-          <w:rFonts w:ascii="SF Pro Display" w:hAnsi="SF Pro Display"/>
-        </w:rPr>
       </w:pPr>
     </w:p>
     <w:p>
       <w:pPr>
         <w:pStyle w:val="Heading1"/>
         <w:spacing w:before="340" w:after="170"/>
-        <w:rPr>
-          <w:rFonts w:ascii="SF Pro Display" w:hAnsi="SF Pro Display"/>
-        </w:rPr>
       </w:pPr>
       <w:r>
         <w:rPr>
-          <w:rFonts w:ascii="SF Pro Display" w:eastAsia="Arial" w:hAnsi="SF Pro Display"/>
+          <w:rFonts w:ascii="Arial" w:eastAsia="Arial" w:hAnsi="Arial" w:cs="Arial"/>
           <w:b/>
           <w:bCs/>
           <w:color w:val="1F3A5F"/>
@@ -3761,7 +3692,7 @@
       <w:proofErr w:type="spellStart"/>
       <w:r>
         <w:rPr>
-          <w:rFonts w:ascii="SF Pro Display" w:eastAsia="Arial" w:hAnsi="SF Pro Display"/>
+          <w:rFonts w:ascii="Arial" w:eastAsia="Arial" w:hAnsi="Arial" w:cs="Arial"/>
           <w:b/>
           <w:bCs/>
           <w:color w:val="1F3A5F"/>
@@ -3818,14 +3749,10 @@
           <w:p>
             <w:pPr>
               <w:spacing w:after="40" w:line="250" w:lineRule="auto"/>
-              <w:rPr>
-                <w:rFonts w:ascii="SF Pro Display" w:hAnsi="SF Pro Display"/>
-              </w:rPr>
-            </w:pPr>
-            <w:proofErr w:type="spellStart"/>
-            <w:r>
-              <w:rPr>
-                <w:rFonts w:ascii="SF Pro Display" w:hAnsi="SF Pro Display"/>
+            </w:pPr>
+            <w:proofErr w:type="spellStart"/>
+            <w:r>
+              <w:rPr>
                 <w:b/>
                 <w:bCs/>
                 <w:sz w:val="19"/>
@@ -3850,14 +3777,10 @@
           <w:p>
             <w:pPr>
               <w:spacing w:after="40" w:line="250" w:lineRule="auto"/>
-              <w:rPr>
-                <w:rFonts w:ascii="SF Pro Display" w:hAnsi="SF Pro Display"/>
-              </w:rPr>
-            </w:pPr>
-            <w:proofErr w:type="spellStart"/>
-            <w:r>
-              <w:rPr>
-                <w:rFonts w:ascii="SF Pro Display" w:hAnsi="SF Pro Display"/>
+            </w:pPr>
+            <w:proofErr w:type="spellStart"/>
+            <w:r>
+              <w:rPr>
                 <w:b/>
                 <w:bCs/>
                 <w:sz w:val="19"/>
@@ -3882,14 +3805,10 @@
           <w:p>
             <w:pPr>
               <w:spacing w:after="40" w:line="250" w:lineRule="auto"/>
-              <w:rPr>
-                <w:rFonts w:ascii="SF Pro Display" w:hAnsi="SF Pro Display"/>
-              </w:rPr>
-            </w:pPr>
-            <w:proofErr w:type="spellStart"/>
-            <w:r>
-              <w:rPr>
-                <w:rFonts w:ascii="SF Pro Display" w:hAnsi="SF Pro Display"/>
+            </w:pPr>
+            <w:proofErr w:type="spellStart"/>
+            <w:r>
+              <w:rPr>
                 <w:b/>
                 <w:bCs/>
                 <w:sz w:val="19"/>
@@ -3922,13 +3841,11 @@
             <w:pPr>
               <w:spacing w:after="40" w:line="250" w:lineRule="auto"/>
               <w:rPr>
-                <w:rFonts w:ascii="SF Pro Display" w:hAnsi="SF Pro Display"/>
-                <w:lang w:val="ru-RU"/>
-              </w:rPr>
-            </w:pPr>
-            <w:r>
-              <w:rPr>
-                <w:rFonts w:ascii="SF Pro Display" w:hAnsi="SF Pro Display"/>
+                <w:lang w:val="ru-RU"/>
+              </w:rPr>
+            </w:pPr>
+            <w:r>
+              <w:rPr>
                 <w:sz w:val="19"/>
                 <w:szCs w:val="19"/>
                 <w:lang w:val="ru-RU"/>
@@ -3951,13 +3868,11 @@
             <w:pPr>
               <w:spacing w:after="40" w:line="250" w:lineRule="auto"/>
               <w:rPr>
-                <w:rFonts w:ascii="SF Pro Display" w:hAnsi="SF Pro Display"/>
-                <w:lang w:val="ru-RU"/>
-              </w:rPr>
-            </w:pPr>
-            <w:r>
-              <w:rPr>
-                <w:rFonts w:ascii="SF Pro Display" w:hAnsi="SF Pro Display"/>
+                <w:lang w:val="ru-RU"/>
+              </w:rPr>
+            </w:pPr>
+            <w:r>
+              <w:rPr>
                 <w:sz w:val="19"/>
                 <w:szCs w:val="19"/>
                 <w:lang w:val="ru-RU"/>
@@ -3966,7 +3881,6 @@
             </w:r>
             <w:r>
               <w:rPr>
-                <w:rFonts w:ascii="SF Pro Display" w:hAnsi="SF Pro Display"/>
                 <w:sz w:val="19"/>
                 <w:szCs w:val="19"/>
               </w:rPr>
@@ -3974,7 +3888,6 @@
             </w:r>
             <w:r>
               <w:rPr>
-                <w:rFonts w:ascii="SF Pro Display" w:hAnsi="SF Pro Display"/>
                 <w:sz w:val="19"/>
                 <w:szCs w:val="19"/>
                 <w:lang w:val="ru-RU"/>
@@ -3983,7 +3896,6 @@
             </w:r>
             <w:r>
               <w:rPr>
-                <w:rFonts w:ascii="SF Pro Display" w:hAnsi="SF Pro Display"/>
                 <w:sz w:val="19"/>
                 <w:szCs w:val="19"/>
               </w:rPr>
@@ -3991,7 +3903,6 @@
             </w:r>
             <w:r>
               <w:rPr>
-                <w:rFonts w:ascii="SF Pro Display" w:hAnsi="SF Pro Display"/>
                 <w:sz w:val="19"/>
                 <w:szCs w:val="19"/>
                 <w:lang w:val="ru-RU"/>
@@ -4000,7 +3911,6 @@
             </w:r>
             <w:r>
               <w:rPr>
-                <w:rFonts w:ascii="SF Pro Display" w:hAnsi="SF Pro Display"/>
                 <w:sz w:val="19"/>
                 <w:szCs w:val="19"/>
               </w:rPr>
@@ -4008,7 +3918,6 @@
             </w:r>
             <w:r>
               <w:rPr>
-                <w:rFonts w:ascii="SF Pro Display" w:hAnsi="SF Pro Display"/>
                 <w:sz w:val="19"/>
                 <w:szCs w:val="19"/>
                 <w:lang w:val="ru-RU"/>
@@ -4030,14 +3939,10 @@
           <w:p>
             <w:pPr>
               <w:spacing w:after="40" w:line="250" w:lineRule="auto"/>
-              <w:rPr>
-                <w:rFonts w:ascii="SF Pro Display" w:hAnsi="SF Pro Display"/>
-              </w:rPr>
-            </w:pPr>
-            <w:proofErr w:type="spellStart"/>
-            <w:r>
-              <w:rPr>
-                <w:rFonts w:ascii="SF Pro Display" w:hAnsi="SF Pro Display"/>
+            </w:pPr>
+            <w:proofErr w:type="spellStart"/>
+            <w:r>
+              <w:rPr>
                 <w:sz w:val="19"/>
                 <w:szCs w:val="19"/>
               </w:rPr>
@@ -4046,7 +3951,6 @@
             <w:proofErr w:type="spellEnd"/>
             <w:r>
               <w:rPr>
-                <w:rFonts w:ascii="SF Pro Display" w:hAnsi="SF Pro Display"/>
                 <w:sz w:val="19"/>
                 <w:szCs w:val="19"/>
               </w:rPr>
@@ -4055,7 +3959,6 @@
             <w:proofErr w:type="spellStart"/>
             <w:r>
               <w:rPr>
-                <w:rFonts w:ascii="SF Pro Display" w:hAnsi="SF Pro Display"/>
                 <w:sz w:val="19"/>
                 <w:szCs w:val="19"/>
               </w:rPr>
@@ -4064,7 +3967,6 @@
             <w:proofErr w:type="spellEnd"/>
             <w:r>
               <w:rPr>
-                <w:rFonts w:ascii="SF Pro Display" w:hAnsi="SF Pro Display"/>
                 <w:sz w:val="19"/>
                 <w:szCs w:val="19"/>
               </w:rPr>
@@ -4073,7 +3975,6 @@
             <w:proofErr w:type="spellStart"/>
             <w:r>
               <w:rPr>
-                <w:rFonts w:ascii="SF Pro Display" w:hAnsi="SF Pro Display"/>
                 <w:sz w:val="19"/>
                 <w:szCs w:val="19"/>
               </w:rPr>
@@ -4104,14 +4005,10 @@
           <w:p>
             <w:pPr>
               <w:spacing w:after="40" w:line="250" w:lineRule="auto"/>
-              <w:rPr>
-                <w:rFonts w:ascii="SF Pro Display" w:hAnsi="SF Pro Display"/>
-              </w:rPr>
-            </w:pPr>
-            <w:proofErr w:type="spellStart"/>
-            <w:r>
-              <w:rPr>
-                <w:rFonts w:ascii="SF Pro Display" w:hAnsi="SF Pro Display"/>
+            </w:pPr>
+            <w:proofErr w:type="spellStart"/>
+            <w:r>
+              <w:rPr>
                 <w:sz w:val="19"/>
                 <w:szCs w:val="19"/>
               </w:rPr>
@@ -4120,7 +4017,6 @@
             <w:proofErr w:type="spellEnd"/>
             <w:r>
               <w:rPr>
-                <w:rFonts w:ascii="SF Pro Display" w:hAnsi="SF Pro Display"/>
                 <w:sz w:val="19"/>
                 <w:szCs w:val="19"/>
               </w:rPr>
@@ -4129,7 +4025,6 @@
             <w:proofErr w:type="spellStart"/>
             <w:r>
               <w:rPr>
-                <w:rFonts w:ascii="SF Pro Display" w:hAnsi="SF Pro Display"/>
                 <w:sz w:val="19"/>
                 <w:szCs w:val="19"/>
               </w:rPr>
@@ -4152,13 +4047,9 @@
           <w:p>
             <w:pPr>
               <w:spacing w:after="40" w:line="250" w:lineRule="auto"/>
-              <w:rPr>
-                <w:rFonts w:ascii="SF Pro Display" w:hAnsi="SF Pro Display"/>
-              </w:rPr>
-            </w:pPr>
-            <w:r>
-              <w:rPr>
-                <w:rFonts w:ascii="SF Pro Display" w:hAnsi="SF Pro Display"/>
+            </w:pPr>
+            <w:r>
+              <w:rPr>
                 <w:sz w:val="19"/>
                 <w:szCs w:val="19"/>
               </w:rPr>
@@ -4180,14 +4071,10 @@
           <w:p>
             <w:pPr>
               <w:spacing w:after="40" w:line="250" w:lineRule="auto"/>
-              <w:rPr>
-                <w:rFonts w:ascii="SF Pro Display" w:hAnsi="SF Pro Display"/>
-              </w:rPr>
-            </w:pPr>
-            <w:proofErr w:type="spellStart"/>
-            <w:r>
-              <w:rPr>
-                <w:rFonts w:ascii="SF Pro Display" w:hAnsi="SF Pro Display"/>
+            </w:pPr>
+            <w:proofErr w:type="spellStart"/>
+            <w:r>
+              <w:rPr>
                 <w:sz w:val="19"/>
                 <w:szCs w:val="19"/>
               </w:rPr>
@@ -4196,7 +4083,6 @@
             <w:proofErr w:type="spellEnd"/>
             <w:r>
               <w:rPr>
-                <w:rFonts w:ascii="SF Pro Display" w:hAnsi="SF Pro Display"/>
                 <w:sz w:val="19"/>
                 <w:szCs w:val="19"/>
               </w:rPr>
@@ -4205,7 +4091,6 @@
             <w:proofErr w:type="spellStart"/>
             <w:r>
               <w:rPr>
-                <w:rFonts w:ascii="SF Pro Display" w:hAnsi="SF Pro Display"/>
                 <w:sz w:val="19"/>
                 <w:szCs w:val="19"/>
               </w:rPr>
@@ -4214,7 +4099,6 @@
             <w:proofErr w:type="spellEnd"/>
             <w:r>
               <w:rPr>
-                <w:rFonts w:ascii="SF Pro Display" w:hAnsi="SF Pro Display"/>
                 <w:sz w:val="19"/>
                 <w:szCs w:val="19"/>
               </w:rPr>
@@ -4223,7 +4107,6 @@
             <w:proofErr w:type="spellStart"/>
             <w:r>
               <w:rPr>
-                <w:rFonts w:ascii="SF Pro Display" w:hAnsi="SF Pro Display"/>
                 <w:sz w:val="19"/>
                 <w:szCs w:val="19"/>
               </w:rPr>
@@ -4253,14 +4136,10 @@
           <w:p>
             <w:pPr>
               <w:spacing w:after="40" w:line="250" w:lineRule="auto"/>
-              <w:rPr>
-                <w:rFonts w:ascii="SF Pro Display" w:hAnsi="SF Pro Display"/>
-              </w:rPr>
-            </w:pPr>
-            <w:proofErr w:type="spellStart"/>
-            <w:r>
-              <w:rPr>
-                <w:rFonts w:ascii="SF Pro Display" w:hAnsi="SF Pro Display"/>
+            </w:pPr>
+            <w:proofErr w:type="spellStart"/>
+            <w:r>
+              <w:rPr>
                 <w:sz w:val="19"/>
                 <w:szCs w:val="19"/>
               </w:rPr>
@@ -4269,7 +4148,6 @@
             <w:proofErr w:type="spellEnd"/>
             <w:r>
               <w:rPr>
-                <w:rFonts w:ascii="SF Pro Display" w:hAnsi="SF Pro Display"/>
                 <w:sz w:val="19"/>
                 <w:szCs w:val="19"/>
               </w:rPr>
@@ -4278,7 +4156,6 @@
             <w:proofErr w:type="spellStart"/>
             <w:r>
               <w:rPr>
-                <w:rFonts w:ascii="SF Pro Display" w:hAnsi="SF Pro Display"/>
                 <w:sz w:val="19"/>
                 <w:szCs w:val="19"/>
               </w:rPr>
@@ -4301,13 +4178,11 @@
             <w:pPr>
               <w:spacing w:after="40" w:line="250" w:lineRule="auto"/>
               <w:rPr>
-                <w:rFonts w:ascii="SF Pro Display" w:hAnsi="SF Pro Display"/>
-                <w:lang w:val="ru-RU"/>
-              </w:rPr>
-            </w:pPr>
-            <w:r>
-              <w:rPr>
-                <w:rFonts w:ascii="SF Pro Display" w:hAnsi="SF Pro Display"/>
+                <w:lang w:val="ru-RU"/>
+              </w:rPr>
+            </w:pPr>
+            <w:r>
+              <w:rPr>
                 <w:sz w:val="19"/>
                 <w:szCs w:val="19"/>
                 <w:lang w:val="ru-RU"/>
@@ -4316,7 +4191,6 @@
             </w:r>
             <w:r>
               <w:rPr>
-                <w:rFonts w:ascii="SF Pro Display" w:hAnsi="SF Pro Display"/>
                 <w:sz w:val="19"/>
                 <w:szCs w:val="19"/>
               </w:rPr>
@@ -4324,7 +4198,6 @@
             </w:r>
             <w:r>
               <w:rPr>
-                <w:rFonts w:ascii="SF Pro Display" w:hAnsi="SF Pro Display"/>
                 <w:sz w:val="19"/>
                 <w:szCs w:val="19"/>
                 <w:lang w:val="ru-RU"/>
@@ -4333,7 +4206,6 @@
             </w:r>
             <w:r>
               <w:rPr>
-                <w:rFonts w:ascii="SF Pro Display" w:hAnsi="SF Pro Display"/>
                 <w:sz w:val="19"/>
                 <w:szCs w:val="19"/>
               </w:rPr>
@@ -4341,7 +4213,6 @@
             </w:r>
             <w:r>
               <w:rPr>
-                <w:rFonts w:ascii="SF Pro Display" w:hAnsi="SF Pro Display"/>
                 <w:sz w:val="19"/>
                 <w:szCs w:val="19"/>
                 <w:lang w:val="ru-RU"/>
@@ -4364,13 +4235,11 @@
             <w:pPr>
               <w:spacing w:after="40" w:line="250" w:lineRule="auto"/>
               <w:rPr>
-                <w:rFonts w:ascii="SF Pro Display" w:hAnsi="SF Pro Display"/>
-                <w:lang w:val="ru-RU"/>
-              </w:rPr>
-            </w:pPr>
-            <w:r>
-              <w:rPr>
-                <w:rFonts w:ascii="SF Pro Display" w:hAnsi="SF Pro Display"/>
+                <w:lang w:val="ru-RU"/>
+              </w:rPr>
+            </w:pPr>
+            <w:r>
+              <w:rPr>
                 <w:sz w:val="19"/>
                 <w:szCs w:val="19"/>
                 <w:lang w:val="ru-RU"/>
@@ -4401,14 +4270,10 @@
           <w:p>
             <w:pPr>
               <w:spacing w:after="40" w:line="250" w:lineRule="auto"/>
-              <w:rPr>
-                <w:rFonts w:ascii="SF Pro Display" w:hAnsi="SF Pro Display"/>
-              </w:rPr>
-            </w:pPr>
-            <w:proofErr w:type="spellStart"/>
-            <w:r>
-              <w:rPr>
-                <w:rFonts w:ascii="SF Pro Display" w:hAnsi="SF Pro Display"/>
+            </w:pPr>
+            <w:proofErr w:type="spellStart"/>
+            <w:r>
+              <w:rPr>
                 <w:sz w:val="19"/>
                 <w:szCs w:val="19"/>
               </w:rPr>
@@ -4417,7 +4282,6 @@
             <w:proofErr w:type="spellEnd"/>
             <w:r>
               <w:rPr>
-                <w:rFonts w:ascii="SF Pro Display" w:hAnsi="SF Pro Display"/>
                 <w:sz w:val="19"/>
                 <w:szCs w:val="19"/>
               </w:rPr>
@@ -4426,7 +4290,6 @@
             <w:proofErr w:type="spellStart"/>
             <w:r>
               <w:rPr>
-                <w:rFonts w:ascii="SF Pro Display" w:hAnsi="SF Pro Display"/>
                 <w:sz w:val="19"/>
                 <w:szCs w:val="19"/>
               </w:rPr>
@@ -4435,7 +4298,6 @@
             <w:proofErr w:type="spellEnd"/>
             <w:r>
               <w:rPr>
-                <w:rFonts w:ascii="SF Pro Display" w:hAnsi="SF Pro Display"/>
                 <w:sz w:val="19"/>
                 <w:szCs w:val="19"/>
               </w:rPr>
@@ -4444,7 +4306,6 @@
             <w:proofErr w:type="spellStart"/>
             <w:r>
               <w:rPr>
-                <w:rFonts w:ascii="SF Pro Display" w:hAnsi="SF Pro Display"/>
                 <w:sz w:val="19"/>
                 <w:szCs w:val="19"/>
               </w:rPr>
@@ -4467,14 +4328,10 @@
           <w:p>
             <w:pPr>
               <w:spacing w:after="40" w:line="250" w:lineRule="auto"/>
-              <w:rPr>
-                <w:rFonts w:ascii="SF Pro Display" w:hAnsi="SF Pro Display"/>
-              </w:rPr>
-            </w:pPr>
-            <w:proofErr w:type="spellStart"/>
-            <w:r>
-              <w:rPr>
-                <w:rFonts w:ascii="SF Pro Display" w:hAnsi="SF Pro Display"/>
+            </w:pPr>
+            <w:proofErr w:type="spellStart"/>
+            <w:r>
+              <w:rPr>
                 <w:sz w:val="19"/>
                 <w:szCs w:val="19"/>
               </w:rPr>
@@ -4483,7 +4340,6 @@
             <w:proofErr w:type="spellEnd"/>
             <w:r>
               <w:rPr>
-                <w:rFonts w:ascii="SF Pro Display" w:hAnsi="SF Pro Display"/>
                 <w:sz w:val="19"/>
                 <w:szCs w:val="19"/>
               </w:rPr>
@@ -4492,7 +4348,6 @@
             <w:proofErr w:type="spellStart"/>
             <w:r>
               <w:rPr>
-                <w:rFonts w:ascii="SF Pro Display" w:hAnsi="SF Pro Display"/>
                 <w:sz w:val="19"/>
                 <w:szCs w:val="19"/>
               </w:rPr>
@@ -4501,7 +4356,6 @@
             <w:proofErr w:type="spellEnd"/>
             <w:r>
               <w:rPr>
-                <w:rFonts w:ascii="SF Pro Display" w:hAnsi="SF Pro Display"/>
                 <w:sz w:val="19"/>
                 <w:szCs w:val="19"/>
               </w:rPr>
@@ -4523,14 +4377,10 @@
           <w:p>
             <w:pPr>
               <w:spacing w:after="40" w:line="250" w:lineRule="auto"/>
-              <w:rPr>
-                <w:rFonts w:ascii="SF Pro Display" w:hAnsi="SF Pro Display"/>
-              </w:rPr>
-            </w:pPr>
-            <w:proofErr w:type="spellStart"/>
-            <w:r>
-              <w:rPr>
-                <w:rFonts w:ascii="SF Pro Display" w:hAnsi="SF Pro Display"/>
+            </w:pPr>
+            <w:proofErr w:type="spellStart"/>
+            <w:r>
+              <w:rPr>
                 <w:sz w:val="19"/>
                 <w:szCs w:val="19"/>
               </w:rPr>
@@ -4539,7 +4389,6 @@
             <w:proofErr w:type="spellEnd"/>
             <w:r>
               <w:rPr>
-                <w:rFonts w:ascii="SF Pro Display" w:hAnsi="SF Pro Display"/>
                 <w:sz w:val="19"/>
                 <w:szCs w:val="19"/>
               </w:rPr>
@@ -4548,7 +4397,6 @@
             <w:proofErr w:type="spellStart"/>
             <w:r>
               <w:rPr>
-                <w:rFonts w:ascii="SF Pro Display" w:hAnsi="SF Pro Display"/>
                 <w:sz w:val="19"/>
                 <w:szCs w:val="19"/>
               </w:rPr>
@@ -4557,7 +4405,6 @@
             <w:proofErr w:type="spellEnd"/>
             <w:r>
               <w:rPr>
-                <w:rFonts w:ascii="SF Pro Display" w:hAnsi="SF Pro Display"/>
                 <w:sz w:val="19"/>
                 <w:szCs w:val="19"/>
               </w:rPr>
@@ -4566,7 +4413,6 @@
             <w:proofErr w:type="spellStart"/>
             <w:r>
               <w:rPr>
-                <w:rFonts w:ascii="SF Pro Display" w:hAnsi="SF Pro Display"/>
                 <w:sz w:val="19"/>
                 <w:szCs w:val="19"/>
               </w:rPr>
@@ -4597,13 +4443,11 @@
             <w:pPr>
               <w:spacing w:after="40" w:line="250" w:lineRule="auto"/>
               <w:rPr>
-                <w:rFonts w:ascii="SF Pro Display" w:hAnsi="SF Pro Display"/>
-                <w:lang w:val="ru-RU"/>
-              </w:rPr>
-            </w:pPr>
-            <w:r>
-              <w:rPr>
-                <w:rFonts w:ascii="SF Pro Display" w:hAnsi="SF Pro Display"/>
+                <w:lang w:val="ru-RU"/>
+              </w:rPr>
+            </w:pPr>
+            <w:r>
+              <w:rPr>
                 <w:sz w:val="19"/>
                 <w:szCs w:val="19"/>
                 <w:lang w:val="ru-RU"/>
@@ -4626,13 +4470,11 @@
             <w:pPr>
               <w:spacing w:after="40" w:line="250" w:lineRule="auto"/>
               <w:rPr>
-                <w:rFonts w:ascii="SF Pro Display" w:hAnsi="SF Pro Display"/>
-                <w:lang w:val="ru-RU"/>
-              </w:rPr>
-            </w:pPr>
-            <w:r>
-              <w:rPr>
-                <w:rFonts w:ascii="SF Pro Display" w:hAnsi="SF Pro Display"/>
+                <w:lang w:val="ru-RU"/>
+              </w:rPr>
+            </w:pPr>
+            <w:r>
+              <w:rPr>
                 <w:sz w:val="19"/>
                 <w:szCs w:val="19"/>
                 <w:lang w:val="ru-RU"/>
@@ -4654,14 +4496,10 @@
           <w:p>
             <w:pPr>
               <w:spacing w:after="40" w:line="250" w:lineRule="auto"/>
-              <w:rPr>
-                <w:rFonts w:ascii="SF Pro Display" w:hAnsi="SF Pro Display"/>
-              </w:rPr>
-            </w:pPr>
-            <w:proofErr w:type="spellStart"/>
-            <w:r>
-              <w:rPr>
-                <w:rFonts w:ascii="SF Pro Display" w:hAnsi="SF Pro Display"/>
+            </w:pPr>
+            <w:proofErr w:type="spellStart"/>
+            <w:r>
+              <w:rPr>
                 <w:sz w:val="19"/>
                 <w:szCs w:val="19"/>
               </w:rPr>
@@ -4670,7 +4508,6 @@
             <w:proofErr w:type="spellEnd"/>
             <w:r>
               <w:rPr>
-                <w:rFonts w:ascii="SF Pro Display" w:hAnsi="SF Pro Display"/>
                 <w:sz w:val="19"/>
                 <w:szCs w:val="19"/>
               </w:rPr>
@@ -4683,22 +4520,17 @@
     <w:p>
       <w:pPr>
         <w:spacing w:after="120"/>
-        <w:rPr>
-          <w:rFonts w:ascii="SF Pro Display" w:hAnsi="SF Pro Display"/>
-        </w:rPr>
       </w:pPr>
     </w:p>
     <w:p>
       <w:pPr>
         <w:spacing w:after="120" w:line="276" w:lineRule="auto"/>
         <w:rPr>
-          <w:rFonts w:ascii="SF Pro Display" w:hAnsi="SF Pro Display"/>
           <w:lang w:val="ru-RU"/>
         </w:rPr>
       </w:pPr>
       <w:r>
         <w:rPr>
-          <w:rFonts w:ascii="SF Pro Display" w:hAnsi="SF Pro Display"/>
           <w:sz w:val="22"/>
           <w:szCs w:val="22"/>
           <w:lang w:val="ru-RU"/>
@@ -4708,7 +4540,6 @@
       <w:proofErr w:type="spellStart"/>
       <w:r>
         <w:rPr>
-          <w:rFonts w:ascii="SF Pro Display" w:hAnsi="SF Pro Display"/>
           <w:sz w:val="22"/>
           <w:szCs w:val="22"/>
           <w:lang w:val="ru-RU"/>
@@ -4718,7 +4549,6 @@
       <w:proofErr w:type="spellEnd"/>
       <w:r>
         <w:rPr>
-          <w:rFonts w:ascii="SF Pro Display" w:hAnsi="SF Pro Display"/>
           <w:sz w:val="22"/>
           <w:szCs w:val="22"/>
           <w:lang w:val="ru-RU"/>
@@ -4730,13 +4560,10 @@
       <w:pPr>
         <w:pStyle w:val="Heading1"/>
         <w:spacing w:before="340" w:after="170"/>
-        <w:rPr>
-          <w:rFonts w:ascii="SF Pro Display" w:hAnsi="SF Pro Display"/>
-        </w:rPr>
       </w:pPr>
       <w:r>
         <w:rPr>
-          <w:rFonts w:ascii="SF Pro Display" w:eastAsia="Arial" w:hAnsi="SF Pro Display"/>
+          <w:rFonts w:ascii="Arial" w:eastAsia="Arial" w:hAnsi="Arial" w:cs="Arial"/>
           <w:b/>
           <w:bCs/>
           <w:color w:val="1F3A5F"/>
@@ -4748,7 +4575,7 @@
       <w:proofErr w:type="spellStart"/>
       <w:r>
         <w:rPr>
-          <w:rFonts w:ascii="SF Pro Display" w:eastAsia="Arial" w:hAnsi="SF Pro Display"/>
+          <w:rFonts w:ascii="Arial" w:eastAsia="Arial" w:hAnsi="Arial" w:cs="Arial"/>
           <w:b/>
           <w:bCs/>
           <w:color w:val="1F3A5F"/>
@@ -4777,10 +4604,10 @@
         <w:tblLook w:val="0000" w:firstRow="0" w:lastRow="0" w:firstColumn="0" w:lastColumn="0" w:noHBand="0" w:noVBand="0"/>
       </w:tblPr>
       <w:tblGrid>
-        <w:gridCol w:w="2393"/>
-        <w:gridCol w:w="3979"/>
-        <w:gridCol w:w="1598"/>
-        <w:gridCol w:w="1630"/>
+        <w:gridCol w:w="2400"/>
+        <w:gridCol w:w="4000"/>
+        <w:gridCol w:w="1600"/>
+        <w:gridCol w:w="1600"/>
       </w:tblGrid>
       <w:tr>
         <w:tblPrEx>
@@ -4806,14 +4633,10 @@
           <w:p>
             <w:pPr>
               <w:spacing w:after="40" w:line="250" w:lineRule="auto"/>
-              <w:rPr>
-                <w:rFonts w:ascii="SF Pro Display" w:hAnsi="SF Pro Display"/>
-              </w:rPr>
-            </w:pPr>
-            <w:proofErr w:type="spellStart"/>
-            <w:r>
-              <w:rPr>
-                <w:rFonts w:ascii="SF Pro Display" w:hAnsi="SF Pro Display"/>
+            </w:pPr>
+            <w:proofErr w:type="spellStart"/>
+            <w:r>
+              <w:rPr>
                 <w:b/>
                 <w:bCs/>
                 <w:sz w:val="19"/>
@@ -4838,14 +4661,10 @@
           <w:p>
             <w:pPr>
               <w:spacing w:after="40" w:line="250" w:lineRule="auto"/>
-              <w:rPr>
-                <w:rFonts w:ascii="SF Pro Display" w:hAnsi="SF Pro Display"/>
-              </w:rPr>
-            </w:pPr>
-            <w:proofErr w:type="spellStart"/>
-            <w:r>
-              <w:rPr>
-                <w:rFonts w:ascii="SF Pro Display" w:hAnsi="SF Pro Display"/>
+            </w:pPr>
+            <w:proofErr w:type="spellStart"/>
+            <w:r>
+              <w:rPr>
                 <w:b/>
                 <w:bCs/>
                 <w:sz w:val="19"/>
@@ -4870,14 +4689,10 @@
           <w:p>
             <w:pPr>
               <w:spacing w:after="40" w:line="250" w:lineRule="auto"/>
-              <w:rPr>
-                <w:rFonts w:ascii="SF Pro Display" w:hAnsi="SF Pro Display"/>
-              </w:rPr>
-            </w:pPr>
-            <w:proofErr w:type="spellStart"/>
-            <w:r>
-              <w:rPr>
-                <w:rFonts w:ascii="SF Pro Display" w:hAnsi="SF Pro Display"/>
+            </w:pPr>
+            <w:proofErr w:type="spellStart"/>
+            <w:r>
+              <w:rPr>
                 <w:b/>
                 <w:bCs/>
                 <w:sz w:val="19"/>
@@ -4902,14 +4717,10 @@
           <w:p>
             <w:pPr>
               <w:spacing w:after="40" w:line="250" w:lineRule="auto"/>
-              <w:rPr>
-                <w:rFonts w:ascii="SF Pro Display" w:hAnsi="SF Pro Display"/>
-              </w:rPr>
-            </w:pPr>
-            <w:proofErr w:type="spellStart"/>
-            <w:r>
-              <w:rPr>
-                <w:rFonts w:ascii="SF Pro Display" w:hAnsi="SF Pro Display"/>
+            </w:pPr>
+            <w:proofErr w:type="spellStart"/>
+            <w:r>
+              <w:rPr>
                 <w:b/>
                 <w:bCs/>
                 <w:sz w:val="19"/>
@@ -4941,13 +4752,9 @@
           <w:p>
             <w:pPr>
               <w:spacing w:after="40" w:line="250" w:lineRule="auto"/>
-              <w:rPr>
-                <w:rFonts w:ascii="SF Pro Display" w:hAnsi="SF Pro Display"/>
-              </w:rPr>
-            </w:pPr>
-            <w:r>
-              <w:rPr>
-                <w:rFonts w:ascii="SF Pro Display" w:hAnsi="SF Pro Display"/>
+            </w:pPr>
+            <w:r>
+              <w:rPr>
                 <w:sz w:val="19"/>
                 <w:szCs w:val="19"/>
               </w:rPr>
@@ -4969,13 +4776,11 @@
             <w:pPr>
               <w:spacing w:after="40" w:line="250" w:lineRule="auto"/>
               <w:rPr>
-                <w:rFonts w:ascii="SF Pro Display" w:hAnsi="SF Pro Display"/>
-                <w:lang w:val="ru-RU"/>
-              </w:rPr>
-            </w:pPr>
-            <w:r>
-              <w:rPr>
-                <w:rFonts w:ascii="SF Pro Display" w:hAnsi="SF Pro Display"/>
+                <w:lang w:val="ru-RU"/>
+              </w:rPr>
+            </w:pPr>
+            <w:r>
+              <w:rPr>
                 <w:sz w:val="19"/>
                 <w:szCs w:val="19"/>
                 <w:lang w:val="ru-RU"/>
@@ -4997,13 +4802,9 @@
           <w:p>
             <w:pPr>
               <w:spacing w:after="40" w:line="250" w:lineRule="auto"/>
-              <w:rPr>
-                <w:rFonts w:ascii="SF Pro Display" w:hAnsi="SF Pro Display"/>
-              </w:rPr>
-            </w:pPr>
-            <w:r>
-              <w:rPr>
-                <w:rFonts w:ascii="SF Pro Display" w:hAnsi="SF Pro Display"/>
+            </w:pPr>
+            <w:r>
+              <w:rPr>
                 <w:sz w:val="19"/>
                 <w:szCs w:val="19"/>
               </w:rPr>
@@ -5024,14 +4825,10 @@
           <w:p>
             <w:pPr>
               <w:spacing w:after="40" w:line="250" w:lineRule="auto"/>
-              <w:rPr>
-                <w:rFonts w:ascii="SF Pro Display" w:hAnsi="SF Pro Display"/>
-              </w:rPr>
-            </w:pPr>
-            <w:proofErr w:type="spellStart"/>
-            <w:r>
-              <w:rPr>
-                <w:rFonts w:ascii="SF Pro Display" w:hAnsi="SF Pro Display"/>
+            </w:pPr>
+            <w:proofErr w:type="spellStart"/>
+            <w:r>
+              <w:rPr>
                 <w:sz w:val="19"/>
                 <w:szCs w:val="19"/>
               </w:rPr>
@@ -5062,13 +4859,9 @@
           <w:p>
             <w:pPr>
               <w:spacing w:after="40" w:line="250" w:lineRule="auto"/>
-              <w:rPr>
-                <w:rFonts w:ascii="SF Pro Display" w:hAnsi="SF Pro Display"/>
-              </w:rPr>
-            </w:pPr>
-            <w:r>
-              <w:rPr>
-                <w:rFonts w:ascii="SF Pro Display" w:hAnsi="SF Pro Display"/>
+            </w:pPr>
+            <w:r>
+              <w:rPr>
                 <w:sz w:val="19"/>
                 <w:szCs w:val="19"/>
               </w:rPr>
@@ -5091,13 +4884,11 @@
             <w:pPr>
               <w:spacing w:after="40" w:line="250" w:lineRule="auto"/>
               <w:rPr>
-                <w:rFonts w:ascii="SF Pro Display" w:hAnsi="SF Pro Display"/>
-                <w:lang w:val="ru-RU"/>
-              </w:rPr>
-            </w:pPr>
-            <w:r>
-              <w:rPr>
-                <w:rFonts w:ascii="SF Pro Display" w:hAnsi="SF Pro Display"/>
+                <w:lang w:val="ru-RU"/>
+              </w:rPr>
+            </w:pPr>
+            <w:r>
+              <w:rPr>
                 <w:sz w:val="19"/>
                 <w:szCs w:val="19"/>
                 <w:lang w:val="ru-RU"/>
@@ -5120,13 +4911,9 @@
           <w:p>
             <w:pPr>
               <w:spacing w:after="40" w:line="250" w:lineRule="auto"/>
-              <w:rPr>
-                <w:rFonts w:ascii="SF Pro Display" w:hAnsi="SF Pro Display"/>
-              </w:rPr>
-            </w:pPr>
-            <w:r>
-              <w:rPr>
-                <w:rFonts w:ascii="SF Pro Display" w:hAnsi="SF Pro Display"/>
+            </w:pPr>
+            <w:r>
+              <w:rPr>
                 <w:sz w:val="19"/>
                 <w:szCs w:val="19"/>
               </w:rPr>
@@ -5148,14 +4935,10 @@
           <w:p>
             <w:pPr>
               <w:spacing w:after="40" w:line="250" w:lineRule="auto"/>
-              <w:rPr>
-                <w:rFonts w:ascii="SF Pro Display" w:hAnsi="SF Pro Display"/>
-              </w:rPr>
-            </w:pPr>
-            <w:proofErr w:type="spellStart"/>
-            <w:r>
-              <w:rPr>
-                <w:rFonts w:ascii="SF Pro Display" w:hAnsi="SF Pro Display"/>
+            </w:pPr>
+            <w:proofErr w:type="spellStart"/>
+            <w:r>
+              <w:rPr>
                 <w:sz w:val="19"/>
                 <w:szCs w:val="19"/>
               </w:rPr>
@@ -5185,14 +4968,10 @@
           <w:p>
             <w:pPr>
               <w:spacing w:after="40" w:line="250" w:lineRule="auto"/>
-              <w:rPr>
-                <w:rFonts w:ascii="SF Pro Display" w:hAnsi="SF Pro Display"/>
-              </w:rPr>
-            </w:pPr>
-            <w:proofErr w:type="spellStart"/>
-            <w:r>
-              <w:rPr>
-                <w:rFonts w:ascii="SF Pro Display" w:hAnsi="SF Pro Display"/>
+            </w:pPr>
+            <w:proofErr w:type="spellStart"/>
+            <w:r>
+              <w:rPr>
                 <w:sz w:val="19"/>
                 <w:szCs w:val="19"/>
               </w:rPr>
@@ -5201,7 +4980,6 @@
             <w:proofErr w:type="spellEnd"/>
             <w:r>
               <w:rPr>
-                <w:rFonts w:ascii="SF Pro Display" w:hAnsi="SF Pro Display"/>
                 <w:sz w:val="19"/>
                 <w:szCs w:val="19"/>
               </w:rPr>
@@ -5222,14 +5000,10 @@
           <w:p>
             <w:pPr>
               <w:spacing w:after="40" w:line="250" w:lineRule="auto"/>
-              <w:rPr>
-                <w:rFonts w:ascii="SF Pro Display" w:hAnsi="SF Pro Display"/>
-              </w:rPr>
-            </w:pPr>
-            <w:proofErr w:type="spellStart"/>
-            <w:r>
-              <w:rPr>
-                <w:rFonts w:ascii="SF Pro Display" w:hAnsi="SF Pro Display"/>
+            </w:pPr>
+            <w:proofErr w:type="spellStart"/>
+            <w:r>
+              <w:rPr>
                 <w:sz w:val="19"/>
                 <w:szCs w:val="19"/>
               </w:rPr>
@@ -5238,7 +5012,6 @@
             <w:proofErr w:type="spellEnd"/>
             <w:r>
               <w:rPr>
-                <w:rFonts w:ascii="SF Pro Display" w:hAnsi="SF Pro Display"/>
                 <w:sz w:val="19"/>
                 <w:szCs w:val="19"/>
               </w:rPr>
@@ -5247,7 +5020,6 @@
             <w:proofErr w:type="spellStart"/>
             <w:r>
               <w:rPr>
-                <w:rFonts w:ascii="SF Pro Display" w:hAnsi="SF Pro Display"/>
                 <w:sz w:val="19"/>
                 <w:szCs w:val="19"/>
               </w:rPr>
@@ -5269,13 +5041,9 @@
           <w:p>
             <w:pPr>
               <w:spacing w:after="40" w:line="250" w:lineRule="auto"/>
-              <w:rPr>
-                <w:rFonts w:ascii="SF Pro Display" w:hAnsi="SF Pro Display"/>
-              </w:rPr>
-            </w:pPr>
-            <w:r>
-              <w:rPr>
-                <w:rFonts w:ascii="SF Pro Display" w:hAnsi="SF Pro Display"/>
+            </w:pPr>
+            <w:r>
+              <w:rPr>
                 <w:sz w:val="19"/>
                 <w:szCs w:val="19"/>
               </w:rPr>
@@ -5296,14 +5064,10 @@
           <w:p>
             <w:pPr>
               <w:spacing w:after="40" w:line="250" w:lineRule="auto"/>
-              <w:rPr>
-                <w:rFonts w:ascii="SF Pro Display" w:hAnsi="SF Pro Display"/>
-              </w:rPr>
-            </w:pPr>
-            <w:proofErr w:type="spellStart"/>
-            <w:r>
-              <w:rPr>
-                <w:rFonts w:ascii="SF Pro Display" w:hAnsi="SF Pro Display"/>
+            </w:pPr>
+            <w:proofErr w:type="spellStart"/>
+            <w:r>
+              <w:rPr>
                 <w:sz w:val="19"/>
                 <w:szCs w:val="19"/>
               </w:rPr>
@@ -5334,13 +5098,9 @@
           <w:p>
             <w:pPr>
               <w:spacing w:after="40" w:line="250" w:lineRule="auto"/>
-              <w:rPr>
-                <w:rFonts w:ascii="SF Pro Display" w:hAnsi="SF Pro Display"/>
-              </w:rPr>
-            </w:pPr>
-            <w:r>
-              <w:rPr>
-                <w:rFonts w:ascii="SF Pro Display" w:hAnsi="SF Pro Display"/>
+            </w:pPr>
+            <w:r>
+              <w:rPr>
                 <w:sz w:val="19"/>
                 <w:szCs w:val="19"/>
               </w:rPr>
@@ -5349,7 +5109,6 @@
             <w:proofErr w:type="spellStart"/>
             <w:r>
               <w:rPr>
-                <w:rFonts w:ascii="SF Pro Display" w:hAnsi="SF Pro Display"/>
                 <w:sz w:val="19"/>
                 <w:szCs w:val="19"/>
               </w:rPr>
@@ -5372,14 +5131,10 @@
           <w:p>
             <w:pPr>
               <w:spacing w:after="40" w:line="250" w:lineRule="auto"/>
-              <w:rPr>
-                <w:rFonts w:ascii="SF Pro Display" w:hAnsi="SF Pro Display"/>
-              </w:rPr>
-            </w:pPr>
-            <w:proofErr w:type="spellStart"/>
-            <w:r>
-              <w:rPr>
-                <w:rFonts w:ascii="SF Pro Display" w:hAnsi="SF Pro Display"/>
+            </w:pPr>
+            <w:proofErr w:type="spellStart"/>
+            <w:r>
+              <w:rPr>
                 <w:sz w:val="19"/>
                 <w:szCs w:val="19"/>
               </w:rPr>
@@ -5388,7 +5143,6 @@
             <w:proofErr w:type="spellEnd"/>
             <w:r>
               <w:rPr>
-                <w:rFonts w:ascii="SF Pro Display" w:hAnsi="SF Pro Display"/>
                 <w:sz w:val="19"/>
                 <w:szCs w:val="19"/>
               </w:rPr>
@@ -5397,7 +5151,6 @@
             <w:proofErr w:type="spellStart"/>
             <w:r>
               <w:rPr>
-                <w:rFonts w:ascii="SF Pro Display" w:hAnsi="SF Pro Display"/>
                 <w:sz w:val="19"/>
                 <w:szCs w:val="19"/>
               </w:rPr>
@@ -5406,7 +5159,6 @@
             <w:proofErr w:type="spellEnd"/>
             <w:r>
               <w:rPr>
-                <w:rFonts w:ascii="SF Pro Display" w:hAnsi="SF Pro Display"/>
                 <w:sz w:val="19"/>
                 <w:szCs w:val="19"/>
               </w:rPr>
@@ -5415,7 +5167,6 @@
             <w:proofErr w:type="spellStart"/>
             <w:r>
               <w:rPr>
-                <w:rFonts w:ascii="SF Pro Display" w:hAnsi="SF Pro Display"/>
                 <w:sz w:val="19"/>
                 <w:szCs w:val="19"/>
               </w:rPr>
@@ -5424,7 +5175,6 @@
             <w:proofErr w:type="spellEnd"/>
             <w:r>
               <w:rPr>
-                <w:rFonts w:ascii="SF Pro Display" w:hAnsi="SF Pro Display"/>
                 <w:sz w:val="19"/>
                 <w:szCs w:val="19"/>
               </w:rPr>
@@ -5433,7 +5183,6 @@
             <w:proofErr w:type="spellStart"/>
             <w:r>
               <w:rPr>
-                <w:rFonts w:ascii="SF Pro Display" w:hAnsi="SF Pro Display"/>
                 <w:sz w:val="19"/>
                 <w:szCs w:val="19"/>
               </w:rPr>
@@ -5456,13 +5205,9 @@
           <w:p>
             <w:pPr>
               <w:spacing w:after="40" w:line="250" w:lineRule="auto"/>
-              <w:rPr>
-                <w:rFonts w:ascii="SF Pro Display" w:hAnsi="SF Pro Display"/>
-              </w:rPr>
-            </w:pPr>
-            <w:r>
-              <w:rPr>
-                <w:rFonts w:ascii="SF Pro Display" w:hAnsi="SF Pro Display"/>
+            </w:pPr>
+            <w:r>
+              <w:rPr>
                 <w:sz w:val="19"/>
                 <w:szCs w:val="19"/>
               </w:rPr>
@@ -5484,14 +5229,10 @@
           <w:p>
             <w:pPr>
               <w:spacing w:after="40" w:line="250" w:lineRule="auto"/>
-              <w:rPr>
-                <w:rFonts w:ascii="SF Pro Display" w:hAnsi="SF Pro Display"/>
-              </w:rPr>
-            </w:pPr>
-            <w:proofErr w:type="spellStart"/>
-            <w:r>
-              <w:rPr>
-                <w:rFonts w:ascii="SF Pro Display" w:hAnsi="SF Pro Display"/>
+            </w:pPr>
+            <w:proofErr w:type="spellStart"/>
+            <w:r>
+              <w:rPr>
                 <w:sz w:val="19"/>
                 <w:szCs w:val="19"/>
               </w:rPr>
@@ -5521,14 +5262,10 @@
           <w:p>
             <w:pPr>
               <w:spacing w:after="40" w:line="250" w:lineRule="auto"/>
-              <w:rPr>
-                <w:rFonts w:ascii="SF Pro Display" w:hAnsi="SF Pro Display"/>
-              </w:rPr>
-            </w:pPr>
-            <w:proofErr w:type="spellStart"/>
-            <w:r>
-              <w:rPr>
-                <w:rFonts w:ascii="SF Pro Display" w:hAnsi="SF Pro Display"/>
+            </w:pPr>
+            <w:proofErr w:type="spellStart"/>
+            <w:r>
+              <w:rPr>
                 <w:sz w:val="19"/>
                 <w:szCs w:val="19"/>
               </w:rPr>
@@ -5537,7 +5274,6 @@
             <w:proofErr w:type="spellEnd"/>
             <w:r>
               <w:rPr>
-                <w:rFonts w:ascii="SF Pro Display" w:hAnsi="SF Pro Display"/>
                 <w:sz w:val="19"/>
                 <w:szCs w:val="19"/>
               </w:rPr>
@@ -5546,7 +5282,6 @@
             <w:proofErr w:type="spellStart"/>
             <w:r>
               <w:rPr>
-                <w:rFonts w:ascii="SF Pro Display" w:hAnsi="SF Pro Display"/>
                 <w:sz w:val="19"/>
                 <w:szCs w:val="19"/>
               </w:rPr>
@@ -5555,7 +5290,6 @@
             <w:proofErr w:type="spellEnd"/>
             <w:r>
               <w:rPr>
-                <w:rFonts w:ascii="SF Pro Display" w:hAnsi="SF Pro Display"/>
                 <w:sz w:val="19"/>
                 <w:szCs w:val="19"/>
               </w:rPr>
@@ -5564,7 +5298,6 @@
             <w:proofErr w:type="spellStart"/>
             <w:r>
               <w:rPr>
-                <w:rFonts w:ascii="SF Pro Display" w:hAnsi="SF Pro Display"/>
                 <w:sz w:val="19"/>
                 <w:szCs w:val="19"/>
               </w:rPr>
@@ -5587,13 +5320,11 @@
             <w:pPr>
               <w:spacing w:after="40" w:line="250" w:lineRule="auto"/>
               <w:rPr>
-                <w:rFonts w:ascii="SF Pro Display" w:hAnsi="SF Pro Display"/>
-                <w:lang w:val="ru-RU"/>
-              </w:rPr>
-            </w:pPr>
-            <w:r>
-              <w:rPr>
-                <w:rFonts w:ascii="SF Pro Display" w:hAnsi="SF Pro Display"/>
+                <w:lang w:val="ru-RU"/>
+              </w:rPr>
+            </w:pPr>
+            <w:r>
+              <w:rPr>
                 <w:sz w:val="19"/>
                 <w:szCs w:val="19"/>
                 <w:lang w:val="ru-RU"/>
@@ -5615,27 +5346,13 @@
           <w:p>
             <w:pPr>
               <w:spacing w:after="40" w:line="250" w:lineRule="auto"/>
-              <w:rPr>
-                <w:rFonts w:ascii="SF Pro Display" w:hAnsi="SF Pro Display"/>
-              </w:rPr>
-            </w:pPr>
-            <w:proofErr w:type="spellStart"/>
-            <w:r>
-              <w:rPr>
-                <w:rFonts w:ascii="SF Pro Display" w:hAnsi="SF Pro Display"/>
-                <w:sz w:val="19"/>
-                <w:szCs w:val="19"/>
-              </w:rPr>
-              <w:t>Вне</w:t>
-            </w:r>
-            <w:proofErr w:type="spellEnd"/>
-            <w:r>
-              <w:rPr>
-                <w:rFonts w:ascii="SF Pro Display" w:hAnsi="SF Pro Display"/>
-                <w:sz w:val="19"/>
-                <w:szCs w:val="19"/>
-              </w:rPr>
-              <w:t xml:space="preserve"> РФ</w:t>
+            </w:pPr>
+            <w:r>
+              <w:rPr>
+                <w:sz w:val="19"/>
+                <w:szCs w:val="19"/>
+              </w:rPr>
+              <w:t>РФ</w:t>
             </w:r>
           </w:p>
         </w:tc>
@@ -5652,18 +5369,14 @@
           <w:p>
             <w:pPr>
               <w:spacing w:after="40" w:line="250" w:lineRule="auto"/>
-              <w:rPr>
-                <w:rFonts w:ascii="SF Pro Display" w:hAnsi="SF Pro Display"/>
-              </w:rPr>
-            </w:pPr>
-            <w:proofErr w:type="spellStart"/>
-            <w:r>
-              <w:rPr>
-                <w:rFonts w:ascii="SF Pro Display" w:hAnsi="SF Pro Display"/>
-                <w:sz w:val="19"/>
-                <w:szCs w:val="19"/>
-              </w:rPr>
-              <w:t>Да</w:t>
+            </w:pPr>
+            <w:proofErr w:type="spellStart"/>
+            <w:r>
+              <w:rPr>
+                <w:sz w:val="19"/>
+                <w:szCs w:val="19"/>
+              </w:rPr>
+              <w:t>Нет</w:t>
             </w:r>
             <w:proofErr w:type="spellEnd"/>
           </w:p>
@@ -5675,151 +5388,48 @@
         <w:pStyle w:val="Heading1"/>
         <w:spacing w:before="340" w:after="170"/>
         <w:rPr>
-          <w:rFonts w:ascii="SF Pro Display" w:hAnsi="SF Pro Display"/>
+          <w:lang w:val="ru-RU"/>
         </w:rPr>
       </w:pPr>
       <w:r>
         <w:rPr>
-          <w:rFonts w:ascii="SF Pro Display" w:eastAsia="Arial" w:hAnsi="SF Pro Display"/>
+          <w:rFonts w:ascii="Arial" w:eastAsia="Arial" w:hAnsi="Arial" w:cs="Arial"/>
           <w:b/>
           <w:bCs/>
           <w:color w:val="1F3A5F"/>
           <w:sz w:val="28"/>
           <w:szCs w:val="28"/>
         </w:rPr>
-        <w:t xml:space="preserve">4. </w:t>
+        <w:t>4</w:t>
       </w:r>
-      <w:proofErr w:type="spellStart"/>
       <w:r>
         <w:rPr>
-          <w:rFonts w:ascii="SF Pro Display" w:eastAsia="Arial" w:hAnsi="SF Pro Display"/>
+          <w:rFonts w:ascii="Arial" w:eastAsia="Arial" w:hAnsi="Arial" w:cs="Arial"/>
           <w:b/>
           <w:bCs/>
           <w:color w:val="1F3A5F"/>
           <w:sz w:val="28"/>
           <w:szCs w:val="28"/>
-        </w:rPr>
-        <w:t>Трансграничная</w:t>
+          <w:lang w:val="ru-RU"/>
+        </w:rPr>
+        <w:t>. Чего в схеме нет</w:t>
       </w:r>
-      <w:proofErr w:type="spellEnd"/>
-      <w:r>
-        <w:rPr>
-          <w:rFonts w:ascii="SF Pro Display" w:eastAsia="Arial" w:hAnsi="SF Pro Display"/>
-          <w:b/>
-          <w:bCs/>
-          <w:color w:val="1F3A5F"/>
-          <w:sz w:val="28"/>
-          <w:szCs w:val="28"/>
-        </w:rPr>
-        <w:t xml:space="preserve"> </w:t>
-      </w:r>
-      <w:proofErr w:type="spellStart"/>
-      <w:r>
-        <w:rPr>
-          <w:rFonts w:ascii="SF Pro Display" w:eastAsia="Arial" w:hAnsi="SF Pro Display"/>
-          <w:b/>
-          <w:bCs/>
-          <w:color w:val="1F3A5F"/>
-          <w:sz w:val="28"/>
-          <w:szCs w:val="28"/>
-        </w:rPr>
-        <w:t>передача</w:t>
-      </w:r>
-      <w:proofErr w:type="spellEnd"/>
-      <w:r>
-        <w:rPr>
-          <w:rFonts w:ascii="SF Pro Display" w:eastAsia="Arial" w:hAnsi="SF Pro Display"/>
-          <w:b/>
-          <w:bCs/>
-          <w:color w:val="1F3A5F"/>
-          <w:sz w:val="28"/>
-          <w:szCs w:val="28"/>
-        </w:rPr>
-        <w:t xml:space="preserve"> — </w:t>
-      </w:r>
-      <w:proofErr w:type="spellStart"/>
-      <w:r>
-        <w:rPr>
-          <w:rFonts w:ascii="SF Pro Display" w:eastAsia="Arial" w:hAnsi="SF Pro Display"/>
-          <w:b/>
-          <w:bCs/>
-          <w:color w:val="1F3A5F"/>
-          <w:sz w:val="28"/>
-          <w:szCs w:val="28"/>
-        </w:rPr>
-        <w:t>прямо</w:t>
-      </w:r>
-      <w:proofErr w:type="spellEnd"/>
     </w:p>
     <w:p>
       <w:pPr>
         <w:spacing w:after="120" w:line="276" w:lineRule="auto"/>
         <w:rPr>
-          <w:rFonts w:ascii="SF Pro Display" w:hAnsi="SF Pro Display"/>
+          <w:lang w:val="ru-RU"/>
         </w:rPr>
       </w:pPr>
       <w:r>
         <w:rPr>
-          <w:rFonts w:ascii="SF Pro Display" w:hAnsi="SF Pro Display"/>
           <w:sz w:val="22"/>
           <w:szCs w:val="22"/>
           <w:lang w:val="ru-RU"/>
         </w:rPr>
-        <w:t xml:space="preserve">Обработка текста языковой моделью сегодня выполняется за пределами Российской Федерации. Это единственный трансграничный элемент схемы, и мы указываем его прямо, а не прячем в примечании. </w:t>
-      </w:r>
-      <w:proofErr w:type="spellStart"/>
-      <w:r>
-        <w:rPr>
-          <w:rFonts w:ascii="SF Pro Display" w:hAnsi="SF Pro Display"/>
-          <w:sz w:val="22"/>
-          <w:szCs w:val="22"/>
-        </w:rPr>
-        <w:t>Что</w:t>
-      </w:r>
-      <w:proofErr w:type="spellEnd"/>
-      <w:r>
-        <w:rPr>
-          <w:rFonts w:ascii="SF Pro Display" w:hAnsi="SF Pro Display"/>
-          <w:sz w:val="22"/>
-          <w:szCs w:val="22"/>
-        </w:rPr>
-        <w:t xml:space="preserve"> </w:t>
-      </w:r>
-      <w:proofErr w:type="spellStart"/>
-      <w:r>
-        <w:rPr>
-          <w:rFonts w:ascii="SF Pro Display" w:hAnsi="SF Pro Display"/>
-          <w:sz w:val="22"/>
-          <w:szCs w:val="22"/>
-        </w:rPr>
-        <w:t>важно</w:t>
-      </w:r>
-      <w:proofErr w:type="spellEnd"/>
-      <w:r>
-        <w:rPr>
-          <w:rFonts w:ascii="SF Pro Display" w:hAnsi="SF Pro Display"/>
-          <w:sz w:val="22"/>
-          <w:szCs w:val="22"/>
-        </w:rPr>
-        <w:t xml:space="preserve"> </w:t>
-      </w:r>
-      <w:proofErr w:type="spellStart"/>
-      <w:r>
-        <w:rPr>
-          <w:rFonts w:ascii="SF Pro Display" w:hAnsi="SF Pro Display"/>
-          <w:sz w:val="22"/>
-          <w:szCs w:val="22"/>
-        </w:rPr>
-        <w:t>знать</w:t>
-      </w:r>
-      <w:proofErr w:type="spellEnd"/>
-      <w:r>
-        <w:rPr>
-          <w:rFonts w:ascii="SF Pro Display" w:hAnsi="SF Pro Display"/>
-          <w:sz w:val="22"/>
-          <w:szCs w:val="22"/>
-        </w:rPr>
-        <w:t>:</w:t>
+        <w:lastRenderedPageBreak/>
+        <w:t xml:space="preserve">Перечень намеренный: </w:t>
       </w:r>
     </w:p>
     <w:p>
@@ -5831,30 +5441,16 @@
         </w:numPr>
         <w:spacing w:after="80" w:line="276" w:lineRule="auto"/>
         <w:rPr>
-          <w:rFonts w:ascii="SF Pro Display" w:hAnsi="SF Pro Display"/>
           <w:lang w:val="ru-RU"/>
         </w:rPr>
       </w:pPr>
       <w:r>
         <w:rPr>
-          <w:rFonts w:ascii="SF Pro Display" w:hAnsi="SF Pro Display"/>
-          <w:b/>
-          <w:bCs/>
           <w:sz w:val="22"/>
           <w:szCs w:val="22"/>
           <w:lang w:val="ru-RU"/>
         </w:rPr>
-        <w:lastRenderedPageBreak/>
-        <w:t xml:space="preserve">Передаётся только текст работы или документа </w:t>
-      </w:r>
-      <w:r>
-        <w:rPr>
-          <w:rFonts w:ascii="SF Pro Display" w:hAnsi="SF Pro Display"/>
-          <w:sz w:val="22"/>
-          <w:szCs w:val="22"/>
-          <w:lang w:val="ru-RU"/>
-        </w:rPr>
-        <w:t>и инструкция разбора. Учётные данные преподавателей, структура организации, журналы действий и платёжные данные не покидают периметр РФ.</w:t>
+        <w:t>Входящих соединений в сеть университета не требуется. Платформа не инициирует обращения внутрь периметра.</w:t>
       </w:r>
     </w:p>
     <w:p>
@@ -5866,69 +5462,31 @@
         </w:numPr>
         <w:spacing w:after="80" w:line="276" w:lineRule="auto"/>
         <w:rPr>
-          <w:rFonts w:ascii="SF Pro Display" w:hAnsi="SF Pro Display"/>
           <w:lang w:val="ru-RU"/>
         </w:rPr>
       </w:pPr>
       <w:r>
         <w:rPr>
-          <w:rFonts w:ascii="SF Pro Display" w:hAnsi="SF Pro Display"/>
-          <w:b/>
-          <w:bCs/>
           <w:sz w:val="22"/>
           <w:szCs w:val="22"/>
           <w:lang w:val="ru-RU"/>
         </w:rPr>
-        <w:t xml:space="preserve">Персональные данные студентов в этом потоке необязательны. </w:t>
+        <w:t xml:space="preserve">Открытие портов, публикация внутренних сервисов, </w:t>
       </w:r>
       <w:r>
         <w:rPr>
-          <w:rFonts w:ascii="SF Pro Display" w:hAnsi="SF Pro Display"/>
+          <w:sz w:val="22"/>
+          <w:szCs w:val="22"/>
+        </w:rPr>
+        <w:t>VPN</w:t>
+      </w:r>
+      <w:r>
+        <w:rPr>
           <w:sz w:val="22"/>
           <w:szCs w:val="22"/>
           <w:lang w:val="ru-RU"/>
         </w:rPr>
-        <w:t xml:space="preserve">Поля «имя» и «группа» не обязательны к заполнению — работу можно проверять полностью </w:t>
-      </w:r>
-      <w:proofErr w:type="spellStart"/>
-      <w:r>
-        <w:rPr>
-          <w:rFonts w:ascii="SF Pro Display" w:hAnsi="SF Pro Display"/>
-          <w:sz w:val="22"/>
-          <w:szCs w:val="22"/>
-          <w:lang w:val="ru-RU"/>
-        </w:rPr>
-        <w:t>обезличенно</w:t>
-      </w:r>
-      <w:proofErr w:type="spellEnd"/>
-      <w:r>
-        <w:rPr>
-          <w:rFonts w:ascii="SF Pro Display" w:hAnsi="SF Pro Display"/>
-          <w:sz w:val="22"/>
-          <w:szCs w:val="22"/>
-          <w:lang w:val="ru-RU"/>
-        </w:rPr>
-        <w:t xml:space="preserve">, и тогда </w:t>
-      </w:r>
-      <w:proofErr w:type="spellStart"/>
-      <w:r>
-        <w:rPr>
-          <w:rFonts w:ascii="SF Pro Display" w:hAnsi="SF Pro Display"/>
-          <w:sz w:val="22"/>
-          <w:szCs w:val="22"/>
-          <w:lang w:val="ru-RU"/>
-        </w:rPr>
-        <w:t>трансгранично</w:t>
-      </w:r>
-      <w:proofErr w:type="spellEnd"/>
-      <w:r>
-        <w:rPr>
-          <w:rFonts w:ascii="SF Pro Display" w:hAnsi="SF Pro Display"/>
-          <w:sz w:val="22"/>
-          <w:szCs w:val="22"/>
-          <w:lang w:val="ru-RU"/>
-        </w:rPr>
-        <w:t xml:space="preserve"> уходит только учебный текст.</w:t>
+        <w:t>-канал, туннели — не требуются.</w:t>
       </w:r>
     </w:p>
     <w:p>
@@ -5939,43 +5497,26 @@
           <w:numId w:val="2"/>
         </w:numPr>
         <w:spacing w:after="80" w:line="276" w:lineRule="auto"/>
-        <w:rPr>
-          <w:rFonts w:ascii="SF Pro Display" w:hAnsi="SF Pro Display"/>
-        </w:rPr>
       </w:pPr>
       <w:r>
         <w:rPr>
-          <w:rFonts w:ascii="SF Pro Display" w:hAnsi="SF Pro Display"/>
-          <w:b/>
-          <w:bCs/>
           <w:sz w:val="22"/>
           <w:szCs w:val="22"/>
           <w:lang w:val="ru-RU"/>
         </w:rPr>
-        <w:t xml:space="preserve">Разбор РПД, учебных планов и описаний ОП персональных данных не содержит вовсе </w:t>
-      </w:r>
-      <w:r>
-        <w:rPr>
-          <w:rFonts w:ascii="SF Pro Display" w:hAnsi="SF Pro Display"/>
-          <w:sz w:val="22"/>
-          <w:szCs w:val="22"/>
-          <w:lang w:val="ru-RU"/>
-        </w:rPr>
-        <w:t xml:space="preserve">— это нормативные документы организации. </w:t>
+        <w:t xml:space="preserve">Установка программного обеспечения на рабочие места и серверы университета — не требуется. </w:t>
       </w:r>
       <w:proofErr w:type="spellStart"/>
       <w:r>
         <w:rPr>
-          <w:rFonts w:ascii="SF Pro Display" w:hAnsi="SF Pro Display"/>
           <w:sz w:val="22"/>
           <w:szCs w:val="22"/>
         </w:rPr>
-        <w:t>Весь</w:t>
+        <w:t>Работа</w:t>
       </w:r>
       <w:proofErr w:type="spellEnd"/>
       <w:r>
         <w:rPr>
-          <w:rFonts w:ascii="SF Pro Display" w:hAnsi="SF Pro Display"/>
           <w:sz w:val="22"/>
           <w:szCs w:val="22"/>
         </w:rPr>
@@ -5984,16 +5525,14 @@
       <w:proofErr w:type="spellStart"/>
       <w:r>
         <w:rPr>
-          <w:rFonts w:ascii="SF Pro Display" w:hAnsi="SF Pro Display"/>
           <w:sz w:val="22"/>
           <w:szCs w:val="22"/>
         </w:rPr>
-        <w:t>контур</w:t>
+        <w:t>через</w:t>
       </w:r>
       <w:proofErr w:type="spellEnd"/>
       <w:r>
         <w:rPr>
-          <w:rFonts w:ascii="SF Pro Display" w:hAnsi="SF Pro Display"/>
           <w:sz w:val="22"/>
           <w:szCs w:val="22"/>
         </w:rPr>
@@ -6002,106 +5541,14 @@
       <w:proofErr w:type="spellStart"/>
       <w:r>
         <w:rPr>
-          <w:rFonts w:ascii="SF Pro Display" w:hAnsi="SF Pro Display"/>
           <w:sz w:val="22"/>
           <w:szCs w:val="22"/>
         </w:rPr>
-        <w:t>учебно-методического</w:t>
+        <w:t>браузер</w:t>
       </w:r>
       <w:proofErr w:type="spellEnd"/>
       <w:r>
         <w:rPr>
-          <w:rFonts w:ascii="SF Pro Display" w:hAnsi="SF Pro Display"/>
-          <w:sz w:val="22"/>
-          <w:szCs w:val="22"/>
-        </w:rPr>
-        <w:t xml:space="preserve"> </w:t>
-      </w:r>
-      <w:proofErr w:type="spellStart"/>
-      <w:r>
-        <w:rPr>
-          <w:rFonts w:ascii="SF Pro Display" w:hAnsi="SF Pro Display"/>
-          <w:sz w:val="22"/>
-          <w:szCs w:val="22"/>
-        </w:rPr>
-        <w:t>центра</w:t>
-      </w:r>
-      <w:proofErr w:type="spellEnd"/>
-      <w:r>
-        <w:rPr>
-          <w:rFonts w:ascii="SF Pro Display" w:hAnsi="SF Pro Display"/>
-          <w:sz w:val="22"/>
-          <w:szCs w:val="22"/>
-        </w:rPr>
-        <w:t xml:space="preserve"> </w:t>
-      </w:r>
-      <w:proofErr w:type="spellStart"/>
-      <w:r>
-        <w:rPr>
-          <w:rFonts w:ascii="SF Pro Display" w:hAnsi="SF Pro Display"/>
-          <w:sz w:val="22"/>
-          <w:szCs w:val="22"/>
-        </w:rPr>
-        <w:t>работает</w:t>
-      </w:r>
-      <w:proofErr w:type="spellEnd"/>
-      <w:r>
-        <w:rPr>
-          <w:rFonts w:ascii="SF Pro Display" w:hAnsi="SF Pro Display"/>
-          <w:sz w:val="22"/>
-          <w:szCs w:val="22"/>
-        </w:rPr>
-        <w:t xml:space="preserve"> </w:t>
-      </w:r>
-      <w:proofErr w:type="spellStart"/>
-      <w:r>
-        <w:rPr>
-          <w:rFonts w:ascii="SF Pro Display" w:hAnsi="SF Pro Display"/>
-          <w:sz w:val="22"/>
-          <w:szCs w:val="22"/>
-        </w:rPr>
-        <w:t>без</w:t>
-      </w:r>
-      <w:proofErr w:type="spellEnd"/>
-      <w:r>
-        <w:rPr>
-          <w:rFonts w:ascii="SF Pro Display" w:hAnsi="SF Pro Display"/>
-          <w:sz w:val="22"/>
-          <w:szCs w:val="22"/>
-        </w:rPr>
-        <w:t xml:space="preserve"> </w:t>
-      </w:r>
-      <w:proofErr w:type="spellStart"/>
-      <w:r>
-        <w:rPr>
-          <w:rFonts w:ascii="SF Pro Display" w:hAnsi="SF Pro Display"/>
-          <w:sz w:val="22"/>
-          <w:szCs w:val="22"/>
-        </w:rPr>
-        <w:t>передачи</w:t>
-      </w:r>
-      <w:proofErr w:type="spellEnd"/>
-      <w:r>
-        <w:rPr>
-          <w:rFonts w:ascii="SF Pro Display" w:hAnsi="SF Pro Display"/>
-          <w:sz w:val="22"/>
-          <w:szCs w:val="22"/>
-        </w:rPr>
-        <w:t xml:space="preserve"> </w:t>
-      </w:r>
-      <w:proofErr w:type="spellStart"/>
-      <w:r>
-        <w:rPr>
-          <w:rFonts w:ascii="SF Pro Display" w:hAnsi="SF Pro Display"/>
-          <w:sz w:val="22"/>
-          <w:szCs w:val="22"/>
-        </w:rPr>
-        <w:t>ПДн</w:t>
-      </w:r>
-      <w:proofErr w:type="spellEnd"/>
-      <w:r>
-        <w:rPr>
-          <w:rFonts w:ascii="SF Pro Display" w:hAnsi="SF Pro Display"/>
           <w:sz w:val="22"/>
           <w:szCs w:val="22"/>
         </w:rPr>
@@ -6117,408 +5564,11 @@
         </w:numPr>
         <w:spacing w:after="80" w:line="276" w:lineRule="auto"/>
         <w:rPr>
-          <w:rFonts w:ascii="SF Pro Display" w:hAnsi="SF Pro Display"/>
+          <w:lang w:val="ru-RU"/>
         </w:rPr>
       </w:pPr>
       <w:r>
         <w:rPr>
-          <w:rFonts w:ascii="SF Pro Display" w:hAnsi="SF Pro Display"/>
-          <w:b/>
-          <w:bCs/>
-          <w:sz w:val="22"/>
-          <w:szCs w:val="22"/>
-          <w:lang w:val="ru-RU"/>
-        </w:rPr>
-        <w:t xml:space="preserve">Переключение на модель, размещённую в РФ, реализовано </w:t>
-      </w:r>
-      <w:r>
-        <w:rPr>
-          <w:rFonts w:ascii="SF Pro Display" w:hAnsi="SF Pro Display"/>
-          <w:sz w:val="22"/>
-          <w:szCs w:val="22"/>
-          <w:lang w:val="ru-RU"/>
-        </w:rPr>
-        <w:t xml:space="preserve">на уровне организации: провайдер модели выбирается в настройках, без изменения кода и без миграции данных. </w:t>
-      </w:r>
-      <w:proofErr w:type="spellStart"/>
-      <w:r>
-        <w:rPr>
-          <w:rFonts w:ascii="SF Pro Display" w:hAnsi="SF Pro Display"/>
-          <w:sz w:val="22"/>
-          <w:szCs w:val="22"/>
-        </w:rPr>
-        <w:t>Это</w:t>
-      </w:r>
-      <w:proofErr w:type="spellEnd"/>
-      <w:r>
-        <w:rPr>
-          <w:rFonts w:ascii="SF Pro Display" w:hAnsi="SF Pro Display"/>
-          <w:sz w:val="22"/>
-          <w:szCs w:val="22"/>
-        </w:rPr>
-        <w:t xml:space="preserve"> </w:t>
-      </w:r>
-      <w:proofErr w:type="spellStart"/>
-      <w:r>
-        <w:rPr>
-          <w:rFonts w:ascii="SF Pro Display" w:hAnsi="SF Pro Display"/>
-          <w:sz w:val="22"/>
-          <w:szCs w:val="22"/>
-        </w:rPr>
-        <w:t>штатная</w:t>
-      </w:r>
-      <w:proofErr w:type="spellEnd"/>
-      <w:r>
-        <w:rPr>
-          <w:rFonts w:ascii="SF Pro Display" w:hAnsi="SF Pro Display"/>
-          <w:sz w:val="22"/>
-          <w:szCs w:val="22"/>
-        </w:rPr>
-        <w:t xml:space="preserve"> </w:t>
-      </w:r>
-      <w:proofErr w:type="spellStart"/>
-      <w:r>
-        <w:rPr>
-          <w:rFonts w:ascii="SF Pro Display" w:hAnsi="SF Pro Display"/>
-          <w:sz w:val="22"/>
-          <w:szCs w:val="22"/>
-        </w:rPr>
-        <w:t>возможность</w:t>
-      </w:r>
-      <w:proofErr w:type="spellEnd"/>
-      <w:r>
-        <w:rPr>
-          <w:rFonts w:ascii="SF Pro Display" w:hAnsi="SF Pro Display"/>
-          <w:sz w:val="22"/>
-          <w:szCs w:val="22"/>
-        </w:rPr>
-        <w:t xml:space="preserve"> </w:t>
-      </w:r>
-      <w:proofErr w:type="spellStart"/>
-      <w:r>
-        <w:rPr>
-          <w:rFonts w:ascii="SF Pro Display" w:hAnsi="SF Pro Display"/>
-          <w:sz w:val="22"/>
-          <w:szCs w:val="22"/>
-        </w:rPr>
-        <w:t>платформы</w:t>
-      </w:r>
-      <w:proofErr w:type="spellEnd"/>
-      <w:r>
-        <w:rPr>
-          <w:rFonts w:ascii="SF Pro Display" w:hAnsi="SF Pro Display"/>
-          <w:sz w:val="22"/>
-          <w:szCs w:val="22"/>
-        </w:rPr>
-        <w:t xml:space="preserve">, а </w:t>
-      </w:r>
-      <w:proofErr w:type="spellStart"/>
-      <w:r>
-        <w:rPr>
-          <w:rFonts w:ascii="SF Pro Display" w:hAnsi="SF Pro Display"/>
-          <w:sz w:val="22"/>
-          <w:szCs w:val="22"/>
-        </w:rPr>
-        <w:t>не</w:t>
-      </w:r>
-      <w:proofErr w:type="spellEnd"/>
-      <w:r>
-        <w:rPr>
-          <w:rFonts w:ascii="SF Pro Display" w:hAnsi="SF Pro Display"/>
-          <w:sz w:val="22"/>
-          <w:szCs w:val="22"/>
-        </w:rPr>
-        <w:t xml:space="preserve"> </w:t>
-      </w:r>
-      <w:proofErr w:type="spellStart"/>
-      <w:r>
-        <w:rPr>
-          <w:rFonts w:ascii="SF Pro Display" w:hAnsi="SF Pro Display"/>
-          <w:sz w:val="22"/>
-          <w:szCs w:val="22"/>
-        </w:rPr>
-        <w:t>обещание</w:t>
-      </w:r>
-      <w:proofErr w:type="spellEnd"/>
-      <w:r>
-        <w:rPr>
-          <w:rFonts w:ascii="SF Pro Display" w:hAnsi="SF Pro Display"/>
-          <w:sz w:val="22"/>
-          <w:szCs w:val="22"/>
-        </w:rPr>
-        <w:t>.</w:t>
-      </w:r>
-    </w:p>
-    <w:p>
-      <w:pPr>
-        <w:spacing w:after="120"/>
-        <w:rPr>
-          <w:rFonts w:ascii="SF Pro Display" w:hAnsi="SF Pro Display"/>
-        </w:rPr>
-      </w:pPr>
-    </w:p>
-    <w:tbl>
-      <w:tblPr>
-        <w:tblW w:w="9600" w:type="dxa"/>
-        <w:tblBorders>
-          <w:left w:val="single" w:sz="18" w:space="0" w:color="9C4221"/>
-        </w:tblBorders>
-        <w:tblCellMar>
-          <w:left w:w="10" w:type="dxa"/>
-          <w:right w:w="10" w:type="dxa"/>
-        </w:tblCellMar>
-        <w:tblLook w:val="0000" w:firstRow="0" w:lastRow="0" w:firstColumn="0" w:lastColumn="0" w:noHBand="0" w:noVBand="0"/>
-      </w:tblPr>
-      <w:tblGrid>
-        <w:gridCol w:w="9600"/>
-      </w:tblGrid>
-      <w:tr>
-        <w:tblPrEx>
-          <w:tblCellMar>
-            <w:top w:w="0" w:type="dxa"/>
-            <w:bottom w:w="0" w:type="dxa"/>
-          </w:tblCellMar>
-        </w:tblPrEx>
-        <w:tc>
-          <w:tcPr>
-            <w:tcW w:w="9600" w:type="dxa"/>
-            <w:shd w:val="clear" w:color="auto" w:fill="FDF3EE"/>
-            <w:tcMar>
-              <w:top w:w="130" w:type="dxa"/>
-              <w:left w:w="190" w:type="dxa"/>
-              <w:bottom w:w="130" w:type="dxa"/>
-              <w:right w:w="190" w:type="dxa"/>
-            </w:tcMar>
-          </w:tcPr>
-          <w:p>
-            <w:pPr>
-              <w:spacing w:line="276" w:lineRule="auto"/>
-              <w:rPr>
-                <w:rFonts w:ascii="SF Pro Display" w:hAnsi="SF Pro Display"/>
-                <w:lang w:val="ru-RU"/>
-              </w:rPr>
-            </w:pPr>
-            <w:r>
-              <w:rPr>
-                <w:rFonts w:ascii="SF Pro Display" w:hAnsi="SF Pro Display"/>
-                <w:b/>
-                <w:bCs/>
-                <w:sz w:val="21"/>
-                <w:szCs w:val="21"/>
-                <w:lang w:val="ru-RU"/>
-              </w:rPr>
-              <w:t xml:space="preserve">Предложение для пилота. </w:t>
-            </w:r>
-            <w:r>
-              <w:rPr>
-                <w:rFonts w:ascii="SF Pro Display" w:hAnsi="SF Pro Display"/>
-                <w:sz w:val="21"/>
-                <w:szCs w:val="21"/>
-                <w:lang w:val="ru-RU"/>
-              </w:rPr>
-              <w:t xml:space="preserve">Начать с контура учебно-методического центра — мониторинг заполнения РПД и ФОС, сводная готовность УМК, проверка РПД на соответствие компетенциям. В этом контуре персональные данные студентов не обрабатываются вообще, а значит вопрос трансграничной передачи </w:t>
-            </w:r>
-            <w:proofErr w:type="spellStart"/>
-            <w:r>
-              <w:rPr>
-                <w:rFonts w:ascii="SF Pro Display" w:hAnsi="SF Pro Display"/>
-                <w:sz w:val="21"/>
-                <w:szCs w:val="21"/>
-                <w:lang w:val="ru-RU"/>
-              </w:rPr>
-              <w:t>ПДн</w:t>
-            </w:r>
-            <w:proofErr w:type="spellEnd"/>
-            <w:r>
-              <w:rPr>
-                <w:rFonts w:ascii="SF Pro Display" w:hAnsi="SF Pro Display"/>
-                <w:sz w:val="21"/>
-                <w:szCs w:val="21"/>
-                <w:lang w:val="ru-RU"/>
-              </w:rPr>
-              <w:t xml:space="preserve"> на этапе пилота не возникает. Проверка студенческих работ подключается вторым шагом — уже с принятым решением по модели.</w:t>
-            </w:r>
-          </w:p>
-        </w:tc>
-      </w:tr>
-    </w:tbl>
-    <w:p>
-      <w:pPr>
-        <w:pStyle w:val="Heading1"/>
-        <w:spacing w:before="340" w:after="170"/>
-        <w:rPr>
-          <w:rFonts w:ascii="SF Pro Display" w:hAnsi="SF Pro Display"/>
-          <w:lang w:val="ru-RU"/>
-        </w:rPr>
-      </w:pPr>
-      <w:r>
-        <w:rPr>
-          <w:rFonts w:ascii="SF Pro Display" w:eastAsia="Arial" w:hAnsi="SF Pro Display"/>
-          <w:b/>
-          <w:bCs/>
-          <w:color w:val="1F3A5F"/>
-          <w:sz w:val="28"/>
-          <w:szCs w:val="28"/>
-          <w:lang w:val="ru-RU"/>
-        </w:rPr>
-        <w:t>5. Чего в схеме нет</w:t>
-      </w:r>
-    </w:p>
-    <w:p>
-      <w:pPr>
-        <w:pStyle w:val="ListParagraph"/>
-        <w:numPr>
-          <w:ilvl w:val="0"/>
-          <w:numId w:val="2"/>
-        </w:numPr>
-        <w:spacing w:after="80" w:line="276" w:lineRule="auto"/>
-        <w:rPr>
-          <w:rFonts w:ascii="SF Pro Display" w:hAnsi="SF Pro Display"/>
-          <w:lang w:val="ru-RU"/>
-        </w:rPr>
-      </w:pPr>
-      <w:r>
-        <w:rPr>
-          <w:rFonts w:ascii="SF Pro Display" w:hAnsi="SF Pro Display"/>
-          <w:sz w:val="22"/>
-          <w:szCs w:val="22"/>
-          <w:lang w:val="ru-RU"/>
-        </w:rPr>
-        <w:t>Входящих соединений в сеть университета не требуется. Платформа не инициирует обращения внутрь периметра.</w:t>
-      </w:r>
-    </w:p>
-    <w:p>
-      <w:pPr>
-        <w:pStyle w:val="ListParagraph"/>
-        <w:numPr>
-          <w:ilvl w:val="0"/>
-          <w:numId w:val="2"/>
-        </w:numPr>
-        <w:spacing w:after="80" w:line="276" w:lineRule="auto"/>
-        <w:rPr>
-          <w:rFonts w:ascii="SF Pro Display" w:hAnsi="SF Pro Display"/>
-          <w:lang w:val="ru-RU"/>
-        </w:rPr>
-      </w:pPr>
-      <w:r>
-        <w:rPr>
-          <w:rFonts w:ascii="SF Pro Display" w:hAnsi="SF Pro Display"/>
-          <w:sz w:val="22"/>
-          <w:szCs w:val="22"/>
-          <w:lang w:val="ru-RU"/>
-        </w:rPr>
-        <w:t xml:space="preserve">Открытие портов, публикация внутренних сервисов, </w:t>
-      </w:r>
-      <w:r>
-        <w:rPr>
-          <w:rFonts w:ascii="SF Pro Display" w:hAnsi="SF Pro Display"/>
-          <w:sz w:val="22"/>
-          <w:szCs w:val="22"/>
-        </w:rPr>
-        <w:t>VPN</w:t>
-      </w:r>
-      <w:r>
-        <w:rPr>
-          <w:rFonts w:ascii="SF Pro Display" w:hAnsi="SF Pro Display"/>
-          <w:sz w:val="22"/>
-          <w:szCs w:val="22"/>
-          <w:lang w:val="ru-RU"/>
-        </w:rPr>
-        <w:t>-канал, туннели — не требуются.</w:t>
-      </w:r>
-    </w:p>
-    <w:p>
-      <w:pPr>
-        <w:pStyle w:val="ListParagraph"/>
-        <w:numPr>
-          <w:ilvl w:val="0"/>
-          <w:numId w:val="2"/>
-        </w:numPr>
-        <w:spacing w:after="80" w:line="276" w:lineRule="auto"/>
-        <w:rPr>
-          <w:rFonts w:ascii="SF Pro Display" w:hAnsi="SF Pro Display"/>
-        </w:rPr>
-      </w:pPr>
-      <w:r>
-        <w:rPr>
-          <w:rFonts w:ascii="SF Pro Display" w:hAnsi="SF Pro Display"/>
-          <w:sz w:val="22"/>
-          <w:szCs w:val="22"/>
-          <w:lang w:val="ru-RU"/>
-        </w:rPr>
-        <w:t xml:space="preserve">Установка программного обеспечения на рабочие места и серверы университета — не требуется. </w:t>
-      </w:r>
-      <w:proofErr w:type="spellStart"/>
-      <w:r>
-        <w:rPr>
-          <w:rFonts w:ascii="SF Pro Display" w:hAnsi="SF Pro Display"/>
-          <w:sz w:val="22"/>
-          <w:szCs w:val="22"/>
-        </w:rPr>
-        <w:t>Работа</w:t>
-      </w:r>
-      <w:proofErr w:type="spellEnd"/>
-      <w:r>
-        <w:rPr>
-          <w:rFonts w:ascii="SF Pro Display" w:hAnsi="SF Pro Display"/>
-          <w:sz w:val="22"/>
-          <w:szCs w:val="22"/>
-        </w:rPr>
-        <w:t xml:space="preserve"> </w:t>
-      </w:r>
-      <w:proofErr w:type="spellStart"/>
-      <w:r>
-        <w:rPr>
-          <w:rFonts w:ascii="SF Pro Display" w:hAnsi="SF Pro Display"/>
-          <w:sz w:val="22"/>
-          <w:szCs w:val="22"/>
-        </w:rPr>
-        <w:t>через</w:t>
-      </w:r>
-      <w:proofErr w:type="spellEnd"/>
-      <w:r>
-        <w:rPr>
-          <w:rFonts w:ascii="SF Pro Display" w:hAnsi="SF Pro Display"/>
-          <w:sz w:val="22"/>
-          <w:szCs w:val="22"/>
-        </w:rPr>
-        <w:t xml:space="preserve"> </w:t>
-      </w:r>
-      <w:proofErr w:type="spellStart"/>
-      <w:r>
-        <w:rPr>
-          <w:rFonts w:ascii="SF Pro Display" w:hAnsi="SF Pro Display"/>
-          <w:sz w:val="22"/>
-          <w:szCs w:val="22"/>
-        </w:rPr>
-        <w:t>браузер</w:t>
-      </w:r>
-      <w:proofErr w:type="spellEnd"/>
-      <w:r>
-        <w:rPr>
-          <w:rFonts w:ascii="SF Pro Display" w:hAnsi="SF Pro Display"/>
-          <w:sz w:val="22"/>
-          <w:szCs w:val="22"/>
-        </w:rPr>
-        <w:t>.</w:t>
-      </w:r>
-    </w:p>
-    <w:p>
-      <w:pPr>
-        <w:pStyle w:val="ListParagraph"/>
-        <w:numPr>
-          <w:ilvl w:val="0"/>
-          <w:numId w:val="2"/>
-        </w:numPr>
-        <w:spacing w:after="80" w:line="276" w:lineRule="auto"/>
-        <w:rPr>
-          <w:rFonts w:ascii="SF Pro Display" w:hAnsi="SF Pro Display"/>
-          <w:lang w:val="ru-RU"/>
-        </w:rPr>
-      </w:pPr>
-      <w:r>
-        <w:rPr>
-          <w:rFonts w:ascii="SF Pro Display" w:hAnsi="SF Pro Display"/>
           <w:sz w:val="22"/>
           <w:szCs w:val="22"/>
           <w:lang w:val="ru-RU"/>
@@ -6535,13 +5585,11 @@
         </w:numPr>
         <w:spacing w:after="80" w:line="276" w:lineRule="auto"/>
         <w:rPr>
-          <w:rFonts w:ascii="SF Pro Display" w:hAnsi="SF Pro Display"/>
           <w:lang w:val="ru-RU"/>
         </w:rPr>
       </w:pPr>
       <w:r>
         <w:rPr>
-          <w:rFonts w:ascii="SF Pro Display" w:hAnsi="SF Pro Display"/>
           <w:sz w:val="22"/>
           <w:szCs w:val="22"/>
           <w:lang w:val="ru-RU"/>
@@ -6557,13 +5605,9 @@
           <w:numId w:val="2"/>
         </w:numPr>
         <w:spacing w:after="80" w:line="276" w:lineRule="auto"/>
-        <w:rPr>
-          <w:rFonts w:ascii="SF Pro Display" w:hAnsi="SF Pro Display"/>
-        </w:rPr>
       </w:pPr>
       <w:r>
         <w:rPr>
-          <w:rFonts w:ascii="SF Pro Display" w:hAnsi="SF Pro Display"/>
           <w:sz w:val="22"/>
           <w:szCs w:val="22"/>
           <w:lang w:val="ru-RU"/>
@@ -6573,7 +5617,6 @@
       <w:proofErr w:type="spellStart"/>
       <w:r>
         <w:rPr>
-          <w:rFonts w:ascii="SF Pro Display" w:hAnsi="SF Pro Display"/>
           <w:sz w:val="22"/>
           <w:szCs w:val="22"/>
         </w:rPr>
@@ -6582,7 +5625,6 @@
       <w:proofErr w:type="spellEnd"/>
       <w:r>
         <w:rPr>
-          <w:rFonts w:ascii="SF Pro Display" w:hAnsi="SF Pro Display"/>
           <w:sz w:val="22"/>
           <w:szCs w:val="22"/>
         </w:rPr>
@@ -6591,7 +5633,6 @@
       <w:proofErr w:type="spellStart"/>
       <w:r>
         <w:rPr>
-          <w:rFonts w:ascii="SF Pro Display" w:hAnsi="SF Pro Display"/>
           <w:sz w:val="22"/>
           <w:szCs w:val="22"/>
         </w:rPr>
@@ -6600,7 +5641,6 @@
       <w:proofErr w:type="spellEnd"/>
       <w:r>
         <w:rPr>
-          <w:rFonts w:ascii="SF Pro Display" w:hAnsi="SF Pro Display"/>
           <w:sz w:val="22"/>
           <w:szCs w:val="22"/>
         </w:rPr>
@@ -6609,7 +5649,6 @@
       <w:proofErr w:type="spellStart"/>
       <w:r>
         <w:rPr>
-          <w:rFonts w:ascii="SF Pro Display" w:hAnsi="SF Pro Display"/>
           <w:sz w:val="22"/>
           <w:szCs w:val="22"/>
         </w:rPr>
@@ -6618,7 +5657,6 @@
       <w:proofErr w:type="spellEnd"/>
       <w:r>
         <w:rPr>
-          <w:rFonts w:ascii="SF Pro Display" w:hAnsi="SF Pro Display"/>
           <w:sz w:val="22"/>
           <w:szCs w:val="22"/>
         </w:rPr>
@@ -6627,7 +5665,6 @@
       <w:proofErr w:type="spellStart"/>
       <w:r>
         <w:rPr>
-          <w:rFonts w:ascii="SF Pro Display" w:hAnsi="SF Pro Display"/>
           <w:sz w:val="22"/>
           <w:szCs w:val="22"/>
         </w:rPr>
@@ -6636,7 +5673,6 @@
       <w:proofErr w:type="spellEnd"/>
       <w:r>
         <w:rPr>
-          <w:rFonts w:ascii="SF Pro Display" w:hAnsi="SF Pro Display"/>
           <w:sz w:val="22"/>
           <w:szCs w:val="22"/>
         </w:rPr>
@@ -6645,7 +5681,6 @@
       <w:proofErr w:type="spellStart"/>
       <w:r>
         <w:rPr>
-          <w:rFonts w:ascii="SF Pro Display" w:hAnsi="SF Pro Display"/>
           <w:sz w:val="22"/>
           <w:szCs w:val="22"/>
         </w:rPr>
@@ -6654,7 +5689,6 @@
       <w:proofErr w:type="spellEnd"/>
       <w:r>
         <w:rPr>
-          <w:rFonts w:ascii="SF Pro Display" w:hAnsi="SF Pro Display"/>
           <w:sz w:val="22"/>
           <w:szCs w:val="22"/>
         </w:rPr>
@@ -6663,7 +5697,6 @@
       <w:proofErr w:type="spellStart"/>
       <w:r>
         <w:rPr>
-          <w:rFonts w:ascii="SF Pro Display" w:hAnsi="SF Pro Display"/>
           <w:sz w:val="22"/>
           <w:szCs w:val="22"/>
         </w:rPr>
@@ -6672,7 +5705,6 @@
       <w:proofErr w:type="spellEnd"/>
       <w:r>
         <w:rPr>
-          <w:rFonts w:ascii="SF Pro Display" w:hAnsi="SF Pro Display"/>
           <w:sz w:val="22"/>
           <w:szCs w:val="22"/>
         </w:rPr>
@@ -6681,7 +5713,6 @@
       <w:proofErr w:type="spellStart"/>
       <w:r>
         <w:rPr>
-          <w:rFonts w:ascii="SF Pro Display" w:hAnsi="SF Pro Display"/>
           <w:sz w:val="22"/>
           <w:szCs w:val="22"/>
         </w:rPr>
@@ -6690,7 +5721,6 @@
       <w:proofErr w:type="spellEnd"/>
       <w:r>
         <w:rPr>
-          <w:rFonts w:ascii="SF Pro Display" w:hAnsi="SF Pro Display"/>
           <w:sz w:val="22"/>
           <w:szCs w:val="22"/>
         </w:rPr>
@@ -6699,7 +5729,6 @@
       <w:proofErr w:type="spellStart"/>
       <w:r>
         <w:rPr>
-          <w:rFonts w:ascii="SF Pro Display" w:hAnsi="SF Pro Display"/>
           <w:sz w:val="22"/>
           <w:szCs w:val="22"/>
         </w:rPr>
@@ -6708,7 +5737,6 @@
       <w:proofErr w:type="spellEnd"/>
       <w:r>
         <w:rPr>
-          <w:rFonts w:ascii="SF Pro Display" w:hAnsi="SF Pro Display"/>
           <w:sz w:val="22"/>
           <w:szCs w:val="22"/>
         </w:rPr>
@@ -6718,8 +5746,691 @@
     <w:p>
       <w:pPr>
         <w:spacing w:after="120"/>
-        <w:rPr>
-          <w:rFonts w:ascii="SF Pro Display" w:hAnsi="SF Pro Display"/>
+      </w:pPr>
+    </w:p>
+    <w:p>
+      <w:pPr>
+        <w:pStyle w:val="Heading1"/>
+        <w:spacing w:before="340" w:after="170"/>
+        <w:rPr>
+          <w:lang w:val="ru-RU"/>
+        </w:rPr>
+      </w:pPr>
+      <w:r>
+        <w:rPr>
+          <w:rFonts w:ascii="Arial" w:eastAsia="Arial" w:hAnsi="Arial" w:cs="Arial"/>
+          <w:b/>
+          <w:bCs/>
+          <w:color w:val="1F3A5F"/>
+          <w:sz w:val="28"/>
+          <w:szCs w:val="28"/>
+          <w:lang w:val="ru-RU"/>
+        </w:rPr>
+        <w:t>6. Запрашиваемое дополнение — чтение из тестового контура АСУ</w:t>
+      </w:r>
+      <w:r>
+        <w:rPr>
+          <w:sz w:val="22"/>
+          <w:szCs w:val="22"/>
+          <w:lang w:val="ru-RU"/>
+        </w:rPr>
+        <w:t>.</w:t>
+      </w:r>
+    </w:p>
+    <w:p>
+      <w:pPr>
+        <w:spacing w:after="60"/>
+        <w:rPr>
+          <w:lang w:val="ru-RU"/>
+        </w:rPr>
+      </w:pPr>
+    </w:p>
+    <w:tbl>
+      <w:tblPr>
+        <w:tblW w:w="9600" w:type="dxa"/>
+        <w:tblBorders>
+          <w:top w:val="single" w:sz="4" w:space="0" w:color="BFCEDC"/>
+          <w:left w:val="single" w:sz="4" w:space="0" w:color="BFCEDC"/>
+          <w:bottom w:val="single" w:sz="4" w:space="0" w:color="BFCEDC"/>
+          <w:right w:val="single" w:sz="4" w:space="0" w:color="BFCEDC"/>
+          <w:insideH w:val="single" w:sz="2" w:space="0" w:color="D6E0EA"/>
+          <w:insideV w:val="single" w:sz="2" w:space="0" w:color="D6E0EA"/>
+        </w:tblBorders>
+        <w:tblCellMar>
+          <w:left w:w="10" w:type="dxa"/>
+          <w:right w:w="10" w:type="dxa"/>
+        </w:tblCellMar>
+        <w:tblLook w:val="0000" w:firstRow="0" w:lastRow="0" w:firstColumn="0" w:lastColumn="0" w:noHBand="0" w:noVBand="0"/>
+      </w:tblPr>
+      <w:tblGrid>
+        <w:gridCol w:w="2500"/>
+        <w:gridCol w:w="7100"/>
+      </w:tblGrid>
+      <w:tr>
+        <w:tblPrEx>
+          <w:tblCellMar>
+            <w:top w:w="0" w:type="dxa"/>
+            <w:bottom w:w="0" w:type="dxa"/>
+          </w:tblCellMar>
+        </w:tblPrEx>
+        <w:trPr>
+          <w:tblHeader/>
+        </w:trPr>
+        <w:tc>
+          <w:tcPr>
+            <w:tcW w:w="2500" w:type="dxa"/>
+            <w:shd w:val="clear" w:color="auto" w:fill="E8EEF4"/>
+            <w:tcMar>
+              <w:top w:w="70" w:type="dxa"/>
+              <w:left w:w="110" w:type="dxa"/>
+              <w:bottom w:w="70" w:type="dxa"/>
+              <w:right w:w="110" w:type="dxa"/>
+            </w:tcMar>
+          </w:tcPr>
+          <w:p>
+            <w:pPr>
+              <w:spacing w:after="40" w:line="250" w:lineRule="auto"/>
+            </w:pPr>
+            <w:proofErr w:type="spellStart"/>
+            <w:r>
+              <w:rPr>
+                <w:b/>
+                <w:bCs/>
+                <w:sz w:val="19"/>
+                <w:szCs w:val="19"/>
+              </w:rPr>
+              <w:t>Параметр</w:t>
+            </w:r>
+            <w:proofErr w:type="spellEnd"/>
+          </w:p>
+        </w:tc>
+        <w:tc>
+          <w:tcPr>
+            <w:tcW w:w="7100" w:type="dxa"/>
+            <w:shd w:val="clear" w:color="auto" w:fill="E8EEF4"/>
+            <w:tcMar>
+              <w:top w:w="70" w:type="dxa"/>
+              <w:left w:w="110" w:type="dxa"/>
+              <w:bottom w:w="70" w:type="dxa"/>
+              <w:right w:w="110" w:type="dxa"/>
+            </w:tcMar>
+          </w:tcPr>
+          <w:p>
+            <w:pPr>
+              <w:spacing w:after="40" w:line="250" w:lineRule="auto"/>
+            </w:pPr>
+            <w:proofErr w:type="spellStart"/>
+            <w:r>
+              <w:rPr>
+                <w:b/>
+                <w:bCs/>
+                <w:sz w:val="19"/>
+                <w:szCs w:val="19"/>
+              </w:rPr>
+              <w:t>Значение</w:t>
+            </w:r>
+            <w:proofErr w:type="spellEnd"/>
+          </w:p>
+        </w:tc>
+      </w:tr>
+      <w:tr>
+        <w:tblPrEx>
+          <w:tblCellMar>
+            <w:top w:w="0" w:type="dxa"/>
+            <w:bottom w:w="0" w:type="dxa"/>
+          </w:tblCellMar>
+        </w:tblPrEx>
+        <w:tc>
+          <w:tcPr>
+            <w:tcW w:w="2500" w:type="dxa"/>
+            <w:tcMar>
+              <w:top w:w="70" w:type="dxa"/>
+              <w:left w:w="110" w:type="dxa"/>
+              <w:bottom w:w="70" w:type="dxa"/>
+              <w:right w:w="110" w:type="dxa"/>
+            </w:tcMar>
+          </w:tcPr>
+          <w:p>
+            <w:pPr>
+              <w:spacing w:after="40" w:line="250" w:lineRule="auto"/>
+            </w:pPr>
+            <w:proofErr w:type="spellStart"/>
+            <w:r>
+              <w:rPr>
+                <w:sz w:val="19"/>
+                <w:szCs w:val="19"/>
+              </w:rPr>
+              <w:t>Что</w:t>
+            </w:r>
+            <w:proofErr w:type="spellEnd"/>
+            <w:r>
+              <w:rPr>
+                <w:sz w:val="19"/>
+                <w:szCs w:val="19"/>
+              </w:rPr>
+              <w:t xml:space="preserve"> </w:t>
+            </w:r>
+            <w:proofErr w:type="spellStart"/>
+            <w:r>
+              <w:rPr>
+                <w:sz w:val="19"/>
+                <w:szCs w:val="19"/>
+              </w:rPr>
+              <w:t>читается</w:t>
+            </w:r>
+            <w:proofErr w:type="spellEnd"/>
+          </w:p>
+        </w:tc>
+        <w:tc>
+          <w:tcPr>
+            <w:tcW w:w="7100" w:type="dxa"/>
+            <w:tcMar>
+              <w:top w:w="70" w:type="dxa"/>
+              <w:left w:w="110" w:type="dxa"/>
+              <w:bottom w:w="70" w:type="dxa"/>
+              <w:right w:w="110" w:type="dxa"/>
+            </w:tcMar>
+          </w:tcPr>
+          <w:p>
+            <w:pPr>
+              <w:spacing w:after="40" w:line="250" w:lineRule="auto"/>
+              <w:rPr>
+                <w:lang w:val="ru-RU"/>
+              </w:rPr>
+            </w:pPr>
+            <w:r>
+              <w:rPr>
+                <w:sz w:val="19"/>
+                <w:szCs w:val="19"/>
+                <w:lang w:val="ru-RU"/>
+              </w:rPr>
+              <w:t>Учебный план, дисциплины с часами и формами контроля, компетенции и индикаторы, закрепление дисциплин за кафедрами, справочник подразделений</w:t>
+            </w:r>
+          </w:p>
+        </w:tc>
+      </w:tr>
+      <w:tr>
+        <w:tblPrEx>
+          <w:tblCellMar>
+            <w:top w:w="0" w:type="dxa"/>
+            <w:bottom w:w="0" w:type="dxa"/>
+          </w:tblCellMar>
+        </w:tblPrEx>
+        <w:tc>
+          <w:tcPr>
+            <w:tcW w:w="2500" w:type="dxa"/>
+            <w:shd w:val="clear" w:color="auto" w:fill="F7F9FB"/>
+            <w:tcMar>
+              <w:top w:w="70" w:type="dxa"/>
+              <w:left w:w="110" w:type="dxa"/>
+              <w:bottom w:w="70" w:type="dxa"/>
+              <w:right w:w="110" w:type="dxa"/>
+            </w:tcMar>
+          </w:tcPr>
+          <w:p>
+            <w:pPr>
+              <w:spacing w:after="40" w:line="250" w:lineRule="auto"/>
+            </w:pPr>
+            <w:proofErr w:type="spellStart"/>
+            <w:r>
+              <w:rPr>
+                <w:sz w:val="19"/>
+                <w:szCs w:val="19"/>
+              </w:rPr>
+              <w:t>Направление</w:t>
+            </w:r>
+            <w:proofErr w:type="spellEnd"/>
+          </w:p>
+        </w:tc>
+        <w:tc>
+          <w:tcPr>
+            <w:tcW w:w="7100" w:type="dxa"/>
+            <w:shd w:val="clear" w:color="auto" w:fill="F7F9FB"/>
+            <w:tcMar>
+              <w:top w:w="70" w:type="dxa"/>
+              <w:left w:w="110" w:type="dxa"/>
+              <w:bottom w:w="70" w:type="dxa"/>
+              <w:right w:w="110" w:type="dxa"/>
+            </w:tcMar>
+          </w:tcPr>
+          <w:p>
+            <w:pPr>
+              <w:spacing w:after="40" w:line="250" w:lineRule="auto"/>
+              <w:rPr>
+                <w:lang w:val="ru-RU"/>
+              </w:rPr>
+            </w:pPr>
+            <w:r>
+              <w:rPr>
+                <w:sz w:val="19"/>
+                <w:szCs w:val="19"/>
+                <w:lang w:val="ru-RU"/>
+              </w:rPr>
+              <w:t>Только чтение. Операции, изменяющие данные, не выполняются</w:t>
+            </w:r>
+          </w:p>
+        </w:tc>
+      </w:tr>
+      <w:tr>
+        <w:tblPrEx>
+          <w:tblCellMar>
+            <w:top w:w="0" w:type="dxa"/>
+            <w:bottom w:w="0" w:type="dxa"/>
+          </w:tblCellMar>
+        </w:tblPrEx>
+        <w:tc>
+          <w:tcPr>
+            <w:tcW w:w="2500" w:type="dxa"/>
+            <w:tcMar>
+              <w:top w:w="70" w:type="dxa"/>
+              <w:left w:w="110" w:type="dxa"/>
+              <w:bottom w:w="70" w:type="dxa"/>
+              <w:right w:w="110" w:type="dxa"/>
+            </w:tcMar>
+          </w:tcPr>
+          <w:p>
+            <w:pPr>
+              <w:spacing w:after="40" w:line="250" w:lineRule="auto"/>
+            </w:pPr>
+            <w:proofErr w:type="spellStart"/>
+            <w:r>
+              <w:rPr>
+                <w:sz w:val="19"/>
+                <w:szCs w:val="19"/>
+              </w:rPr>
+              <w:t>Контур</w:t>
+            </w:r>
+            <w:proofErr w:type="spellEnd"/>
+          </w:p>
+        </w:tc>
+        <w:tc>
+          <w:tcPr>
+            <w:tcW w:w="7100" w:type="dxa"/>
+            <w:tcMar>
+              <w:top w:w="70" w:type="dxa"/>
+              <w:left w:w="110" w:type="dxa"/>
+              <w:bottom w:w="70" w:type="dxa"/>
+              <w:right w:w="110" w:type="dxa"/>
+            </w:tcMar>
+          </w:tcPr>
+          <w:p>
+            <w:pPr>
+              <w:spacing w:after="40" w:line="250" w:lineRule="auto"/>
+              <w:rPr>
+                <w:lang w:val="ru-RU"/>
+              </w:rPr>
+            </w:pPr>
+            <w:r>
+              <w:rPr>
+                <w:sz w:val="19"/>
+                <w:szCs w:val="19"/>
+                <w:lang w:val="ru-RU"/>
+              </w:rPr>
+              <w:t>Тестовый. Продуктивная база АСУ не затрагивается</w:t>
+            </w:r>
+          </w:p>
+        </w:tc>
+      </w:tr>
+      <w:tr>
+        <w:tblPrEx>
+          <w:tblCellMar>
+            <w:top w:w="0" w:type="dxa"/>
+            <w:bottom w:w="0" w:type="dxa"/>
+          </w:tblCellMar>
+        </w:tblPrEx>
+        <w:tc>
+          <w:tcPr>
+            <w:tcW w:w="2500" w:type="dxa"/>
+            <w:shd w:val="clear" w:color="auto" w:fill="F7F9FB"/>
+            <w:tcMar>
+              <w:top w:w="70" w:type="dxa"/>
+              <w:left w:w="110" w:type="dxa"/>
+              <w:bottom w:w="70" w:type="dxa"/>
+              <w:right w:w="110" w:type="dxa"/>
+            </w:tcMar>
+          </w:tcPr>
+          <w:p>
+            <w:pPr>
+              <w:spacing w:after="40" w:line="250" w:lineRule="auto"/>
+            </w:pPr>
+            <w:proofErr w:type="spellStart"/>
+            <w:r>
+              <w:rPr>
+                <w:sz w:val="19"/>
+                <w:szCs w:val="19"/>
+              </w:rPr>
+              <w:t>Персональные</w:t>
+            </w:r>
+            <w:proofErr w:type="spellEnd"/>
+            <w:r>
+              <w:rPr>
+                <w:sz w:val="19"/>
+                <w:szCs w:val="19"/>
+              </w:rPr>
+              <w:t xml:space="preserve"> </w:t>
+            </w:r>
+            <w:proofErr w:type="spellStart"/>
+            <w:r>
+              <w:rPr>
+                <w:sz w:val="19"/>
+                <w:szCs w:val="19"/>
+              </w:rPr>
+              <w:t>данные</w:t>
+            </w:r>
+            <w:proofErr w:type="spellEnd"/>
+          </w:p>
+        </w:tc>
+        <w:tc>
+          <w:tcPr>
+            <w:tcW w:w="7100" w:type="dxa"/>
+            <w:shd w:val="clear" w:color="auto" w:fill="F7F9FB"/>
+            <w:tcMar>
+              <w:top w:w="70" w:type="dxa"/>
+              <w:left w:w="110" w:type="dxa"/>
+              <w:bottom w:w="70" w:type="dxa"/>
+              <w:right w:w="110" w:type="dxa"/>
+            </w:tcMar>
+          </w:tcPr>
+          <w:p>
+            <w:pPr>
+              <w:spacing w:after="40" w:line="250" w:lineRule="auto"/>
+              <w:rPr>
+                <w:lang w:val="ru-RU"/>
+              </w:rPr>
+            </w:pPr>
+            <w:r>
+              <w:rPr>
+                <w:sz w:val="19"/>
+                <w:szCs w:val="19"/>
+                <w:lang w:val="ru-RU"/>
+              </w:rPr>
+              <w:t>Не требуются. Обезличенных или тестовых данных достаточно — нужна структура программы, а не сведения о людях</w:t>
+            </w:r>
+          </w:p>
+        </w:tc>
+      </w:tr>
+      <w:tr>
+        <w:tblPrEx>
+          <w:tblCellMar>
+            <w:top w:w="0" w:type="dxa"/>
+            <w:bottom w:w="0" w:type="dxa"/>
+          </w:tblCellMar>
+        </w:tblPrEx>
+        <w:tc>
+          <w:tcPr>
+            <w:tcW w:w="2500" w:type="dxa"/>
+            <w:tcMar>
+              <w:top w:w="70" w:type="dxa"/>
+              <w:left w:w="110" w:type="dxa"/>
+              <w:bottom w:w="70" w:type="dxa"/>
+              <w:right w:w="110" w:type="dxa"/>
+            </w:tcMar>
+          </w:tcPr>
+          <w:p>
+            <w:pPr>
+              <w:spacing w:after="40" w:line="250" w:lineRule="auto"/>
+            </w:pPr>
+            <w:proofErr w:type="spellStart"/>
+            <w:r>
+              <w:rPr>
+                <w:sz w:val="19"/>
+                <w:szCs w:val="19"/>
+              </w:rPr>
+              <w:t>Частота</w:t>
+            </w:r>
+            <w:proofErr w:type="spellEnd"/>
+          </w:p>
+        </w:tc>
+        <w:tc>
+          <w:tcPr>
+            <w:tcW w:w="7100" w:type="dxa"/>
+            <w:tcMar>
+              <w:top w:w="70" w:type="dxa"/>
+              <w:left w:w="110" w:type="dxa"/>
+              <w:bottom w:w="70" w:type="dxa"/>
+              <w:right w:w="110" w:type="dxa"/>
+            </w:tcMar>
+          </w:tcPr>
+          <w:p>
+            <w:pPr>
+              <w:spacing w:after="40" w:line="250" w:lineRule="auto"/>
+              <w:rPr>
+                <w:lang w:val="ru-RU"/>
+              </w:rPr>
+            </w:pPr>
+            <w:r>
+              <w:rPr>
+                <w:sz w:val="19"/>
+                <w:szCs w:val="19"/>
+                <w:lang w:val="ru-RU"/>
+              </w:rPr>
+              <w:t>По умолчанию не чаще одного цикла в сутки, в согласованное окно</w:t>
+            </w:r>
+          </w:p>
+        </w:tc>
+      </w:tr>
+      <w:tr>
+        <w:tblPrEx>
+          <w:tblCellMar>
+            <w:top w:w="0" w:type="dxa"/>
+            <w:bottom w:w="0" w:type="dxa"/>
+          </w:tblCellMar>
+        </w:tblPrEx>
+        <w:tc>
+          <w:tcPr>
+            <w:tcW w:w="2500" w:type="dxa"/>
+            <w:shd w:val="clear" w:color="auto" w:fill="F7F9FB"/>
+            <w:tcMar>
+              <w:top w:w="70" w:type="dxa"/>
+              <w:left w:w="110" w:type="dxa"/>
+              <w:bottom w:w="70" w:type="dxa"/>
+              <w:right w:w="110" w:type="dxa"/>
+            </w:tcMar>
+          </w:tcPr>
+          <w:p>
+            <w:pPr>
+              <w:spacing w:after="40" w:line="250" w:lineRule="auto"/>
+            </w:pPr>
+            <w:proofErr w:type="spellStart"/>
+            <w:r>
+              <w:rPr>
+                <w:sz w:val="19"/>
+                <w:szCs w:val="19"/>
+              </w:rPr>
+              <w:t>Кто</w:t>
+            </w:r>
+            <w:proofErr w:type="spellEnd"/>
+            <w:r>
+              <w:rPr>
+                <w:sz w:val="19"/>
+                <w:szCs w:val="19"/>
+              </w:rPr>
+              <w:t xml:space="preserve"> </w:t>
+            </w:r>
+            <w:proofErr w:type="spellStart"/>
+            <w:r>
+              <w:rPr>
+                <w:sz w:val="19"/>
+                <w:szCs w:val="19"/>
+              </w:rPr>
+              <w:t>инициирует</w:t>
+            </w:r>
+            <w:proofErr w:type="spellEnd"/>
+            <w:r>
+              <w:rPr>
+                <w:sz w:val="19"/>
+                <w:szCs w:val="19"/>
+              </w:rPr>
+              <w:t xml:space="preserve"> </w:t>
+            </w:r>
+            <w:proofErr w:type="spellStart"/>
+            <w:r>
+              <w:rPr>
+                <w:sz w:val="19"/>
+                <w:szCs w:val="19"/>
+              </w:rPr>
+              <w:t>соединение</w:t>
+            </w:r>
+            <w:proofErr w:type="spellEnd"/>
+          </w:p>
+        </w:tc>
+        <w:tc>
+          <w:tcPr>
+            <w:tcW w:w="7100" w:type="dxa"/>
+            <w:shd w:val="clear" w:color="auto" w:fill="F7F9FB"/>
+            <w:tcMar>
+              <w:top w:w="70" w:type="dxa"/>
+              <w:left w:w="110" w:type="dxa"/>
+              <w:bottom w:w="70" w:type="dxa"/>
+              <w:right w:w="110" w:type="dxa"/>
+            </w:tcMar>
+          </w:tcPr>
+          <w:p>
+            <w:pPr>
+              <w:spacing w:after="40" w:line="250" w:lineRule="auto"/>
+              <w:rPr>
+                <w:lang w:val="ru-RU"/>
+              </w:rPr>
+            </w:pPr>
+            <w:r>
+              <w:rPr>
+                <w:sz w:val="19"/>
+                <w:szCs w:val="19"/>
+                <w:lang w:val="ru-RU"/>
+              </w:rPr>
+              <w:t>Определяется выбранным способом обмена. При варианте с выгрузкой в сторону платформы инициатором остаётся университет, и открывать что-либо наружу не требуется</w:t>
+            </w:r>
+          </w:p>
+        </w:tc>
+      </w:tr>
+      <w:tr>
+        <w:tblPrEx>
+          <w:tblCellMar>
+            <w:top w:w="0" w:type="dxa"/>
+            <w:bottom w:w="0" w:type="dxa"/>
+          </w:tblCellMar>
+        </w:tblPrEx>
+        <w:tc>
+          <w:tcPr>
+            <w:tcW w:w="2500" w:type="dxa"/>
+            <w:tcMar>
+              <w:top w:w="70" w:type="dxa"/>
+              <w:left w:w="110" w:type="dxa"/>
+              <w:bottom w:w="70" w:type="dxa"/>
+              <w:right w:w="110" w:type="dxa"/>
+            </w:tcMar>
+          </w:tcPr>
+          <w:p>
+            <w:pPr>
+              <w:spacing w:after="40" w:line="250" w:lineRule="auto"/>
+            </w:pPr>
+            <w:proofErr w:type="spellStart"/>
+            <w:r>
+              <w:rPr>
+                <w:sz w:val="19"/>
+                <w:szCs w:val="19"/>
+              </w:rPr>
+              <w:t>Журналирование</w:t>
+            </w:r>
+            <w:proofErr w:type="spellEnd"/>
+          </w:p>
+        </w:tc>
+        <w:tc>
+          <w:tcPr>
+            <w:tcW w:w="7100" w:type="dxa"/>
+            <w:tcMar>
+              <w:top w:w="70" w:type="dxa"/>
+              <w:left w:w="110" w:type="dxa"/>
+              <w:bottom w:w="70" w:type="dxa"/>
+              <w:right w:w="110" w:type="dxa"/>
+            </w:tcMar>
+          </w:tcPr>
+          <w:p>
+            <w:pPr>
+              <w:spacing w:after="40" w:line="250" w:lineRule="auto"/>
+              <w:rPr>
+                <w:lang w:val="ru-RU"/>
+              </w:rPr>
+            </w:pPr>
+            <w:r>
+              <w:rPr>
+                <w:sz w:val="19"/>
+                <w:szCs w:val="19"/>
+                <w:lang w:val="ru-RU"/>
+              </w:rPr>
+              <w:t>Все обращения фиксируются на стороне платформы, журнал предоставляется по запросу</w:t>
+            </w:r>
+          </w:p>
+        </w:tc>
+      </w:tr>
+      <w:tr>
+        <w:tblPrEx>
+          <w:tblCellMar>
+            <w:top w:w="0" w:type="dxa"/>
+            <w:bottom w:w="0" w:type="dxa"/>
+          </w:tblCellMar>
+        </w:tblPrEx>
+        <w:tc>
+          <w:tcPr>
+            <w:tcW w:w="2500" w:type="dxa"/>
+            <w:shd w:val="clear" w:color="auto" w:fill="F7F9FB"/>
+            <w:tcMar>
+              <w:top w:w="70" w:type="dxa"/>
+              <w:left w:w="110" w:type="dxa"/>
+              <w:bottom w:w="70" w:type="dxa"/>
+              <w:right w:w="110" w:type="dxa"/>
+            </w:tcMar>
+          </w:tcPr>
+          <w:p>
+            <w:pPr>
+              <w:spacing w:after="40" w:line="250" w:lineRule="auto"/>
+            </w:pPr>
+            <w:proofErr w:type="spellStart"/>
+            <w:r>
+              <w:rPr>
+                <w:sz w:val="19"/>
+                <w:szCs w:val="19"/>
+              </w:rPr>
+              <w:t>Срок</w:t>
+            </w:r>
+            <w:proofErr w:type="spellEnd"/>
+          </w:p>
+        </w:tc>
+        <w:tc>
+          <w:tcPr>
+            <w:tcW w:w="7100" w:type="dxa"/>
+            <w:shd w:val="clear" w:color="auto" w:fill="F7F9FB"/>
+            <w:tcMar>
+              <w:top w:w="70" w:type="dxa"/>
+              <w:left w:w="110" w:type="dxa"/>
+              <w:bottom w:w="70" w:type="dxa"/>
+              <w:right w:w="110" w:type="dxa"/>
+            </w:tcMar>
+          </w:tcPr>
+          <w:p>
+            <w:pPr>
+              <w:spacing w:after="40" w:line="250" w:lineRule="auto"/>
+              <w:rPr>
+                <w:lang w:val="ru-RU"/>
+              </w:rPr>
+            </w:pPr>
+            <w:r>
+              <w:rPr>
+                <w:sz w:val="19"/>
+                <w:szCs w:val="19"/>
+                <w:lang w:val="ru-RU"/>
+              </w:rPr>
+              <w:t>Ограниченный, с датой окончания. По завершении доступ отзывается, тестовые данные удаляются с подтверждением</w:t>
+            </w:r>
+          </w:p>
+        </w:tc>
+      </w:tr>
+    </w:tbl>
+    <w:p>
+      <w:pPr>
+        <w:spacing w:after="120"/>
+        <w:rPr>
+          <w:lang w:val="ru-RU"/>
         </w:rPr>
       </w:pPr>
     </w:p>
@@ -6727,13 +6438,35 @@
       <w:pPr>
         <w:spacing w:after="120" w:line="276" w:lineRule="auto"/>
         <w:rPr>
-          <w:rFonts w:ascii="SF Pro Display" w:hAnsi="SF Pro Display"/>
           <w:lang w:val="ru-RU"/>
         </w:rPr>
       </w:pPr>
       <w:r>
         <w:rPr>
-          <w:rFonts w:ascii="SF Pro Display" w:hAnsi="SF Pro Display"/>
+          <w:sz w:val="22"/>
+          <w:szCs w:val="22"/>
+          <w:lang w:val="ru-RU"/>
+        </w:rPr>
+        <w:t>Способы обмена, любой из которых подходит, и детальный перечень сущностей — в документе «Интеграционный паспорт», раздел 7.</w:t>
+      </w:r>
+    </w:p>
+    <w:p>
+      <w:pPr>
+        <w:spacing w:after="120"/>
+        <w:rPr>
+          <w:lang w:val="ru-RU"/>
+        </w:rPr>
+      </w:pPr>
+    </w:p>
+    <w:p>
+      <w:pPr>
+        <w:spacing w:after="120" w:line="276" w:lineRule="auto"/>
+        <w:rPr>
+          <w:lang w:val="ru-RU"/>
+        </w:rPr>
+      </w:pPr>
+      <w:r>
+        <w:rPr>
           <w:color w:val="5A5A5A"/>
           <w:sz w:val="19"/>
           <w:szCs w:val="19"/>
@@ -6743,7 +6476,6 @@
       </w:r>
       <w:r>
         <w:rPr>
-          <w:rFonts w:ascii="SF Pro Display" w:hAnsi="SF Pro Display"/>
           <w:color w:val="5A5A5A"/>
           <w:sz w:val="19"/>
           <w:szCs w:val="19"/>
@@ -6752,7 +6484,6 @@
       </w:r>
       <w:r>
         <w:rPr>
-          <w:rFonts w:ascii="SF Pro Display" w:hAnsi="SF Pro Display"/>
           <w:color w:val="5A5A5A"/>
           <w:sz w:val="19"/>
           <w:szCs w:val="19"/>
@@ -6763,7 +6494,6 @@
       <w:proofErr w:type="spellStart"/>
       <w:r>
         <w:rPr>
-          <w:rFonts w:ascii="SF Pro Display" w:hAnsi="SF Pro Display"/>
           <w:color w:val="5A5A5A"/>
           <w:sz w:val="19"/>
           <w:szCs w:val="19"/>
@@ -6773,7 +6503,6 @@
       <w:proofErr w:type="spellEnd"/>
       <w:r>
         <w:rPr>
-          <w:rFonts w:ascii="SF Pro Display" w:hAnsi="SF Pro Display"/>
           <w:color w:val="5A5A5A"/>
           <w:sz w:val="19"/>
           <w:szCs w:val="19"/>
@@ -6784,7 +6513,6 @@
       <w:proofErr w:type="spellStart"/>
       <w:r>
         <w:rPr>
-          <w:rFonts w:ascii="SF Pro Display" w:hAnsi="SF Pro Display"/>
           <w:color w:val="5A5A5A"/>
           <w:sz w:val="19"/>
           <w:szCs w:val="19"/>
@@ -6794,7 +6522,6 @@
       <w:proofErr w:type="spellEnd"/>
       <w:r>
         <w:rPr>
-          <w:rFonts w:ascii="SF Pro Display" w:hAnsi="SF Pro Display"/>
           <w:color w:val="5A5A5A"/>
           <w:sz w:val="19"/>
           <w:szCs w:val="19"/>
@@ -6804,7 +6531,6 @@
       </w:r>
       <w:r>
         <w:rPr>
-          <w:rFonts w:ascii="SF Pro Display" w:hAnsi="SF Pro Display"/>
           <w:color w:val="5A5A5A"/>
           <w:sz w:val="19"/>
           <w:szCs w:val="19"/>
@@ -6813,7 +6539,6 @@
       </w:r>
       <w:r>
         <w:rPr>
-          <w:rFonts w:ascii="SF Pro Display" w:hAnsi="SF Pro Display"/>
           <w:color w:val="5A5A5A"/>
           <w:sz w:val="19"/>
           <w:szCs w:val="19"/>
@@ -6824,7 +6549,6 @@
       <w:proofErr w:type="spellStart"/>
       <w:r>
         <w:rPr>
-          <w:rFonts w:ascii="SF Pro Display" w:hAnsi="SF Pro Display"/>
           <w:color w:val="5A5A5A"/>
           <w:sz w:val="19"/>
           <w:szCs w:val="19"/>
@@ -6834,7 +6558,6 @@
       <w:proofErr w:type="spellEnd"/>
       <w:r>
         <w:rPr>
-          <w:rFonts w:ascii="SF Pro Display" w:hAnsi="SF Pro Display"/>
           <w:color w:val="5A5A5A"/>
           <w:sz w:val="19"/>
           <w:szCs w:val="19"/>
@@ -6845,7 +6568,6 @@
       <w:proofErr w:type="spellStart"/>
       <w:r>
         <w:rPr>
-          <w:rFonts w:ascii="SF Pro Display" w:hAnsi="SF Pro Display"/>
           <w:color w:val="5A5A5A"/>
           <w:sz w:val="19"/>
           <w:szCs w:val="19"/>
@@ -6971,118 +6693,10 @@
 <file path=word/numbering.xml><?xml version="1.0" encoding="utf-8"?>
 <w:numbering xmlns:wpc="http://schemas.microsoft.com/office/word/2010/wordprocessingCanvas" xmlns:cx="http://schemas.microsoft.com/office/drawing/2014/chartex" xmlns:cx1="http://schemas.microsoft.com/office/drawing/2015/9/8/chartex" xmlns:cx2="http://schemas.microsoft.com/office/drawing/2015/10/21/chartex" xmlns:cx3="http://schemas.microsoft.com/office/drawing/2016/5/9/chartex" xmlns:cx4="http://schemas.microsoft.com/office/drawing/2016/5/10/chartex" xmlns:cx5="http://schemas.microsoft.com/office/drawing/2016/5/11/chartex" xmlns:cx6="http://schemas.microsoft.com/office/drawing/2016/5/12/chartex" xmlns:cx7="http://schemas.microsoft.com/office/drawing/2016/5/13/chartex" xmlns:cx8="http://schemas.microsoft.com/office/drawing/2016/5/14/chartex" xmlns:mc="http://schemas.openxmlformats.org/markup-compatibility/2006" xmlns:aink="http://schemas.microsoft.com/office/drawing/2016/ink" xmlns:am3d="http://schemas.microsoft.com/office/drawing/2017/model3d" xmlns:o="urn:schemas-microsoft-com:office:office" xmlns:oel="http://schemas.microsoft.com/office/2019/extlst" xmlns:r="http://schemas.openxmlformats.org/officeDocument/2006/relationships" xmlns:m="http://schemas.openxmlformats.org/officeDocument/2006/math" xmlns:v="urn:schemas-microsoft-com:vml" xmlns:wp14="http://schemas.microsoft.com/office/word/2010/wordprocessingDrawing" xmlns:wp="http://schemas.openxmlformats.org/drawingml/2006/wordprocessingDrawing" xmlns:w10="urn:schemas-microsoft-com:office:word" xmlns:w="http://schemas.openxmlformats.org/wordprocessingml/2006/main" xmlns:w14="http://schemas.microsoft.com/office/word/2010/wordml" xmlns:w15="http://schemas.microsoft.com/office/word/2012/wordml" xmlns:w16cex="http://schemas.microsoft.com/office/word/2018/wordml/cex" xmlns:w16cid="http://schemas.microsoft.com/office/word/2016/wordml/cid" xmlns:w16="http://schemas.microsoft.com/office/word/2018/wordml" xmlns:w16sdtdh="http://schemas.microsoft.com/office/word/2020/wordml/sdtdatahash" xmlns:w16se="http://schemas.microsoft.com/office/word/2015/wordml/symex" xmlns:wpg="http://schemas.microsoft.com/office/word/2010/wordprocessingGroup" xmlns:wpi="http://schemas.microsoft.com/office/word/2010/wordprocessingInk" xmlns:wne="http://schemas.microsoft.com/office/word/2006/wordml" xmlns:wps="http://schemas.microsoft.com/office/word/2010/wordprocessingShape" mc:Ignorable="w14 w15 w16se w16cid w16 w16cex w16sdtdh wp14">
   <w:abstractNum w:abstractNumId="0" w15:restartNumberingAfterBreak="0">
-    <w:nsid w:val="024C4393"/>
+    <w:nsid w:val="03E34245"/>
     <w:multiLevelType w:val="hybridMultilevel"/>
-    <w:tmpl w:val="2FA2B1C4"/>
-    <w:lvl w:ilvl="0" w:tplc="57B65980">
-      <w:start w:val="1"/>
-      <w:numFmt w:val="bullet"/>
-      <w:lvlText w:val="—"/>
-      <w:lvlJc w:val="left"/>
-      <w:pPr>
-        <w:ind w:left="400" w:hanging="260"/>
-      </w:pPr>
-    </w:lvl>
-    <w:lvl w:ilvl="1" w:tplc="DF205ED2">
-      <w:numFmt w:val="decimal"/>
-      <w:lvlText w:val=""/>
-      <w:lvlJc w:val="left"/>
-    </w:lvl>
-    <w:lvl w:ilvl="2" w:tplc="218AF08C">
-      <w:numFmt w:val="decimal"/>
-      <w:lvlText w:val=""/>
-      <w:lvlJc w:val="left"/>
-    </w:lvl>
-    <w:lvl w:ilvl="3" w:tplc="B2A04974">
-      <w:numFmt w:val="decimal"/>
-      <w:lvlText w:val=""/>
-      <w:lvlJc w:val="left"/>
-    </w:lvl>
-    <w:lvl w:ilvl="4" w:tplc="6C685B3E">
-      <w:numFmt w:val="decimal"/>
-      <w:lvlText w:val=""/>
-      <w:lvlJc w:val="left"/>
-    </w:lvl>
-    <w:lvl w:ilvl="5" w:tplc="E42ABC3C">
-      <w:numFmt w:val="decimal"/>
-      <w:lvlText w:val=""/>
-      <w:lvlJc w:val="left"/>
-    </w:lvl>
-    <w:lvl w:ilvl="6" w:tplc="C71CF4D8">
-      <w:numFmt w:val="decimal"/>
-      <w:lvlText w:val=""/>
-      <w:lvlJc w:val="left"/>
-    </w:lvl>
-    <w:lvl w:ilvl="7" w:tplc="CD6E6D12">
-      <w:numFmt w:val="decimal"/>
-      <w:lvlText w:val=""/>
-      <w:lvlJc w:val="left"/>
-    </w:lvl>
-    <w:lvl w:ilvl="8" w:tplc="CF62865E">
-      <w:numFmt w:val="decimal"/>
-      <w:lvlText w:val=""/>
-      <w:lvlJc w:val="left"/>
-    </w:lvl>
-  </w:abstractNum>
-  <w:abstractNum w:abstractNumId="1" w15:restartNumberingAfterBreak="0">
-    <w:nsid w:val="2E5123C4"/>
-    <w:multiLevelType w:val="hybridMultilevel"/>
-    <w:tmpl w:val="BABA1922"/>
-    <w:lvl w:ilvl="0" w:tplc="89888C8C">
-      <w:start w:val="1"/>
-      <w:numFmt w:val="decimal"/>
-      <w:lvlText w:val="%1."/>
-      <w:lvlJc w:val="left"/>
-      <w:pPr>
-        <w:ind w:left="400" w:hanging="260"/>
-      </w:pPr>
-    </w:lvl>
-    <w:lvl w:ilvl="1" w:tplc="65A4B21E">
-      <w:numFmt w:val="decimal"/>
-      <w:lvlText w:val=""/>
-      <w:lvlJc w:val="left"/>
-    </w:lvl>
-    <w:lvl w:ilvl="2" w:tplc="CF9AE9C0">
-      <w:numFmt w:val="decimal"/>
-      <w:lvlText w:val=""/>
-      <w:lvlJc w:val="left"/>
-    </w:lvl>
-    <w:lvl w:ilvl="3" w:tplc="EF40F4C2">
-      <w:numFmt w:val="decimal"/>
-      <w:lvlText w:val=""/>
-      <w:lvlJc w:val="left"/>
-    </w:lvl>
-    <w:lvl w:ilvl="4" w:tplc="70FE1B46">
-      <w:numFmt w:val="decimal"/>
-      <w:lvlText w:val=""/>
-      <w:lvlJc w:val="left"/>
-    </w:lvl>
-    <w:lvl w:ilvl="5" w:tplc="C6AEBA06">
-      <w:numFmt w:val="decimal"/>
-      <w:lvlText w:val=""/>
-      <w:lvlJc w:val="left"/>
-    </w:lvl>
-    <w:lvl w:ilvl="6" w:tplc="F668A598">
-      <w:numFmt w:val="decimal"/>
-      <w:lvlText w:val=""/>
-      <w:lvlJc w:val="left"/>
-    </w:lvl>
-    <w:lvl w:ilvl="7" w:tplc="534883C8">
-      <w:numFmt w:val="decimal"/>
-      <w:lvlText w:val=""/>
-      <w:lvlJc w:val="left"/>
-    </w:lvl>
-    <w:lvl w:ilvl="8" w:tplc="12025E24">
-      <w:numFmt w:val="decimal"/>
-      <w:lvlText w:val=""/>
-      <w:lvlJc w:val="left"/>
-    </w:lvl>
-  </w:abstractNum>
-  <w:abstractNum w:abstractNumId="2" w15:restartNumberingAfterBreak="0">
-    <w:nsid w:val="523C007D"/>
-    <w:multiLevelType w:val="hybridMultilevel"/>
-    <w:tmpl w:val="DDEA18E8"/>
-    <w:lvl w:ilvl="0" w:tplc="046280D8">
+    <w:tmpl w:val="2E668424"/>
+    <w:lvl w:ilvl="0" w:tplc="CF22CD20">
       <w:start w:val="1"/>
       <w:numFmt w:val="bullet"/>
       <w:lvlText w:val="●"/>
@@ -7091,7 +6705,7 @@
         <w:ind w:left="720" w:hanging="360"/>
       </w:pPr>
     </w:lvl>
-    <w:lvl w:ilvl="1" w:tplc="82B031C8">
+    <w:lvl w:ilvl="1" w:tplc="FA4A757C">
       <w:start w:val="1"/>
       <w:numFmt w:val="bullet"/>
       <w:lvlText w:val="○"/>
@@ -7100,7 +6714,7 @@
         <w:ind w:left="1440" w:hanging="360"/>
       </w:pPr>
     </w:lvl>
-    <w:lvl w:ilvl="2" w:tplc="5024D462">
+    <w:lvl w:ilvl="2" w:tplc="A1B6736A">
       <w:start w:val="1"/>
       <w:numFmt w:val="bullet"/>
       <w:lvlText w:val="■"/>
@@ -7109,7 +6723,7 @@
         <w:ind w:left="2160" w:hanging="360"/>
       </w:pPr>
     </w:lvl>
-    <w:lvl w:ilvl="3" w:tplc="635634F6">
+    <w:lvl w:ilvl="3" w:tplc="2D58E150">
       <w:start w:val="1"/>
       <w:numFmt w:val="bullet"/>
       <w:lvlText w:val="●"/>
@@ -7118,7 +6732,7 @@
         <w:ind w:left="2880" w:hanging="360"/>
       </w:pPr>
     </w:lvl>
-    <w:lvl w:ilvl="4" w:tplc="3BFA488A">
+    <w:lvl w:ilvl="4" w:tplc="4B627CCC">
       <w:start w:val="1"/>
       <w:numFmt w:val="bullet"/>
       <w:lvlText w:val="○"/>
@@ -7127,7 +6741,7 @@
         <w:ind w:left="3600" w:hanging="360"/>
       </w:pPr>
     </w:lvl>
-    <w:lvl w:ilvl="5" w:tplc="6AAE3144">
+    <w:lvl w:ilvl="5" w:tplc="06DA2E04">
       <w:start w:val="1"/>
       <w:numFmt w:val="bullet"/>
       <w:lvlText w:val="■"/>
@@ -7136,7 +6750,7 @@
         <w:ind w:left="4320" w:hanging="360"/>
       </w:pPr>
     </w:lvl>
-    <w:lvl w:ilvl="6" w:tplc="517EA7DC">
+    <w:lvl w:ilvl="6" w:tplc="CA386C08">
       <w:start w:val="1"/>
       <w:numFmt w:val="bullet"/>
       <w:lvlText w:val="●"/>
@@ -7145,7 +6759,7 @@
         <w:ind w:left="5040" w:hanging="360"/>
       </w:pPr>
     </w:lvl>
-    <w:lvl w:ilvl="7" w:tplc="45DA24C0">
+    <w:lvl w:ilvl="7" w:tplc="EE40A8EC">
       <w:start w:val="1"/>
       <w:numFmt w:val="bullet"/>
       <w:lvlText w:val="●"/>
@@ -7154,7 +6768,7 @@
         <w:ind w:left="5760" w:hanging="360"/>
       </w:pPr>
     </w:lvl>
-    <w:lvl w:ilvl="8" w:tplc="354C0458">
+    <w:lvl w:ilvl="8" w:tplc="0EAA0836">
       <w:start w:val="1"/>
       <w:numFmt w:val="bullet"/>
       <w:lvlText w:val="●"/>
@@ -7164,14 +6778,122 @@
       </w:pPr>
     </w:lvl>
   </w:abstractNum>
-  <w:num w:numId="1" w16cid:durableId="625241231">
-    <w:abstractNumId w:val="2"/>
+  <w:abstractNum w:abstractNumId="1" w15:restartNumberingAfterBreak="0">
+    <w:nsid w:val="373474B3"/>
+    <w:multiLevelType w:val="hybridMultilevel"/>
+    <w:tmpl w:val="8B0CDE94"/>
+    <w:lvl w:ilvl="0" w:tplc="92C89092">
+      <w:start w:val="1"/>
+      <w:numFmt w:val="decimal"/>
+      <w:lvlText w:val="%1."/>
+      <w:lvlJc w:val="left"/>
+      <w:pPr>
+        <w:ind w:left="400" w:hanging="260"/>
+      </w:pPr>
+    </w:lvl>
+    <w:lvl w:ilvl="1" w:tplc="AF98F3B4">
+      <w:numFmt w:val="decimal"/>
+      <w:lvlText w:val=""/>
+      <w:lvlJc w:val="left"/>
+    </w:lvl>
+    <w:lvl w:ilvl="2" w:tplc="F2E27EF0">
+      <w:numFmt w:val="decimal"/>
+      <w:lvlText w:val=""/>
+      <w:lvlJc w:val="left"/>
+    </w:lvl>
+    <w:lvl w:ilvl="3" w:tplc="56985C2E">
+      <w:numFmt w:val="decimal"/>
+      <w:lvlText w:val=""/>
+      <w:lvlJc w:val="left"/>
+    </w:lvl>
+    <w:lvl w:ilvl="4" w:tplc="E67CA9A4">
+      <w:numFmt w:val="decimal"/>
+      <w:lvlText w:val=""/>
+      <w:lvlJc w:val="left"/>
+    </w:lvl>
+    <w:lvl w:ilvl="5" w:tplc="A2C8515A">
+      <w:numFmt w:val="decimal"/>
+      <w:lvlText w:val=""/>
+      <w:lvlJc w:val="left"/>
+    </w:lvl>
+    <w:lvl w:ilvl="6" w:tplc="69B48492">
+      <w:numFmt w:val="decimal"/>
+      <w:lvlText w:val=""/>
+      <w:lvlJc w:val="left"/>
+    </w:lvl>
+    <w:lvl w:ilvl="7" w:tplc="73E6B654">
+      <w:numFmt w:val="decimal"/>
+      <w:lvlText w:val=""/>
+      <w:lvlJc w:val="left"/>
+    </w:lvl>
+    <w:lvl w:ilvl="8" w:tplc="25407438">
+      <w:numFmt w:val="decimal"/>
+      <w:lvlText w:val=""/>
+      <w:lvlJc w:val="left"/>
+    </w:lvl>
+  </w:abstractNum>
+  <w:abstractNum w:abstractNumId="2" w15:restartNumberingAfterBreak="0">
+    <w:nsid w:val="5DB82658"/>
+    <w:multiLevelType w:val="hybridMultilevel"/>
+    <w:tmpl w:val="76C83522"/>
+    <w:lvl w:ilvl="0" w:tplc="D62A887E">
+      <w:start w:val="1"/>
+      <w:numFmt w:val="bullet"/>
+      <w:lvlText w:val="—"/>
+      <w:lvlJc w:val="left"/>
+      <w:pPr>
+        <w:ind w:left="400" w:hanging="260"/>
+      </w:pPr>
+    </w:lvl>
+    <w:lvl w:ilvl="1" w:tplc="CB5C316A">
+      <w:numFmt w:val="decimal"/>
+      <w:lvlText w:val=""/>
+      <w:lvlJc w:val="left"/>
+    </w:lvl>
+    <w:lvl w:ilvl="2" w:tplc="F5D69FF6">
+      <w:numFmt w:val="decimal"/>
+      <w:lvlText w:val=""/>
+      <w:lvlJc w:val="left"/>
+    </w:lvl>
+    <w:lvl w:ilvl="3" w:tplc="3730AE5A">
+      <w:numFmt w:val="decimal"/>
+      <w:lvlText w:val=""/>
+      <w:lvlJc w:val="left"/>
+    </w:lvl>
+    <w:lvl w:ilvl="4" w:tplc="4F3C3D32">
+      <w:numFmt w:val="decimal"/>
+      <w:lvlText w:val=""/>
+      <w:lvlJc w:val="left"/>
+    </w:lvl>
+    <w:lvl w:ilvl="5" w:tplc="FD8EC03A">
+      <w:numFmt w:val="decimal"/>
+      <w:lvlText w:val=""/>
+      <w:lvlJc w:val="left"/>
+    </w:lvl>
+    <w:lvl w:ilvl="6" w:tplc="E54E60EA">
+      <w:numFmt w:val="decimal"/>
+      <w:lvlText w:val=""/>
+      <w:lvlJc w:val="left"/>
+    </w:lvl>
+    <w:lvl w:ilvl="7" w:tplc="569C0932">
+      <w:numFmt w:val="decimal"/>
+      <w:lvlText w:val=""/>
+      <w:lvlJc w:val="left"/>
+    </w:lvl>
+    <w:lvl w:ilvl="8" w:tplc="29C02B28">
+      <w:numFmt w:val="decimal"/>
+      <w:lvlText w:val=""/>
+      <w:lvlJc w:val="left"/>
+    </w:lvl>
+  </w:abstractNum>
+  <w:num w:numId="1" w16cid:durableId="355810123">
+    <w:abstractNumId w:val="0"/>
     <w:lvlOverride w:ilvl="0">
       <w:startOverride w:val="1"/>
     </w:lvlOverride>
   </w:num>
-  <w:num w:numId="2" w16cid:durableId="811214127">
-    <w:abstractNumId w:val="0"/>
+  <w:num w:numId="2" w16cid:durableId="189607768">
+    <w:abstractNumId w:val="2"/>
     <w:lvlOverride w:ilvl="0">
       <w:startOverride w:val="1"/>
     </w:lvlOverride>
